--- a/poc/paper/paper.docx
+++ b/poc/paper/paper.docx
@@ -340,37 +340,37 @@
         <w:t xml:space="preserve"> </w:t>
       </w:r>
       <w:r>
-        <w:t xml:space="preserve">2 The MIIM assumptions about CPS normal data ·</w:t>
-      </w:r>
-      <w:r>
-        <w:t xml:space="preserve"> </w:t>
-      </w:r>
-      <w:r>
-        <w:t xml:space="preserve">3 Method ·</w:t>
-      </w:r>
-      <w:r>
-        <w:t xml:space="preserve"> </w:t>
-      </w:r>
-      <w:r>
-        <w:t xml:space="preserve">4 Experimental methodology ·</w:t>
-      </w:r>
-      <w:r>
-        <w:t xml:space="preserve"> </w:t>
-      </w:r>
-      <w:r>
-        <w:t xml:space="preserve">5 Results ·</w:t>
-      </w:r>
-      <w:r>
-        <w:t xml:space="preserve"> </w:t>
-      </w:r>
-      <w:r>
-        <w:t xml:space="preserve">6 Discussion ·</w:t>
-      </w:r>
-      <w:r>
-        <w:t xml:space="preserve"> </w:t>
-      </w:r>
-      <w:r>
-        <w:t xml:space="preserve">7 Related work ·</w:t>
+        <w:t xml:space="preserve">2 Related work ·</w:t>
+      </w:r>
+      <w:r>
+        <w:t xml:space="preserve"> </w:t>
+      </w:r>
+      <w:r>
+        <w:t xml:space="preserve">3 The MIIM assumptions about CPS normal data ·</w:t>
+      </w:r>
+      <w:r>
+        <w:t xml:space="preserve"> </w:t>
+      </w:r>
+      <w:r>
+        <w:t xml:space="preserve">4 Method ·</w:t>
+      </w:r>
+      <w:r>
+        <w:t xml:space="preserve"> </w:t>
+      </w:r>
+      <w:r>
+        <w:t xml:space="preserve">5 Experimental methodology ·</w:t>
+      </w:r>
+      <w:r>
+        <w:t xml:space="preserve"> </w:t>
+      </w:r>
+      <w:r>
+        <w:t xml:space="preserve">6 Results ·</w:t>
+      </w:r>
+      <w:r>
+        <w:t xml:space="preserve"> </w:t>
+      </w:r>
+      <w:r>
+        <w:t xml:space="preserve">7 Discussion ·</w:t>
       </w:r>
       <w:r>
         <w:t xml:space="preserve"> </w:t>
@@ -642,7 +642,7 @@
         <w:t xml:space="preserve"> </w:t>
       </w:r>
       <w:r>
-        <w:t xml:space="preserve">(§2).</w:t>
+        <w:t xml:space="preserve">(§3).</w:t>
       </w:r>
       <w:r>
         <w:t xml:space="preserve"> </w:t>
@@ -682,7 +682,7 @@
         <w:t xml:space="preserve"> </w:t>
       </w:r>
       <w:r>
-        <w:t xml:space="preserve">(§3).</w:t>
+        <w:t xml:space="preserve">(§4).</w:t>
       </w:r>
       <w:r>
         <w:t xml:space="preserve"> </w:t>
@@ -716,7 +716,7 @@
         <w:t xml:space="preserve"> </w:t>
       </w:r>
       <w:r>
-        <w:t xml:space="preserve">TranAD and GDN, re-computed with the same raw metrics (§4–5). The detector wins the combined</w:t>
+        <w:t xml:space="preserve">TranAD and GDN, re-computed with the same raw metrics (§5–6). The detector wins the combined</w:t>
       </w:r>
       <w:r>
         <w:t xml:space="preserve"> </w:t>
@@ -746,7 +746,7 @@
         <w:t xml:space="preserve"> </w:t>
       </w:r>
       <w:r>
-        <w:t xml:space="preserve">per dataset; several results are single-seed and the best-F1 threshold is an oracle (disclosed in §4). We</w:t>
+        <w:t xml:space="preserve">per dataset; several results are single-seed and the best-F1 threshold is an oracle (disclosed in §5). We</w:t>
       </w:r>
       <w:r>
         <w:t xml:space="preserve"> </w:t>
@@ -756,7 +756,7 @@
       </w:r>
     </w:p>
     <w:bookmarkEnd w:id="10"/>
-    <w:bookmarkStart w:id="11" w:name="Xfdcce8d466a3f0d09792019706ab8acf076f115"/>
+    <w:bookmarkStart w:id="15" w:name="related-work"/>
     <w:p>
       <w:pPr>
         <w:pStyle w:val="Heading2"/>
@@ -765,7 +765,684 @@
         <w:widowControl w:val="1"/>
       </w:pPr>
       <w:r>
-        <w:t xml:space="preserve">2  The MIIM assumptions about CPS normal data</w:t>
+        <w:t xml:space="preserve">2  Related work</w:t>
+      </w:r>
+    </w:p>
+    <w:p>
+      <w:pPr>
+        <w:pStyle w:val="FirstParagraph"/>
+        <w:jc w:val="both"/>
+        <w:keepNext w:val="0"/>
+        <w:keepLines w:val="0"/>
+        <w:widowControl w:val="1"/>
+      </w:pPr>
+      <w:r>
+        <w:t xml:space="preserve">Anomaly detection is the unsupervised or semi-supervised task of flagging departures from a model of normal behaviour, adopted precisely because labelled anomalies are too scarce to train a classifier [</w:t>
+      </w:r>
+      <w:hyperlink w:anchor="r-chandola">
+        <w:r>
+          <w:rPr>
+            <w:rStyle w:val="Hyperlink"/>
+          </w:rPr>
+          <w:t xml:space="preserve">22</w:t>
+        </w:r>
+      </w:hyperlink>
+      <w:r>
+        <w:t xml:space="preserve">, </w:t>
+      </w:r>
+      <w:hyperlink w:anchor="r-pang">
+        <w:r>
+          <w:rPr>
+            <w:rStyle w:val="Hyperlink"/>
+          </w:rPr>
+          <w:t xml:space="preserve">23</w:t>
+        </w:r>
+      </w:hyperlink>
+      <w:r>
+        <w:t xml:space="preserve">, </w:t>
+      </w:r>
+      <w:hyperlink w:anchor="r-ruff">
+        <w:r>
+          <w:rPr>
+            <w:rStyle w:val="Hyperlink"/>
+          </w:rPr>
+          <w:t xml:space="preserve">24</w:t>
+        </w:r>
+      </w:hyperlink>
+      <w:r>
+        <w:t xml:space="preserve">]. On time series it must additionally respect temporal and cross-channel dependence [</w:t>
+      </w:r>
+      <w:hyperlink w:anchor="r-tsreview">
+        <w:r>
+          <w:rPr>
+            <w:rStyle w:val="Hyperlink"/>
+          </w:rPr>
+          <w:t xml:space="preserve">25</w:t>
+        </w:r>
+      </w:hyperlink>
+      <w:r>
+        <w:t xml:space="preserve">], and on cyber-physical and industrial control systems it underpins physics-aware intrusion and fault detection [</w:t>
+      </w:r>
+      <w:hyperlink w:anchor="r-icssurvey">
+        <w:r>
+          <w:rPr>
+            <w:rStyle w:val="Hyperlink"/>
+          </w:rPr>
+          <w:t xml:space="preserve">26</w:t>
+        </w:r>
+      </w:hyperlink>
+      <w:r>
+        <w:t xml:space="preserve">]. LatAD sits squarely in this line: unsupervised, trained on normal only, and specialised to the multimodal structure of cyber-physical normal behaviour.</w:t>
+      </w:r>
+    </w:p>
+    <w:bookmarkStart w:id="11" w:name="Xd79ac398892bc84acd5a01a98e1c3327df498f0"/>
+    <w:p>
+      <w:pPr>
+        <w:pStyle w:val="Heading3"/>
+        <w:keepNext/>
+        <w:keepLines/>
+        <w:widowControl w:val="1"/>
+      </w:pPr>
+      <w:r>
+        <w:t xml:space="preserve">2.1  The illusion of progress in time-series anomaly-detection evaluation</w:t>
+      </w:r>
+    </w:p>
+    <w:p>
+      <w:pPr>
+        <w:pStyle w:val="FirstParagraph"/>
+        <w:jc w:val="both"/>
+        <w:keepNext w:val="0"/>
+        <w:keepLines w:val="0"/>
+        <w:widowControl w:val="1"/>
+      </w:pPr>
+      <w:r>
+        <w:t xml:space="preserve">A line of critical work shows that the standard evaluation of time-series anomaly detection is unreliable.</w:t>
+      </w:r>
+      <w:r>
+        <w:t xml:space="preserve"> </w:t>
+      </w:r>
+      <w:r>
+        <w:t xml:space="preserve">Kim et al. [</w:t>
+      </w:r>
+      <w:hyperlink w:anchor="r-kim">
+        <w:r>
+          <w:rPr>
+            <w:rStyle w:val="Hyperlink"/>
+          </w:rPr>
+          <w:t xml:space="preserve">1</w:t>
+        </w:r>
+      </w:hyperlink>
+      <w:r>
+        <w:t xml:space="preserve">] demonstrate that the ubiquitous</w:t>
+      </w:r>
+      <w:r>
+        <w:t xml:space="preserve"> </w:t>
+      </w:r>
+      <w:r>
+        <w:rPr>
+          <w:i/>
+          <w:iCs/>
+        </w:rPr>
+        <w:t xml:space="preserve">point-adjustment</w:t>
+      </w:r>
+      <w:r>
+        <w:t xml:space="preserve"> </w:t>
+      </w:r>
+      <w:r>
+        <w:t xml:space="preserve">protocol</w:t>
+      </w:r>
+      <w:r>
+        <w:t xml:space="preserve"> </w:t>
+      </w:r>
+      <w:r>
+        <w:t xml:space="preserve">(marking an entire ground-truth anomaly segment as detected if any single point in it is flagged) inflates</w:t>
+      </w:r>
+      <w:r>
+        <w:t xml:space="preserve"> </w:t>
+      </w:r>
+      <w:r>
+        <w:t xml:space="preserve">F1 so drastically that a</w:t>
+      </w:r>
+      <w:r>
+        <w:t xml:space="preserve"> </w:t>
+      </w:r>
+      <w:r>
+        <w:rPr>
+          <w:i/>
+          <w:iCs/>
+        </w:rPr>
+        <w:t xml:space="preserve">random</w:t>
+      </w:r>
+      <w:r>
+        <w:t xml:space="preserve"> </w:t>
+      </w:r>
+      <w:r>
+        <w:t xml:space="preserve">anomaly score achieves higher point-adjusted F1 than every state-of-the-art</w:t>
+      </w:r>
+      <w:r>
+        <w:t xml:space="preserve"> </w:t>
+      </w:r>
+      <w:r>
+        <w:t xml:space="preserve">model on SWaT and WADI. Garg et al. [</w:t>
+      </w:r>
+      <w:hyperlink w:anchor="r-garg">
+        <w:r>
+          <w:rPr>
+            <w:rStyle w:val="Hyperlink"/>
+          </w:rPr>
+          <w:t xml:space="preserve">2</w:t>
+        </w:r>
+      </w:hyperlink>
+      <w:r>
+        <w:t xml:space="preserve">] independently reproduce this inflation and show</w:t>
+      </w:r>
+      <w:r>
+        <w:t xml:space="preserve"> </w:t>
+      </w:r>
+      <w:r>
+        <w:t xml:space="preserve">that simple baselines (PCA, channel-wise autoencoders) beat elaborate deep models once metrics are made rigorous,</w:t>
+      </w:r>
+      <w:r>
+        <w:t xml:space="preserve"> </w:t>
+      </w:r>
+      <w:r>
+        <w:t xml:space="preserve">and that deep methods often fail to detect even simple anomalies. Doshi et al. [</w:t>
+      </w:r>
+      <w:hyperlink w:anchor="r-doshi">
+        <w:r>
+          <w:rPr>
+            <w:rStyle w:val="Hyperlink"/>
+          </w:rPr>
+          <w:t xml:space="preserve">4</w:t>
+        </w:r>
+      </w:hyperlink>
+      <w:r>
+        <w:t xml:space="preserve">]</w:t>
+      </w:r>
+      <w:r>
+        <w:t xml:space="preserve"> </w:t>
+      </w:r>
+      <w:r>
+        <w:t xml:space="preserve">diagnose the point-adjustment reward structure and propose a rectified evaluation. The critique now spans metrics and benchmarks alike. Wu and Keogh</w:t>
+      </w:r>
+      <w:r>
+        <w:t xml:space="preserve"> </w:t>
+      </w:r>
+      <w:r>
+        <w:t xml:space="preserve">[</w:t>
+      </w:r>
+      <w:hyperlink w:anchor="r-wukeogh">
+        <w:r>
+          <w:rPr>
+            <w:rStyle w:val="Hyperlink"/>
+          </w:rPr>
+          <w:t xml:space="preserve">3</w:t>
+        </w:r>
+      </w:hyperlink>
+      <w:r>
+        <w:t xml:space="preserve">] argue that many popular benchmarks are flawed (triviality, mislabelling and</w:t>
+      </w:r>
+      <w:r>
+        <w:t xml:space="preserve"> </w:t>
+      </w:r>
+      <w:r>
+        <w:t xml:space="preserve">unrealistic anomaly density) creating an illusion of progress; and a recent benchmark analysis</w:t>
+      </w:r>
+      <w:r>
+        <w:t xml:space="preserve"> </w:t>
+      </w:r>
+      <w:r>
+        <w:t xml:space="preserve">[</w:t>
+      </w:r>
+      <w:hyperlink w:anchor="r-univar">
+        <w:r>
+          <w:rPr>
+            <w:rStyle w:val="Hyperlink"/>
+          </w:rPr>
+          <w:t xml:space="preserve">5</w:t>
+        </w:r>
+      </w:hyperlink>
+      <w:r>
+        <w:t xml:space="preserve">] finds that anomaly segments in multivariate CPS benchmarks are mostly univariate</w:t>
+      </w:r>
+      <w:r>
+        <w:t xml:space="preserve"> </w:t>
+      </w:r>
+      <w:r>
+        <w:t xml:space="preserve">(SWaT and WADI sit among the datasets whose anomalies deviate univariately on close to all timesteps, with no</w:t>
+      </w:r>
+      <w:r>
+        <w:t xml:space="preserve"> </w:t>
+      </w:r>
+      <w:r>
+        <w:t xml:space="preserve">long cross-channel-only segments), so a flat univariate model matches channel-dependent deep detectors.</w:t>
+      </w:r>
+    </w:p>
+    <w:p>
+      <w:pPr>
+        <w:pStyle w:val="BodyText"/>
+        <w:jc w:val="both"/>
+        <w:keepNext w:val="0"/>
+        <w:keepLines w:val="0"/>
+        <w:widowControl w:val="1"/>
+      </w:pPr>
+      <w:r>
+        <w:t xml:space="preserve">A parallel critique targets the dominant scoring mechanism itself. Reconstruction-based detectors assume that a model trained to reconstruct normal data reconstructs anomalies worse; Bouman and Heskes [</w:t>
+      </w:r>
+      <w:hyperlink w:anchor="r-bouman">
+        <w:r>
+          <w:rPr>
+            <w:rStyle w:val="Hyperlink"/>
+          </w:rPr>
+          <w:t xml:space="preserve">16</w:t>
+        </w:r>
+      </w:hyperlink>
+      <w:r>
+        <w:t xml:space="preserve">] show this assumption is unreliable, because anomalies lying far from normal data can be reconstructed perfectly in practice, and Gong et al. [</w:t>
+      </w:r>
+      <w:hyperlink w:anchor="r-memae">
+        <w:r>
+          <w:rPr>
+            <w:rStyle w:val="Hyperlink"/>
+          </w:rPr>
+          <w:t xml:space="preserve">17</w:t>
+        </w:r>
+      </w:hyperlink>
+      <w:r>
+        <w:t xml:space="preserve">] earlier showed that a deep autoencoder generalises well enough to rebuild anomalies and miss them. This is the theoretical counterpart of our Table 2 result that the reconstruction residual is at or below chance on correlation-break faults, and it motivates scoring in a clustered latent rather than through a reconstruction residual. A position paper by Sarfraz et al. [</w:t>
+      </w:r>
+      <w:hyperlink w:anchor="r-sarfraz">
+        <w:r>
+          <w:rPr>
+            <w:rStyle w:val="Hyperlink"/>
+          </w:rPr>
+          <w:t xml:space="preserve">18</w:t>
+        </w:r>
+      </w:hyperlink>
+      <w:r>
+        <w:t xml:space="preserve">] draws the two threads together, characterising the field as plagued by flawed evaluation metrics, inconsistent benchmarking, and unjustified design choices, and showing that state-of-the-art deep detectors effectively learn linear mappings that simple baselines reproduce; Wagner et al. [</w:t>
+      </w:r>
+      <w:hyperlink w:anchor="r-timesead">
+        <w:r>
+          <w:rPr>
+            <w:rStyle w:val="Hyperlink"/>
+          </w:rPr>
+          <w:t xml:space="preserve">19</w:t>
+        </w:r>
+      </w:hyperlink>
+      <w:r>
+        <w:t xml:space="preserve">] re-audit the widely used multivariate benchmarks, discard the ones with erroneous labels, and note the absence of any standard evaluation metric.</w:t>
+      </w:r>
+    </w:p>
+    <w:p>
+      <w:pPr>
+        <w:pStyle w:val="BodyText"/>
+        <w:jc w:val="both"/>
+        <w:keepNext w:val="0"/>
+        <w:keepLines w:val="0"/>
+        <w:widowControl w:val="1"/>
+      </w:pPr>
+      <w:r>
+        <w:t xml:space="preserve">LatAD responds to these critiques directly. We report</w:t>
+      </w:r>
+      <w:r>
+        <w:t xml:space="preserve"> </w:t>
+      </w:r>
+      <w:r>
+        <w:rPr>
+          <w:i/>
+          <w:iCs/>
+        </w:rPr>
+        <w:t xml:space="preserve">raw</w:t>
+      </w:r>
+      <w:r>
+        <w:t xml:space="preserve"> </w:t>
+      </w:r>
+      <w:r>
+        <w:t xml:space="preserve">point-wise AUROC, F1 and FPR with no point</w:t>
+      </w:r>
+      <w:r>
+        <w:t xml:space="preserve"> </w:t>
+      </w:r>
+      <w:r>
+        <w:t xml:space="preserve">adjustment for any method; we stratify by a trivial-detector difficulty split so that the discriminative</w:t>
+      </w:r>
+      <w:r>
+        <w:t xml:space="preserve"> </w:t>
+      </w:r>
+      <w:r>
+        <w:t xml:space="preserve">difficult subset is reported separately from the easy majority that carries headline numbers; we match</w:t>
+      </w:r>
+      <w:r>
+        <w:t xml:space="preserve"> </w:t>
+      </w:r>
+      <w:r>
+        <w:t xml:space="preserve">prevalence before comparing F1 across subsets; and we re-compute the deep SOTA baselines (USAD, TranAD, GDN) with the</w:t>
+      </w:r>
+      <w:r>
+        <w:t xml:space="preserve"> </w:t>
+      </w:r>
+      <w:r>
+        <w:rPr>
+          <w:i/>
+          <w:iCs/>
+        </w:rPr>
+        <w:t xml:space="preserve">same</w:t>
+      </w:r>
+      <w:r>
+        <w:t xml:space="preserve"> </w:t>
+      </w:r>
+      <w:r>
+        <w:t xml:space="preserve">raw metrics rather than quoting their point-adjusted published figures. Under this protocol the</w:t>
+      </w:r>
+      <w:r>
+        <w:t xml:space="preserve"> </w:t>
+      </w:r>
+      <w:r>
+        <w:t xml:space="preserve">SOTA methods lose most of their apparent advantage on the difficult subset, which is exactly the phenomenon the</w:t>
+      </w:r>
+      <w:r>
+        <w:t xml:space="preserve"> </w:t>
+      </w:r>
+      <w:r>
+        <w:t xml:space="preserve">critique predicts.</w:t>
+      </w:r>
+    </w:p>
+    <w:bookmarkEnd w:id="11"/>
+    <w:bookmarkStart w:id="12" w:name="X301c8971cc47a3655bb4e21bc8bb65a2caac9d3"/>
+    <w:p>
+      <w:pPr>
+        <w:pStyle w:val="Heading3"/>
+        <w:keepNext/>
+        <w:keepLines/>
+        <w:widowControl w:val="1"/>
+      </w:pPr>
+      <w:r>
+        <w:t xml:space="preserve">2.2  Latent and clustering models for anomaly detection</w:t>
+      </w:r>
+    </w:p>
+    <w:p>
+      <w:pPr>
+        <w:pStyle w:val="FirstParagraph"/>
+        <w:jc w:val="both"/>
+        <w:keepNext w:val="0"/>
+        <w:keepLines w:val="0"/>
+        <w:widowControl w:val="1"/>
+      </w:pPr>
+      <w:r>
+        <w:t xml:space="preserve">Our representation is Variational Deep Embedding (VaDE) [</w:t>
+      </w:r>
+      <w:hyperlink w:anchor="r-vade">
+        <w:r>
+          <w:rPr>
+            <w:rStyle w:val="Hyperlink"/>
+          </w:rPr>
+          <w:t xml:space="preserve">8</w:t>
+        </w:r>
+      </w:hyperlink>
+      <w:r>
+        <w:t xml:space="preserve">], a VAE with a Gaussian-mixture</w:t>
+      </w:r>
+      <w:r>
+        <w:t xml:space="preserve"> </w:t>
+      </w:r>
+      <w:r>
+        <w:t xml:space="preserve">latent prior that learns representation and clusters jointly. DAGMM [</w:t>
+      </w:r>
+      <w:hyperlink w:anchor="r-dagmm">
+        <w:r>
+          <w:rPr>
+            <w:rStyle w:val="Hyperlink"/>
+          </w:rPr>
+          <w:t xml:space="preserve">9</w:t>
+        </w:r>
+      </w:hyperlink>
+      <w:r>
+        <w:t xml:space="preserve">] similarly couples</w:t>
+      </w:r>
+      <w:r>
+        <w:t xml:space="preserve"> </w:t>
+      </w:r>
+      <w:r>
+        <w:t xml:space="preserve">an autoencoder with a Gaussian-mixture energy for anomaly detection; we borrow its variance-collapse</w:t>
+      </w:r>
+      <w:r>
+        <w:t xml:space="preserve"> </w:t>
+      </w:r>
+      <w:r>
+        <w:t xml:space="preserve">regularisation but find, on these datasets, that scoring against explicit per-mode Gaussians in a jointly learned</w:t>
+      </w:r>
+      <w:r>
+        <w:t xml:space="preserve"> </w:t>
+      </w:r>
+      <w:r>
+        <w:t xml:space="preserve">latent outperforms a learned-Gaussian energy. Our whitened residual uses the Ledoit–Wolf shrinkage</w:t>
+      </w:r>
+      <w:r>
+        <w:t xml:space="preserve"> </w:t>
+      </w:r>
+      <w:r>
+        <w:t xml:space="preserve">covariance estimator [</w:t>
+      </w:r>
+      <w:hyperlink w:anchor="r-lw">
+        <w:r>
+          <w:rPr>
+            <w:rStyle w:val="Hyperlink"/>
+          </w:rPr>
+          <w:t xml:space="preserve">12</w:t>
+        </w:r>
+      </w:hyperlink>
+      <w:r>
+        <w:t xml:space="preserve">]. Classical baselines are Isolation Forest [</w:t>
+      </w:r>
+      <w:hyperlink w:anchor="r-if">
+        <w:r>
+          <w:rPr>
+            <w:rStyle w:val="Hyperlink"/>
+          </w:rPr>
+          <w:t xml:space="preserve">11</w:t>
+        </w:r>
+      </w:hyperlink>
+      <w:r>
+        <w:t xml:space="preserve">] and a deep autoencoder [</w:t>
+      </w:r>
+      <w:hyperlink w:anchor="r-aead">
+        <w:r>
+          <w:rPr>
+            <w:rStyle w:val="Hyperlink"/>
+          </w:rPr>
+          <w:t xml:space="preserve">21</w:t>
+        </w:r>
+      </w:hyperlink>
+      <w:r>
+        <w:t xml:space="preserve">], both fitted on the same window features, together with a trivial per-channel range detector that also defines the easy/difficult split.</w:t>
+      </w:r>
+    </w:p>
+    <w:bookmarkEnd w:id="12"/>
+    <w:bookmarkStart w:id="13" w:name="deep-multivariate-cps-anomaly-detection"/>
+    <w:p>
+      <w:pPr>
+        <w:pStyle w:val="Heading3"/>
+        <w:keepNext/>
+        <w:keepLines/>
+        <w:widowControl w:val="1"/>
+      </w:pPr>
+      <w:r>
+        <w:t xml:space="preserve">2.3  Deep multivariate CPS anomaly detection</w:t>
+      </w:r>
+    </w:p>
+    <w:p>
+      <w:pPr>
+        <w:pStyle w:val="FirstParagraph"/>
+        <w:jc w:val="both"/>
+        <w:keepNext w:val="0"/>
+        <w:keepLines w:val="0"/>
+        <w:widowControl w:val="1"/>
+      </w:pPr>
+      <w:r>
+        <w:t xml:space="preserve">USAD [</w:t>
+      </w:r>
+      <w:hyperlink w:anchor="r-usad">
+        <w:r>
+          <w:rPr>
+            <w:rStyle w:val="Hyperlink"/>
+          </w:rPr>
+          <w:t xml:space="preserve">6</w:t>
+        </w:r>
+      </w:hyperlink>
+      <w:r>
+        <w:t xml:space="preserve">] couples two adversarially trained autoencoders; TranAD [</w:t>
+      </w:r>
+      <w:hyperlink w:anchor="r-tranad">
+        <w:r>
+          <w:rPr>
+            <w:rStyle w:val="Hyperlink"/>
+          </w:rPr>
+          <w:t xml:space="preserve">7</w:t>
+        </w:r>
+      </w:hyperlink>
+      <w:r>
+        <w:t xml:space="preserve">] uses deep transformer networks with adversarial and self-conditioning training; GDN [</w:t>
+      </w:r>
+      <w:hyperlink w:anchor="r-gdn">
+        <w:r>
+          <w:rPr>
+            <w:rStyle w:val="Hyperlink"/>
+          </w:rPr>
+          <w:t xml:space="preserve">10</w:t>
+        </w:r>
+      </w:hyperlink>
+      <w:r>
+        <w:t xml:space="preserve">] learns a graph over channels and detects deviations from learned inter-channel relations.</w:t>
+      </w:r>
+      <w:r>
+        <w:t xml:space="preserve"> </w:t>
+      </w:r>
+      <w:r>
+        <w:t xml:space="preserve">These define the modern SOTA on SWaT/WADI-style benchmarks. We compare against all three under raw metrics (GDN on</w:t>
+      </w:r>
+      <w:r>
+        <w:t xml:space="preserve"> </w:t>
+      </w:r>
+      <w:r>
+        <w:t xml:space="preserve">WADI, where the graph-attention model fits our compute budget). Re-scored this way, all three</w:t>
+      </w:r>
+      <w:r>
+        <w:t xml:space="preserve"> </w:t>
+      </w:r>
+      <w:r>
+        <w:t xml:space="preserve">collapse on the difficult subset (on WADI, USAD 0.554, TranAD 0.547 and GDN 0.582, against our 0.726),</w:t>
+      </w:r>
+      <w:r>
+        <w:t xml:space="preserve"> </w:t>
+      </w:r>
+      <w:r>
+        <w:t xml:space="preserve">confirming that their apparent strength does not survive a raw, difficulty-stratified metric.</w:t>
+      </w:r>
+    </w:p>
+    <w:bookmarkEnd w:id="13"/>
+    <w:bookmarkStart w:id="14" w:name="benchmark-datasets"/>
+    <w:p>
+      <w:pPr>
+        <w:pStyle w:val="Heading3"/>
+        <w:keepNext/>
+        <w:keepLines/>
+        <w:widowControl w:val="1"/>
+      </w:pPr>
+      <w:r>
+        <w:t xml:space="preserve">2.4  Benchmark datasets</w:t>
+      </w:r>
+    </w:p>
+    <w:p>
+      <w:pPr>
+        <w:pStyle w:val="FirstParagraph"/>
+        <w:jc w:val="both"/>
+        <w:keepNext w:val="0"/>
+        <w:keepLines w:val="0"/>
+        <w:widowControl w:val="1"/>
+      </w:pPr>
+      <w:r>
+        <w:t xml:space="preserve">We evaluate on three real CPS testbeds chosen to span the modality axis of the MIIM thesis. WADI [</w:t>
+      </w:r>
+      <w:hyperlink w:anchor="r-wadi">
+        <w:r>
+          <w:rPr>
+            <w:rStyle w:val="Hyperlink"/>
+          </w:rPr>
+          <w:t xml:space="preserve">13</w:t>
+        </w:r>
+      </w:hyperlink>
+      <w:r>
+        <w:t xml:space="preserve">] is a 123-channel water-distribution testbed from iTrust, and SWaT [</w:t>
+      </w:r>
+      <w:hyperlink w:anchor="r-swat">
+        <w:r>
+          <w:rPr>
+            <w:rStyle w:val="Hyperlink"/>
+          </w:rPr>
+          <w:t xml:space="preserve">20</w:t>
+        </w:r>
+      </w:hyperlink>
+      <w:r>
+        <w:t xml:space="preserve">] is its 51-channel water-treatment sibling; the two are the de facto standard multivariate CPS benchmarks and the primary targets of the evaluation critique above [</w:t>
+      </w:r>
+      <w:hyperlink w:anchor="r-kim">
+        <w:r>
+          <w:rPr>
+            <w:rStyle w:val="Hyperlink"/>
+          </w:rPr>
+          <w:t xml:space="preserve">1</w:t>
+        </w:r>
+      </w:hyperlink>
+      <w:r>
+        <w:t xml:space="preserve">, </w:t>
+      </w:r>
+      <w:hyperlink w:anchor="r-wukeogh">
+        <w:r>
+          <w:rPr>
+            <w:rStyle w:val="Hyperlink"/>
+          </w:rPr>
+          <w:t xml:space="preserve">3</w:t>
+        </w:r>
+      </w:hyperlink>
+      <w:r>
+        <w:t xml:space="preserve">]. HAI [</w:t>
+      </w:r>
+      <w:hyperlink w:anchor="r-hai">
+        <w:r>
+          <w:rPr>
+            <w:rStyle w:val="Hyperlink"/>
+          </w:rPr>
+          <w:t xml:space="preserve">14</w:t>
+        </w:r>
+      </w:hyperlink>
+      <w:r>
+        <w:t xml:space="preserve">] is a 59-channel hardware-in-the-loop industrial control testbed spanning several coupled processes, the most strongly multimodal of the three. SKAB [</w:t>
+      </w:r>
+      <w:hyperlink w:anchor="r-skab">
+        <w:r>
+          <w:rPr>
+            <w:rStyle w:val="Hyperlink"/>
+          </w:rPr>
+          <w:t xml:space="preserve">15</w:t>
+        </w:r>
+      </w:hyperlink>
+      <w:r>
+        <w:t xml:space="preserve">] is a smaller, contaminated 8-channel rotor and water-circulation benchmark, near-unimodal and, by our analysis, the only genuinely subtle set (a trivial univariate rule is near chance on it). We report WADI, HAI and SKAB, which contrast a large multimodal distribution network, a strongly multimodal plant and a near-unimodal rotor, so the difficulty-stratified results read directly against the MIIM structure of each dataset.</w:t>
+      </w:r>
+    </w:p>
+    <w:bookmarkEnd w:id="14"/>
+    <w:bookmarkEnd w:id="15"/>
+    <w:bookmarkStart w:id="16" w:name="Xfdcce8d466a3f0d09792019706ab8acf076f115"/>
+    <w:p>
+      <w:pPr>
+        <w:pStyle w:val="Heading2"/>
+        <w:keepNext/>
+        <w:keepLines/>
+        <w:widowControl w:val="1"/>
+      </w:pPr>
+      <w:r>
+        <w:t xml:space="preserve">3  The MIIM assumptions about CPS normal data</w:t>
       </w:r>
     </w:p>
     <w:p>
@@ -918,7 +1595,7 @@
         <w:t xml:space="preserve"> </w:t>
       </w:r>
       <w:r>
-        <w:t xml:space="preserve">of CPS operation and each motivates a specific design choice in the detector of §3. We call the resulting</w:t>
+        <w:t xml:space="preserve">of CPS operation and each motivates a specific design choice in the detector of §4. We call the resulting</w:t>
       </w:r>
       <w:r>
         <w:t xml:space="preserve"> </w:t>
@@ -2604,7 +3281,7 @@
                 <w:rFonts w:ascii="Times New Roman" w:hAnsi="Times New Roman"/>
                 <w:sz w:val="19"/>
               </w:rPr>
-              <w:t xml:space="preserve">In principle a trajectory branch; on these snapshot-detectable public benchmarks it is inert (see §6), so the reported model is window-only.</w:t>
+              <w:t xml:space="preserve">In principle a trajectory branch; on these snapshot-detectable public benchmarks it is inert (see §7), so the reported model is window-only.</w:t>
             </w:r>
           </w:p>
         </w:tc>
@@ -2669,7 +3346,7 @@
         <w:t xml:space="preserve"> </w:t>
       </w:r>
       <w:r>
-        <w:t xml:space="preserve">within a run. An exploratory analysis of the three datasets (§4)</w:t>
+        <w:t xml:space="preserve">within a run. An exploratory analysis of the three datasets (§5)</w:t>
       </w:r>
       <w:r>
         <w:t xml:space="preserve"> </w:t>
@@ -2718,8 +3395,8 @@
         <w:t xml:space="preserve">detector or a raw reconstruction residual does not.</w:t>
       </w:r>
     </w:p>
-    <w:bookmarkEnd w:id="11"/>
-    <w:bookmarkStart w:id="19" w:name="method"/>
+    <w:bookmarkEnd w:id="16"/>
+    <w:bookmarkStart w:id="24" w:name="method"/>
     <w:p>
       <w:pPr>
         <w:pStyle w:val="Heading2"/>
@@ -2728,7 +3405,7 @@
         <w:widowControl w:val="1"/>
       </w:pPr>
       <w:r>
-        <w:t xml:space="preserve">3  Method</w:t>
+        <w:t xml:space="preserve">4  Method</w:t>
       </w:r>
     </w:p>
     <w:p>
@@ -2768,7 +3445,7 @@
         <w:t xml:space="preserve">latent, all calibrated on train-normal). We describe each in turn.</w:t>
       </w:r>
     </w:p>
-    <w:bookmarkStart w:id="12" w:name="Xdfe4fc768c349fce82ac84ed863f0c04923ca8d"/>
+    <w:bookmarkStart w:id="17" w:name="Xdfe4fc768c349fce82ac84ed863f0c04923ca8d"/>
     <w:p>
       <w:pPr>
         <w:pStyle w:val="Heading3"/>
@@ -2777,7 +3454,7 @@
         <w:widowControl w:val="1"/>
       </w:pPr>
       <w:r>
-        <w:t xml:space="preserve">3.1  Representation: Variational Deep Embedding (VaDE)</w:t>
+        <w:t xml:space="preserve">4.1  Representation: Variational Deep Embedding (VaDE)</w:t>
       </w:r>
     </w:p>
     <w:p>
@@ -3749,8 +4426,8 @@
         <w:t xml:space="preserve">plain-VAE pretraining, GMM initialisation on the encoded means, then joint optimisation of the full objective.</w:t>
       </w:r>
     </w:p>
-    <w:bookmarkEnd w:id="12"/>
-    <w:bookmarkStart w:id="13" w:name="scoring-why-we-drop-reconstruction"/>
+    <w:bookmarkEnd w:id="17"/>
+    <w:bookmarkStart w:id="18" w:name="scoring-why-we-drop-reconstruction"/>
     <w:p>
       <w:pPr>
         <w:pStyle w:val="Heading3"/>
@@ -3759,7 +4436,7 @@
         <w:widowControl w:val="1"/>
       </w:pPr>
       <w:r>
-        <w:t xml:space="preserve">3.2  Scoring: why we drop reconstruction</w:t>
+        <w:t xml:space="preserve">4.2  Scoring: why we drop reconstruction</w:t>
       </w:r>
     </w:p>
     <w:p>
@@ -4437,8 +5114,8 @@
         <w:t xml:space="preserve">and SKAB. The remaining scoring stack works entirely in the jointly learned latent.</w:t>
       </w:r>
     </w:p>
-    <w:bookmarkEnd w:id="13"/>
-    <w:bookmarkStart w:id="18" w:name="the-scoring-stack"/>
+    <w:bookmarkEnd w:id="18"/>
+    <w:bookmarkStart w:id="23" w:name="the-scoring-stack"/>
     <w:p>
       <w:pPr>
         <w:pStyle w:val="Heading3"/>
@@ -4447,7 +5124,7 @@
         <w:widowControl w:val="1"/>
       </w:pPr>
       <w:r>
-        <w:t xml:space="preserve">3.3  The scoring stack</w:t>
+        <w:t xml:space="preserve">4.3  The scoring stack</w:t>
       </w:r>
     </w:p>
     <w:p>
@@ -4512,7 +5189,7 @@
         <w:t xml:space="preserve">by the test batch.</w:t>
       </w:r>
     </w:p>
-    <w:bookmarkStart w:id="14" w:name="X2807910815522b43fde41ba8fefa5ee5fc2d499"/>
+    <w:bookmarkStart w:id="19" w:name="X2807910815522b43fde41ba8fefa5ee5fc2d499"/>
     <w:p>
       <w:pPr>
         <w:pStyle w:val="Heading4"/>
@@ -4761,8 +5438,8 @@
         </m:oMath>
       </m:oMathPara>
     </w:p>
-    <w:bookmarkEnd w:id="14"/>
-    <w:bookmarkStart w:id="15" w:name="iii-nearest-component-nll-rare-mode-safe"/>
+    <w:bookmarkEnd w:id="19"/>
+    <w:bookmarkStart w:id="20" w:name="iii-nearest-component-nll-rare-mode-safe"/>
     <w:p>
       <w:pPr>
         <w:pStyle w:val="Heading4"/>
@@ -5099,8 +5776,8 @@
         <w:t xml:space="preserve">.</w:t>
       </w:r>
     </w:p>
-    <w:bookmarkEnd w:id="15"/>
-    <w:bookmarkStart w:id="16" w:name="X78505e67f293a39aecd15b9a19e1c36794c124c"/>
+    <w:bookmarkEnd w:id="20"/>
+    <w:bookmarkStart w:id="21" w:name="X78505e67f293a39aecd15b9a19e1c36794c124c"/>
     <w:p>
       <w:pPr>
         <w:pStyle w:val="Heading4"/>
@@ -5477,8 +6154,8 @@
         <w:t xml:space="preserve">recovers exactly this pattern from train-normal alone.</w:t>
       </w:r>
     </w:p>
-    <w:bookmarkEnd w:id="16"/>
-    <w:bookmarkStart w:id="17" w:name="X062bb72765149a4b65822c7a87745a26c5d6484"/>
+    <w:bookmarkEnd w:id="21"/>
+    <w:bookmarkStart w:id="22" w:name="X062bb72765149a4b65822c7a87745a26c5d6484"/>
     <w:p>
       <w:pPr>
         <w:pStyle w:val="Heading4"/>
@@ -5907,10 +6584,10 @@
         <w:t xml:space="preserve">train-normal only.</w:t>
       </w:r>
     </w:p>
-    <w:bookmarkEnd w:id="17"/>
-    <w:bookmarkEnd w:id="18"/>
-    <w:bookmarkEnd w:id="19"/>
-    <w:bookmarkStart w:id="25" w:name="experimental-methodology"/>
+    <w:bookmarkEnd w:id="22"/>
+    <w:bookmarkEnd w:id="23"/>
+    <w:bookmarkEnd w:id="24"/>
+    <w:bookmarkStart w:id="30" w:name="experimental-methodology"/>
     <w:p>
       <w:pPr>
         <w:pStyle w:val="Heading2"/>
@@ -5919,10 +6596,10 @@
         <w:widowControl w:val="1"/>
       </w:pPr>
       <w:r>
-        <w:t xml:space="preserve">4  Experimental methodology</w:t>
+        <w:t xml:space="preserve">5  Experimental methodology</w:t>
       </w:r>
     </w:p>
-    <w:bookmarkStart w:id="20" w:name="datasets"/>
+    <w:bookmarkStart w:id="25" w:name="datasets"/>
     <w:p>
       <w:pPr>
         <w:pStyle w:val="Heading3"/>
@@ -5931,7 +6608,7 @@
         <w:widowControl w:val="1"/>
       </w:pPr>
       <w:r>
-        <w:t xml:space="preserve">4.1  Datasets</w:t>
+        <w:t xml:space="preserve">5.1  Datasets</w:t>
       </w:r>
     </w:p>
     <w:p>
@@ -6127,8 +6804,8 @@
         <w:t xml:space="preserve">univariate rule is near chance).</w:t>
       </w:r>
     </w:p>
-    <w:bookmarkEnd w:id="20"/>
-    <w:bookmarkStart w:id="21" w:name="windows-and-features"/>
+    <w:bookmarkEnd w:id="25"/>
+    <w:bookmarkStart w:id="26" w:name="windows-and-features"/>
     <w:p>
       <w:pPr>
         <w:pStyle w:val="Heading3"/>
@@ -6137,7 +6814,7 @@
         <w:widowControl w:val="1"/>
       </w:pPr>
       <w:r>
-        <w:t xml:space="preserve">4.2  Windows and features</w:t>
+        <w:t xml:space="preserve">5.2  Windows and features</w:t>
       </w:r>
     </w:p>
     <w:p>
@@ -6311,8 +6988,8 @@
         <w:t xml:space="preserve">any dataset and are not used in the reported model.</w:t>
       </w:r>
     </w:p>
-    <w:bookmarkEnd w:id="21"/>
-    <w:bookmarkStart w:id="22" w:name="difficulty-stratification"/>
+    <w:bookmarkEnd w:id="26"/>
+    <w:bookmarkStart w:id="27" w:name="difficulty-stratification"/>
     <w:p>
       <w:pPr>
         <w:pStyle w:val="Heading3"/>
@@ -6321,7 +6998,7 @@
         <w:widowControl w:val="1"/>
       </w:pPr>
       <w:r>
-        <w:t xml:space="preserve">4.3  Difficulty stratification</w:t>
+        <w:t xml:space="preserve">5.3  Difficulty stratification</w:t>
       </w:r>
     </w:p>
     <w:p>
@@ -6472,8 +7149,8 @@
         <w:t xml:space="preserve">discriminative one.</w:t>
       </w:r>
     </w:p>
-    <w:bookmarkEnd w:id="22"/>
-    <w:bookmarkStart w:id="23" w:name="comparable-metrics"/>
+    <w:bookmarkEnd w:id="27"/>
+    <w:bookmarkStart w:id="28" w:name="comparable-metrics"/>
     <w:p>
       <w:pPr>
         <w:pStyle w:val="Heading3"/>
@@ -6482,7 +7159,7 @@
         <w:widowControl w:val="1"/>
       </w:pPr>
       <w:r>
-        <w:t xml:space="preserve">4.4  Comparable metrics</w:t>
+        <w:t xml:space="preserve">5.4  Comparable metrics</w:t>
       </w:r>
     </w:p>
     <w:p>
@@ -6648,8 +7325,8 @@
         <w:t xml:space="preserve">flag.</w:t>
       </w:r>
     </w:p>
-    <w:bookmarkEnd w:id="23"/>
-    <w:bookmarkStart w:id="24" w:name="baselines-and-sota-re-computation"/>
+    <w:bookmarkEnd w:id="28"/>
+    <w:bookmarkStart w:id="29" w:name="baselines-and-sota-re-computation"/>
     <w:p>
       <w:pPr>
         <w:pStyle w:val="Heading3"/>
@@ -6658,7 +7335,7 @@
         <w:widowControl w:val="1"/>
       </w:pPr>
       <w:r>
-        <w:t xml:space="preserve">4.5  Baselines and SOTA re-computation</w:t>
+        <w:t xml:space="preserve">5.5  Baselines and SOTA re-computation</w:t>
       </w:r>
     </w:p>
     <w:p>
@@ -6791,7 +7468,7 @@
         <w:t xml:space="preserve"> </w:t>
       </w:r>
       <w:r>
-        <w:t xml:space="preserve">severely that a random score outscores every deep model (§7), so a fair comparison must use raw metrics for</w:t>
+        <w:t xml:space="preserve">severely that a random score outscores every deep model (§2), so a fair comparison must use raw metrics for</w:t>
       </w:r>
       <w:r>
         <w:t xml:space="preserve"> </w:t>
@@ -6819,7 +7496,7 @@
         <w:t xml:space="preserve"> </w:t>
       </w:r>
       <w:r>
-        <w:t xml:space="preserve">maximum absolute standardised per-channel window mean, the same score that defines the difficulty split (§4.3),</w:t>
+        <w:t xml:space="preserve">maximum absolute standardised per-channel window mean, the same score that defines the difficulty split (§5.3),</w:t>
       </w:r>
       <w:r>
         <w:t xml:space="preserve"> </w:t>
@@ -6828,9 +7505,9 @@
         <w:t xml:space="preserve">whose behaviour by construction is strong on Easy and near chance on Difficult.</w:t>
       </w:r>
     </w:p>
-    <w:bookmarkEnd w:id="24"/>
-    <w:bookmarkEnd w:id="25"/>
-    <w:bookmarkStart w:id="30" w:name="results"/>
+    <w:bookmarkEnd w:id="29"/>
+    <w:bookmarkEnd w:id="30"/>
+    <w:bookmarkStart w:id="35" w:name="results"/>
     <w:p>
       <w:pPr>
         <w:pStyle w:val="Heading2"/>
@@ -6839,7 +7516,7 @@
         <w:widowControl w:val="1"/>
       </w:pPr>
       <w:r>
-        <w:t xml:space="preserve">5  Results</w:t>
+        <w:t xml:space="preserve">6  Results</w:t>
       </w:r>
     </w:p>
     <w:p>
@@ -6907,7 +7584,7 @@
           <w:b w:val="0"/>
           <w:i/>
         </w:rPr>
-        <w:t>Per-dataset, per-subset results: [AUROC, F1, FPR]. F1 is prevalence-matched; the F1/FPR threshold is a disclosed oracle; AUROC is leak-free. Higher AUROC/F1 and lower FPR are better. Bold = best AUROC in that dataset×subset column (ties bolded jointly). “Ours” = VaDE family; the headline model is VaDE-hard+resid(auto). The trivial max|z| row is the univariate range rule that defines the difficulty split (§4.3): near-perfect on Easy (SKAB 1.000, HAI 0.966), near chance on Difficult (0.31–0.39), which is exactly what makes the split meaningful. GDN is reported on WADI only (§4.5); “n/a” marks a cell not run.</w:t>
+        <w:t>Per-dataset, per-subset results: [AUROC, F1, FPR]. F1 is prevalence-matched; the F1/FPR threshold is a disclosed oracle; AUROC is leak-free. Higher AUROC/F1 and lower FPR are better. Bold = best AUROC in that dataset×subset column (ties bolded jointly). “Ours” = VaDE family; the headline model is VaDE-hard+resid(auto). The trivial max|z| row is the univariate range rule that defines the difficulty split (§5.3): near-perfect on Easy (SKAB 1.000, HAI 0.966), near chance on Difficult (0.31–0.39), which is exactly what makes the split meaningful. GDN is reported on WADI only (§5.5); “n/a” marks a cell not run.</w:t>
       </w:r>
     </w:p>
     <w:tbl>
@@ -6916,7 +7593,7 @@
         <w:tblW w:type="pct" w:w="5000"/>
         <w:jc w:val="center"/>
         <w:tblLook w:firstRow="1" w:lastRow="0" w:firstColumn="0" w:lastColumn="0" w:noHBand="0" w:noVBand="0" w:val="0020"/>
-        <w:tblCaption w:val="Table 3. Per-dataset, per-subset results: [AUROC, F1, FPR]. F1 is prevalence-matched; the F1/FPR threshold is a disclosed oracle; AUROC is leak-free. Higher AUROC/F1 and lower FPR are better. Bold = best AUROC in that dataset×subset column (ties bolded jointly). “Ours” = VaDE family; the headline model is VaDE-hard+resid(auto). The trivial max|z| row is the univariate range rule that defines the difficulty split (§4.3): near-perfect on Easy (SKAB 1.000, HAI 0.966), near chance on Difficult (0.31–0.39), which is exactly what makes the split meaningful. GDN is reported on WADI only (§4.5); “n/a” marks a cell not run."/>
+        <w:tblCaption w:val="Table 3. Per-dataset, per-subset results: [AUROC, F1, FPR]. F1 is prevalence-matched; the F1/FPR threshold is a disclosed oracle; AUROC is leak-free. Higher AUROC/F1 and lower FPR are better. Bold = best AUROC in that dataset×subset column (ties bolded jointly). “Ours” = VaDE family; the headline model is VaDE-hard+resid(auto). The trivial max|z| row is the univariate range rule that defines the difficulty split (§5.3): near-perfect on Easy (SKAB 1.000, HAI 0.966), near chance on Difficult (0.31–0.39), which is exactly what makes the split meaningful. GDN is reported on WADI only (§5.5); “n/a” marks a cell not run."/>
         <w:tblLayout w:type="autofit"/>
         <w:tblBorders>
           <w:top w:val="single" w:sz="10" w:color="4F6272"/>
@@ -14984,7 +15661,7 @@
         </w:tc>
       </w:tr>
     </w:tbl>
-    <w:bookmarkStart w:id="29" w:name="reading-the-table"/>
+    <w:bookmarkStart w:id="34" w:name="reading-the-table"/>
     <w:p>
       <w:pPr>
         <w:pStyle w:val="Heading3"/>
@@ -14993,7 +15670,7 @@
         <w:widowControl w:val="1"/>
       </w:pPr>
       <w:r>
-        <w:t xml:space="preserve">5.1  Reading the table</w:t>
+        <w:t xml:space="preserve">6.1  Reading the table</w:t>
       </w:r>
     </w:p>
     <w:p>
@@ -15245,18 +15922,18 @@
           <wp:inline>
             <wp:extent cx="5943600" cy="2476500"/>
             <wp:effectExtent b="0" l="0" r="0" t="0"/>
-            <wp:docPr descr="Difficult-subset AUROC by method" title="" id="27" name="Picture"/>
+            <wp:docPr descr="Difficult-subset AUROC by method" title="" id="32" name="Picture"/>
             <a:graphic>
               <a:graphicData uri="http://schemas.openxmlformats.org/drawingml/2006/picture">
                 <pic:pic>
                   <pic:nvPicPr>
-                    <pic:cNvPr descr="figure1.png" id="28" name="Picture"/>
+                    <pic:cNvPr descr="figure1.png" id="33" name="Picture"/>
                     <pic:cNvPicPr>
                       <a:picLocks noChangeArrowheads="1" noChangeAspect="1"/>
                     </pic:cNvPicPr>
                   </pic:nvPicPr>
                   <pic:blipFill>
-                    <a:blip r:embed="rId26"/>
+                    <a:blip r:embed="rId31"/>
                     <a:stretch>
                       <a:fillRect/>
                     </a:stretch>
@@ -15314,9 +15991,9 @@
         <w:t>Difficult-subset AUROC by method. Our detector wins the difficult column on all three datasets: WADI 0.726 and HAI 0.831 by wide margins, SKAB 0.610 narrowly (vs USAD 0.591). All three deep SOTA methods (USAD, TranAD, and, on WADI, GDN) sit well below. The margin is largest on HAI and WADI, the two multimodal datasets the MIIM assumptions target; SKAB, the near-unimodal set, is the tightest. GDN was run on WADI only.</w:t>
       </w:r>
     </w:p>
-    <w:bookmarkEnd w:id="29"/>
-    <w:bookmarkEnd w:id="30"/>
-    <w:bookmarkStart w:id="31" w:name="discussion"/>
+    <w:bookmarkEnd w:id="34"/>
+    <w:bookmarkEnd w:id="35"/>
+    <w:bookmarkStart w:id="36" w:name="discussion"/>
     <w:p>
       <w:pPr>
         <w:pStyle w:val="Heading2"/>
@@ -15325,7 +16002,7 @@
         <w:widowControl w:val="1"/>
       </w:pPr>
       <w:r>
-        <w:t xml:space="preserve">6  Discussion</w:t>
+        <w:t xml:space="preserve">7  Discussion</w:t>
       </w:r>
     </w:p>
     <w:p>
@@ -15787,683 +16464,6 @@
         <w:t xml:space="preserve">raw metrics, which makes our numbers look lower than point-adjusted leaderboard figures by design.</w:t>
       </w:r>
     </w:p>
-    <w:bookmarkEnd w:id="31"/>
-    <w:bookmarkStart w:id="36" w:name="related-work"/>
-    <w:p>
-      <w:pPr>
-        <w:pStyle w:val="Heading2"/>
-        <w:keepNext/>
-        <w:keepLines/>
-        <w:widowControl w:val="1"/>
-      </w:pPr>
-      <w:r>
-        <w:t xml:space="preserve">7  Related work</w:t>
-      </w:r>
-    </w:p>
-    <w:p>
-      <w:pPr>
-        <w:pStyle w:val="FirstParagraph"/>
-        <w:jc w:val="both"/>
-        <w:keepNext w:val="0"/>
-        <w:keepLines w:val="0"/>
-        <w:widowControl w:val="1"/>
-      </w:pPr>
-      <w:r>
-        <w:t xml:space="preserve">Anomaly detection is the unsupervised or semi-supervised task of flagging departures from a model of normal behaviour, adopted precisely because labelled anomalies are too scarce to train a classifier [</w:t>
-      </w:r>
-      <w:hyperlink w:anchor="r-chandola">
-        <w:r>
-          <w:rPr>
-            <w:rStyle w:val="Hyperlink"/>
-          </w:rPr>
-          <w:t xml:space="preserve">22</w:t>
-        </w:r>
-      </w:hyperlink>
-      <w:r>
-        <w:t xml:space="preserve">, </w:t>
-      </w:r>
-      <w:hyperlink w:anchor="r-pang">
-        <w:r>
-          <w:rPr>
-            <w:rStyle w:val="Hyperlink"/>
-          </w:rPr>
-          <w:t xml:space="preserve">23</w:t>
-        </w:r>
-      </w:hyperlink>
-      <w:r>
-        <w:t xml:space="preserve">, </w:t>
-      </w:r>
-      <w:hyperlink w:anchor="r-ruff">
-        <w:r>
-          <w:rPr>
-            <w:rStyle w:val="Hyperlink"/>
-          </w:rPr>
-          <w:t xml:space="preserve">24</w:t>
-        </w:r>
-      </w:hyperlink>
-      <w:r>
-        <w:t xml:space="preserve">]. On time series it must additionally respect temporal and cross-channel dependence [</w:t>
-      </w:r>
-      <w:hyperlink w:anchor="r-tsreview">
-        <w:r>
-          <w:rPr>
-            <w:rStyle w:val="Hyperlink"/>
-          </w:rPr>
-          <w:t xml:space="preserve">25</w:t>
-        </w:r>
-      </w:hyperlink>
-      <w:r>
-        <w:t xml:space="preserve">], and on cyber-physical and industrial control systems it underpins physics-aware intrusion and fault detection [</w:t>
-      </w:r>
-      <w:hyperlink w:anchor="r-icssurvey">
-        <w:r>
-          <w:rPr>
-            <w:rStyle w:val="Hyperlink"/>
-          </w:rPr>
-          <w:t xml:space="preserve">26</w:t>
-        </w:r>
-      </w:hyperlink>
-      <w:r>
-        <w:t xml:space="preserve">]. LatAD sits squarely in this line: unsupervised, trained on normal only, and specialised to the multimodal structure of cyber-physical normal behaviour.</w:t>
-      </w:r>
-    </w:p>
-    <w:bookmarkStart w:id="32" w:name="Xd79ac398892bc84acd5a01a98e1c3327df498f0"/>
-    <w:p>
-      <w:pPr>
-        <w:pStyle w:val="Heading3"/>
-        <w:keepNext/>
-        <w:keepLines/>
-        <w:widowControl w:val="1"/>
-      </w:pPr>
-      <w:r>
-        <w:t xml:space="preserve">7.1  The illusion of progress in time-series anomaly-detection evaluation</w:t>
-      </w:r>
-    </w:p>
-    <w:p>
-      <w:pPr>
-        <w:pStyle w:val="FirstParagraph"/>
-        <w:jc w:val="both"/>
-        <w:keepNext w:val="0"/>
-        <w:keepLines w:val="0"/>
-        <w:widowControl w:val="1"/>
-      </w:pPr>
-      <w:r>
-        <w:t xml:space="preserve">A line of critical work shows that the standard evaluation of time-series anomaly detection is unreliable.</w:t>
-      </w:r>
-      <w:r>
-        <w:t xml:space="preserve"> </w:t>
-      </w:r>
-      <w:r>
-        <w:t xml:space="preserve">Kim et al. [</w:t>
-      </w:r>
-      <w:hyperlink w:anchor="r-kim">
-        <w:r>
-          <w:rPr>
-            <w:rStyle w:val="Hyperlink"/>
-          </w:rPr>
-          <w:t xml:space="preserve">1</w:t>
-        </w:r>
-      </w:hyperlink>
-      <w:r>
-        <w:t xml:space="preserve">] demonstrate that the ubiquitous</w:t>
-      </w:r>
-      <w:r>
-        <w:t xml:space="preserve"> </w:t>
-      </w:r>
-      <w:r>
-        <w:rPr>
-          <w:i/>
-          <w:iCs/>
-        </w:rPr>
-        <w:t xml:space="preserve">point-adjustment</w:t>
-      </w:r>
-      <w:r>
-        <w:t xml:space="preserve"> </w:t>
-      </w:r>
-      <w:r>
-        <w:t xml:space="preserve">protocol</w:t>
-      </w:r>
-      <w:r>
-        <w:t xml:space="preserve"> </w:t>
-      </w:r>
-      <w:r>
-        <w:t xml:space="preserve">(marking an entire ground-truth anomaly segment as detected if any single point in it is flagged) inflates</w:t>
-      </w:r>
-      <w:r>
-        <w:t xml:space="preserve"> </w:t>
-      </w:r>
-      <w:r>
-        <w:t xml:space="preserve">F1 so drastically that a</w:t>
-      </w:r>
-      <w:r>
-        <w:t xml:space="preserve"> </w:t>
-      </w:r>
-      <w:r>
-        <w:rPr>
-          <w:i/>
-          <w:iCs/>
-        </w:rPr>
-        <w:t xml:space="preserve">random</w:t>
-      </w:r>
-      <w:r>
-        <w:t xml:space="preserve"> </w:t>
-      </w:r>
-      <w:r>
-        <w:t xml:space="preserve">anomaly score achieves higher point-adjusted F1 than every state-of-the-art</w:t>
-      </w:r>
-      <w:r>
-        <w:t xml:space="preserve"> </w:t>
-      </w:r>
-      <w:r>
-        <w:t xml:space="preserve">model on SWaT and WADI. Garg et al. [</w:t>
-      </w:r>
-      <w:hyperlink w:anchor="r-garg">
-        <w:r>
-          <w:rPr>
-            <w:rStyle w:val="Hyperlink"/>
-          </w:rPr>
-          <w:t xml:space="preserve">2</w:t>
-        </w:r>
-      </w:hyperlink>
-      <w:r>
-        <w:t xml:space="preserve">] independently reproduce this inflation and show</w:t>
-      </w:r>
-      <w:r>
-        <w:t xml:space="preserve"> </w:t>
-      </w:r>
-      <w:r>
-        <w:t xml:space="preserve">that simple baselines (PCA, channel-wise autoencoders) beat elaborate deep models once metrics are made rigorous,</w:t>
-      </w:r>
-      <w:r>
-        <w:t xml:space="preserve"> </w:t>
-      </w:r>
-      <w:r>
-        <w:t xml:space="preserve">and that deep methods often fail to detect even simple anomalies. Doshi et al. [</w:t>
-      </w:r>
-      <w:hyperlink w:anchor="r-doshi">
-        <w:r>
-          <w:rPr>
-            <w:rStyle w:val="Hyperlink"/>
-          </w:rPr>
-          <w:t xml:space="preserve">4</w:t>
-        </w:r>
-      </w:hyperlink>
-      <w:r>
-        <w:t xml:space="preserve">]</w:t>
-      </w:r>
-      <w:r>
-        <w:t xml:space="preserve"> </w:t>
-      </w:r>
-      <w:r>
-        <w:t xml:space="preserve">diagnose the point-adjustment reward structure and propose a rectified evaluation. The critique now spans metrics and benchmarks alike. Wu and Keogh</w:t>
-      </w:r>
-      <w:r>
-        <w:t xml:space="preserve"> </w:t>
-      </w:r>
-      <w:r>
-        <w:t xml:space="preserve">[</w:t>
-      </w:r>
-      <w:hyperlink w:anchor="r-wukeogh">
-        <w:r>
-          <w:rPr>
-            <w:rStyle w:val="Hyperlink"/>
-          </w:rPr>
-          <w:t xml:space="preserve">3</w:t>
-        </w:r>
-      </w:hyperlink>
-      <w:r>
-        <w:t xml:space="preserve">] argue that many popular benchmarks are flawed (triviality, mislabelling and</w:t>
-      </w:r>
-      <w:r>
-        <w:t xml:space="preserve"> </w:t>
-      </w:r>
-      <w:r>
-        <w:t xml:space="preserve">unrealistic anomaly density) creating an illusion of progress; and a recent benchmark analysis</w:t>
-      </w:r>
-      <w:r>
-        <w:t xml:space="preserve"> </w:t>
-      </w:r>
-      <w:r>
-        <w:t xml:space="preserve">[</w:t>
-      </w:r>
-      <w:hyperlink w:anchor="r-univar">
-        <w:r>
-          <w:rPr>
-            <w:rStyle w:val="Hyperlink"/>
-          </w:rPr>
-          <w:t xml:space="preserve">5</w:t>
-        </w:r>
-      </w:hyperlink>
-      <w:r>
-        <w:t xml:space="preserve">] finds that anomaly segments in multivariate CPS benchmarks are mostly univariate</w:t>
-      </w:r>
-      <w:r>
-        <w:t xml:space="preserve"> </w:t>
-      </w:r>
-      <w:r>
-        <w:t xml:space="preserve">(SWaT and WADI sit among the datasets whose anomalies deviate univariately on close to all timesteps, with no</w:t>
-      </w:r>
-      <w:r>
-        <w:t xml:space="preserve"> </w:t>
-      </w:r>
-      <w:r>
-        <w:t xml:space="preserve">long cross-channel-only segments), so a flat univariate model matches channel-dependent deep detectors.</w:t>
-      </w:r>
-    </w:p>
-    <w:p>
-      <w:pPr>
-        <w:pStyle w:val="BodyText"/>
-        <w:jc w:val="both"/>
-        <w:keepNext w:val="0"/>
-        <w:keepLines w:val="0"/>
-        <w:widowControl w:val="1"/>
-      </w:pPr>
-      <w:r>
-        <w:t xml:space="preserve">A parallel critique targets the dominant scoring mechanism itself. Reconstruction-based detectors assume that a model trained to reconstruct normal data reconstructs anomalies worse; Bouman and Heskes [</w:t>
-      </w:r>
-      <w:hyperlink w:anchor="r-bouman">
-        <w:r>
-          <w:rPr>
-            <w:rStyle w:val="Hyperlink"/>
-          </w:rPr>
-          <w:t xml:space="preserve">16</w:t>
-        </w:r>
-      </w:hyperlink>
-      <w:r>
-        <w:t xml:space="preserve">] show this assumption is unreliable, because anomalies lying far from normal data can be reconstructed perfectly in practice, and Gong et al. [</w:t>
-      </w:r>
-      <w:hyperlink w:anchor="r-memae">
-        <w:r>
-          <w:rPr>
-            <w:rStyle w:val="Hyperlink"/>
-          </w:rPr>
-          <w:t xml:space="preserve">17</w:t>
-        </w:r>
-      </w:hyperlink>
-      <w:r>
-        <w:t xml:space="preserve">] earlier showed that a deep autoencoder generalises well enough to rebuild anomalies and miss them. This is the theoretical counterpart of our Table 2 result that the reconstruction residual is at or below chance on correlation-break faults, and it motivates scoring in a clustered latent rather than through a reconstruction residual. A position paper by Sarfraz et al. [</w:t>
-      </w:r>
-      <w:hyperlink w:anchor="r-sarfraz">
-        <w:r>
-          <w:rPr>
-            <w:rStyle w:val="Hyperlink"/>
-          </w:rPr>
-          <w:t xml:space="preserve">18</w:t>
-        </w:r>
-      </w:hyperlink>
-      <w:r>
-        <w:t xml:space="preserve">] draws the two threads together, characterising the field as plagued by flawed evaluation metrics, inconsistent benchmarking, and unjustified design choices, and showing that state-of-the-art deep detectors effectively learn linear mappings that simple baselines reproduce; Wagner et al. [</w:t>
-      </w:r>
-      <w:hyperlink w:anchor="r-timesead">
-        <w:r>
-          <w:rPr>
-            <w:rStyle w:val="Hyperlink"/>
-          </w:rPr>
-          <w:t xml:space="preserve">19</w:t>
-        </w:r>
-      </w:hyperlink>
-      <w:r>
-        <w:t xml:space="preserve">] re-audit the widely used multivariate benchmarks, discard the ones with erroneous labels, and note the absence of any standard evaluation metric.</w:t>
-      </w:r>
-    </w:p>
-    <w:p>
-      <w:pPr>
-        <w:pStyle w:val="BodyText"/>
-        <w:jc w:val="both"/>
-        <w:keepNext w:val="0"/>
-        <w:keepLines w:val="0"/>
-        <w:widowControl w:val="1"/>
-      </w:pPr>
-      <w:r>
-        <w:t xml:space="preserve">LatAD responds to these critiques directly. We report</w:t>
-      </w:r>
-      <w:r>
-        <w:t xml:space="preserve"> </w:t>
-      </w:r>
-      <w:r>
-        <w:rPr>
-          <w:i/>
-          <w:iCs/>
-        </w:rPr>
-        <w:t xml:space="preserve">raw</w:t>
-      </w:r>
-      <w:r>
-        <w:t xml:space="preserve"> </w:t>
-      </w:r>
-      <w:r>
-        <w:t xml:space="preserve">point-wise AUROC, F1 and FPR with no point</w:t>
-      </w:r>
-      <w:r>
-        <w:t xml:space="preserve"> </w:t>
-      </w:r>
-      <w:r>
-        <w:t xml:space="preserve">adjustment for any method; we stratify by a trivial-detector difficulty split so that the discriminative</w:t>
-      </w:r>
-      <w:r>
-        <w:t xml:space="preserve"> </w:t>
-      </w:r>
-      <w:r>
-        <w:t xml:space="preserve">difficult subset is reported separately from the easy majority that carries headline numbers; we match</w:t>
-      </w:r>
-      <w:r>
-        <w:t xml:space="preserve"> </w:t>
-      </w:r>
-      <w:r>
-        <w:t xml:space="preserve">prevalence before comparing F1 across subsets; and we re-compute the deep SOTA baselines (USAD, TranAD, GDN) with the</w:t>
-      </w:r>
-      <w:r>
-        <w:t xml:space="preserve"> </w:t>
-      </w:r>
-      <w:r>
-        <w:rPr>
-          <w:i/>
-          <w:iCs/>
-        </w:rPr>
-        <w:t xml:space="preserve">same</w:t>
-      </w:r>
-      <w:r>
-        <w:t xml:space="preserve"> </w:t>
-      </w:r>
-      <w:r>
-        <w:t xml:space="preserve">raw metrics rather than quoting their point-adjusted published figures. Under this protocol the</w:t>
-      </w:r>
-      <w:r>
-        <w:t xml:space="preserve"> </w:t>
-      </w:r>
-      <w:r>
-        <w:t xml:space="preserve">SOTA methods lose most of their apparent advantage on the difficult subset, which is exactly the phenomenon the</w:t>
-      </w:r>
-      <w:r>
-        <w:t xml:space="preserve"> </w:t>
-      </w:r>
-      <w:r>
-        <w:t xml:space="preserve">critique predicts.</w:t>
-      </w:r>
-    </w:p>
-    <w:bookmarkEnd w:id="32"/>
-    <w:bookmarkStart w:id="33" w:name="X301c8971cc47a3655bb4e21bc8bb65a2caac9d3"/>
-    <w:p>
-      <w:pPr>
-        <w:pStyle w:val="Heading3"/>
-        <w:keepNext/>
-        <w:keepLines/>
-        <w:widowControl w:val="1"/>
-      </w:pPr>
-      <w:r>
-        <w:t xml:space="preserve">7.2  Latent and clustering models for anomaly detection</w:t>
-      </w:r>
-    </w:p>
-    <w:p>
-      <w:pPr>
-        <w:pStyle w:val="FirstParagraph"/>
-        <w:jc w:val="both"/>
-        <w:keepNext w:val="0"/>
-        <w:keepLines w:val="0"/>
-        <w:widowControl w:val="1"/>
-      </w:pPr>
-      <w:r>
-        <w:t xml:space="preserve">Our representation is Variational Deep Embedding (VaDE) [</w:t>
-      </w:r>
-      <w:hyperlink w:anchor="r-vade">
-        <w:r>
-          <w:rPr>
-            <w:rStyle w:val="Hyperlink"/>
-          </w:rPr>
-          <w:t xml:space="preserve">8</w:t>
-        </w:r>
-      </w:hyperlink>
-      <w:r>
-        <w:t xml:space="preserve">], a VAE with a Gaussian-mixture</w:t>
-      </w:r>
-      <w:r>
-        <w:t xml:space="preserve"> </w:t>
-      </w:r>
-      <w:r>
-        <w:t xml:space="preserve">latent prior that learns representation and clusters jointly. DAGMM [</w:t>
-      </w:r>
-      <w:hyperlink w:anchor="r-dagmm">
-        <w:r>
-          <w:rPr>
-            <w:rStyle w:val="Hyperlink"/>
-          </w:rPr>
-          <w:t xml:space="preserve">9</w:t>
-        </w:r>
-      </w:hyperlink>
-      <w:r>
-        <w:t xml:space="preserve">] similarly couples</w:t>
-      </w:r>
-      <w:r>
-        <w:t xml:space="preserve"> </w:t>
-      </w:r>
-      <w:r>
-        <w:t xml:space="preserve">an autoencoder with a Gaussian-mixture energy for anomaly detection; we borrow its variance-collapse</w:t>
-      </w:r>
-      <w:r>
-        <w:t xml:space="preserve"> </w:t>
-      </w:r>
-      <w:r>
-        <w:t xml:space="preserve">regularisation but find, on these datasets, that scoring against explicit per-mode Gaussians in a jointly learned</w:t>
-      </w:r>
-      <w:r>
-        <w:t xml:space="preserve"> </w:t>
-      </w:r>
-      <w:r>
-        <w:t xml:space="preserve">latent outperforms a learned-Gaussian energy. Our whitened residual uses the Ledoit–Wolf shrinkage</w:t>
-      </w:r>
-      <w:r>
-        <w:t xml:space="preserve"> </w:t>
-      </w:r>
-      <w:r>
-        <w:t xml:space="preserve">covariance estimator [</w:t>
-      </w:r>
-      <w:hyperlink w:anchor="r-lw">
-        <w:r>
-          <w:rPr>
-            <w:rStyle w:val="Hyperlink"/>
-          </w:rPr>
-          <w:t xml:space="preserve">12</w:t>
-        </w:r>
-      </w:hyperlink>
-      <w:r>
-        <w:t xml:space="preserve">]. Classical baselines are Isolation Forest [</w:t>
-      </w:r>
-      <w:hyperlink w:anchor="r-if">
-        <w:r>
-          <w:rPr>
-            <w:rStyle w:val="Hyperlink"/>
-          </w:rPr>
-          <w:t xml:space="preserve">11</w:t>
-        </w:r>
-      </w:hyperlink>
-      <w:r>
-        <w:t xml:space="preserve">] and a deep autoencoder [</w:t>
-      </w:r>
-      <w:hyperlink w:anchor="r-aead">
-        <w:r>
-          <w:rPr>
-            <w:rStyle w:val="Hyperlink"/>
-          </w:rPr>
-          <w:t xml:space="preserve">21</w:t>
-        </w:r>
-      </w:hyperlink>
-      <w:r>
-        <w:t xml:space="preserve">], both fitted on the same window features, together with a trivial per-channel range detector that also defines the easy/difficult split.</w:t>
-      </w:r>
-    </w:p>
-    <w:bookmarkEnd w:id="33"/>
-    <w:bookmarkStart w:id="34" w:name="deep-multivariate-cps-anomaly-detection"/>
-    <w:p>
-      <w:pPr>
-        <w:pStyle w:val="Heading3"/>
-        <w:keepNext/>
-        <w:keepLines/>
-        <w:widowControl w:val="1"/>
-      </w:pPr>
-      <w:r>
-        <w:t xml:space="preserve">7.3  Deep multivariate CPS anomaly detection</w:t>
-      </w:r>
-    </w:p>
-    <w:p>
-      <w:pPr>
-        <w:pStyle w:val="FirstParagraph"/>
-        <w:jc w:val="both"/>
-        <w:keepNext w:val="0"/>
-        <w:keepLines w:val="0"/>
-        <w:widowControl w:val="1"/>
-      </w:pPr>
-      <w:r>
-        <w:t xml:space="preserve">USAD [</w:t>
-      </w:r>
-      <w:hyperlink w:anchor="r-usad">
-        <w:r>
-          <w:rPr>
-            <w:rStyle w:val="Hyperlink"/>
-          </w:rPr>
-          <w:t xml:space="preserve">6</w:t>
-        </w:r>
-      </w:hyperlink>
-      <w:r>
-        <w:t xml:space="preserve">] couples two adversarially trained autoencoders; TranAD [</w:t>
-      </w:r>
-      <w:hyperlink w:anchor="r-tranad">
-        <w:r>
-          <w:rPr>
-            <w:rStyle w:val="Hyperlink"/>
-          </w:rPr>
-          <w:t xml:space="preserve">7</w:t>
-        </w:r>
-      </w:hyperlink>
-      <w:r>
-        <w:t xml:space="preserve">] uses deep transformer networks with adversarial and self-conditioning training; GDN [</w:t>
-      </w:r>
-      <w:hyperlink w:anchor="r-gdn">
-        <w:r>
-          <w:rPr>
-            <w:rStyle w:val="Hyperlink"/>
-          </w:rPr>
-          <w:t xml:space="preserve">10</w:t>
-        </w:r>
-      </w:hyperlink>
-      <w:r>
-        <w:t xml:space="preserve">] learns a graph over channels and detects deviations from learned inter-channel relations.</w:t>
-      </w:r>
-      <w:r>
-        <w:t xml:space="preserve"> </w:t>
-      </w:r>
-      <w:r>
-        <w:t xml:space="preserve">These define the modern SOTA on SWaT/WADI-style benchmarks. We compare against all three under raw metrics (GDN on</w:t>
-      </w:r>
-      <w:r>
-        <w:t xml:space="preserve"> </w:t>
-      </w:r>
-      <w:r>
-        <w:t xml:space="preserve">WADI, where the graph-attention model fits our compute budget). Re-scored this way, all three</w:t>
-      </w:r>
-      <w:r>
-        <w:t xml:space="preserve"> </w:t>
-      </w:r>
-      <w:r>
-        <w:t xml:space="preserve">collapse on the difficult subset (on WADI, USAD 0.554, TranAD 0.547 and GDN 0.582, against our 0.726),</w:t>
-      </w:r>
-      <w:r>
-        <w:t xml:space="preserve"> </w:t>
-      </w:r>
-      <w:r>
-        <w:t xml:space="preserve">confirming that their apparent strength does not survive a raw, difficulty-stratified metric.</w:t>
-      </w:r>
-    </w:p>
-    <w:bookmarkEnd w:id="34"/>
-    <w:bookmarkStart w:id="35" w:name="datasets-1"/>
-    <w:p>
-      <w:pPr>
-        <w:pStyle w:val="Heading3"/>
-        <w:keepNext/>
-        <w:keepLines/>
-        <w:widowControl w:val="1"/>
-      </w:pPr>
-      <w:r>
-        <w:t xml:space="preserve">7.4  Datasets</w:t>
-      </w:r>
-    </w:p>
-    <w:p>
-      <w:pPr>
-        <w:pStyle w:val="FirstParagraph"/>
-        <w:jc w:val="both"/>
-        <w:keepNext w:val="0"/>
-        <w:keepLines w:val="0"/>
-        <w:widowControl w:val="1"/>
-      </w:pPr>
-      <w:r>
-        <w:t xml:space="preserve">We evaluate on three real CPS testbeds chosen to span the modality axis of the MIIM thesis. WADI [</w:t>
-      </w:r>
-      <w:hyperlink w:anchor="r-wadi">
-        <w:r>
-          <w:rPr>
-            <w:rStyle w:val="Hyperlink"/>
-          </w:rPr>
-          <w:t xml:space="preserve">13</w:t>
-        </w:r>
-      </w:hyperlink>
-      <w:r>
-        <w:t xml:space="preserve">] is a 123-channel water-distribution testbed from iTrust, and SWaT [</w:t>
-      </w:r>
-      <w:hyperlink w:anchor="r-swat">
-        <w:r>
-          <w:rPr>
-            <w:rStyle w:val="Hyperlink"/>
-          </w:rPr>
-          <w:t xml:space="preserve">20</w:t>
-        </w:r>
-      </w:hyperlink>
-      <w:r>
-        <w:t xml:space="preserve">] is its 51-channel water-treatment sibling; the two are the de facto standard multivariate CPS benchmarks and the primary targets of the evaluation critique above [</w:t>
-      </w:r>
-      <w:hyperlink w:anchor="r-kim">
-        <w:r>
-          <w:rPr>
-            <w:rStyle w:val="Hyperlink"/>
-          </w:rPr>
-          <w:t xml:space="preserve">1</w:t>
-        </w:r>
-      </w:hyperlink>
-      <w:r>
-        <w:t xml:space="preserve">, </w:t>
-      </w:r>
-      <w:hyperlink w:anchor="r-wukeogh">
-        <w:r>
-          <w:rPr>
-            <w:rStyle w:val="Hyperlink"/>
-          </w:rPr>
-          <w:t xml:space="preserve">3</w:t>
-        </w:r>
-      </w:hyperlink>
-      <w:r>
-        <w:t xml:space="preserve">]. HAI [</w:t>
-      </w:r>
-      <w:hyperlink w:anchor="r-hai">
-        <w:r>
-          <w:rPr>
-            <w:rStyle w:val="Hyperlink"/>
-          </w:rPr>
-          <w:t xml:space="preserve">14</w:t>
-        </w:r>
-      </w:hyperlink>
-      <w:r>
-        <w:t xml:space="preserve">] is a 59-channel hardware-in-the-loop industrial control testbed spanning several coupled processes, the most strongly multimodal of the three. SKAB [</w:t>
-      </w:r>
-      <w:hyperlink w:anchor="r-skab">
-        <w:r>
-          <w:rPr>
-            <w:rStyle w:val="Hyperlink"/>
-          </w:rPr>
-          <w:t xml:space="preserve">15</w:t>
-        </w:r>
-      </w:hyperlink>
-      <w:r>
-        <w:t xml:space="preserve">] is a smaller, contaminated 8-channel rotor and water-circulation benchmark, near-unimodal and, by our analysis, the only genuinely subtle set (a trivial univariate rule is near chance on it). We report WADI, HAI and SKAB, which contrast a large multimodal distribution network, a strongly multimodal plant and a near-unimodal rotor, so the difficulty-stratified results read directly against the MIIM structure of each dataset.</w:t>
-      </w:r>
-    </w:p>
-    <w:bookmarkEnd w:id="35"/>
     <w:bookmarkEnd w:id="36"/>
     <w:bookmarkStart w:id="37" w:name="conclusion"/>
     <w:p>

--- a/poc/paper/paper.docx
+++ b/poc/paper/paper.docx
@@ -16587,27 +16587,6 @@
         </w:rPr>
         <w:t xml:space="preserve">1. </w:t>
       </w:r>
-      <w:r>
-        <w:t xml:space="preserve">In-text citations use the numbers below.</w:t>
-      </w:r>
-    </w:p>
-    <w:p>
-      <w:pPr>
-        <w:pStyle w:val="ReferenceEntry"/>
-        <w:spacing w:after="100"/>
-        <w:ind w:left="475" w:hanging="475"/>
-        <w:jc w:val="left"/>
-        <w:keepNext w:val="0"/>
-        <w:keepLines w:val="0"/>
-        <w:widowControl w:val="1"/>
-      </w:pPr>
-      <w:r>
-        <w:rPr>
-          <w:rFonts w:ascii="Times New Roman" w:hAnsi="Times New Roman"/>
-          <w:sz w:val="20"/>
-        </w:rPr>
-        <w:t xml:space="preserve">2. </w:t>
-      </w:r>
       <w:bookmarkStart w:id="40" w:name="r-kim"/>
       <w:r>
         <w:t xml:space="preserve">S. Kim, K. Choi, H.-S. Choi, B. Lee, and S. Yoon. “Towards a Rigorous Evaluation of</w:t>
@@ -16682,7 +16661,7 @@
           <w:rFonts w:ascii="Times New Roman" w:hAnsi="Times New Roman"/>
           <w:sz w:val="20"/>
         </w:rPr>
-        <w:t xml:space="preserve">3. </w:t>
+        <w:t xml:space="preserve">2. </w:t>
       </w:r>
       <w:bookmarkStart w:id="42" w:name="r-garg"/>
       <w:r>
@@ -16758,7 +16737,7 @@
           <w:rFonts w:ascii="Times New Roman" w:hAnsi="Times New Roman"/>
           <w:sz w:val="20"/>
         </w:rPr>
-        <w:t xml:space="preserve">4. </w:t>
+        <w:t xml:space="preserve">3. </w:t>
       </w:r>
       <w:bookmarkStart w:id="44" w:name="r-wukeogh"/>
       <w:r>
@@ -16814,7 +16793,7 @@
           <w:rFonts w:ascii="Times New Roman" w:hAnsi="Times New Roman"/>
           <w:sz w:val="20"/>
         </w:rPr>
-        <w:t xml:space="preserve">5. </w:t>
+        <w:t xml:space="preserve">4. </w:t>
       </w:r>
       <w:bookmarkStart w:id="46" w:name="r-doshi"/>
       <w:r>
@@ -16870,7 +16849,7 @@
           <w:rFonts w:ascii="Times New Roman" w:hAnsi="Times New Roman"/>
           <w:sz w:val="20"/>
         </w:rPr>
-        <w:t xml:space="preserve">6. </w:t>
+        <w:t xml:space="preserve">5. </w:t>
       </w:r>
       <w:bookmarkStart w:id="48" w:name="r-univar"/>
       <w:r>
@@ -16913,7 +16892,7 @@
           <w:rFonts w:ascii="Times New Roman" w:hAnsi="Times New Roman"/>
           <w:sz w:val="20"/>
         </w:rPr>
-        <w:t xml:space="preserve">7. </w:t>
+        <w:t xml:space="preserve">6. </w:t>
       </w:r>
       <w:bookmarkStart w:id="50" w:name="r-usad"/>
       <w:r>
@@ -16983,7 +16962,7 @@
           <w:rFonts w:ascii="Times New Roman" w:hAnsi="Times New Roman"/>
           <w:sz w:val="20"/>
         </w:rPr>
-        <w:t xml:space="preserve">8. </w:t>
+        <w:t xml:space="preserve">7. </w:t>
       </w:r>
       <w:bookmarkStart w:id="52" w:name="r-tranad"/>
       <w:r>
@@ -17039,7 +17018,7 @@
           <w:rFonts w:ascii="Times New Roman" w:hAnsi="Times New Roman"/>
           <w:sz w:val="20"/>
         </w:rPr>
-        <w:t xml:space="preserve">9. </w:t>
+        <w:t xml:space="preserve">8. </w:t>
       </w:r>
       <w:bookmarkStart w:id="54" w:name="r-vade"/>
       <w:r>
@@ -17109,7 +17088,7 @@
           <w:rFonts w:ascii="Times New Roman" w:hAnsi="Times New Roman"/>
           <w:sz w:val="20"/>
         </w:rPr>
-        <w:t xml:space="preserve">10. </w:t>
+        <w:t xml:space="preserve">9. </w:t>
       </w:r>
       <w:bookmarkStart w:id="56" w:name="r-dagmm"/>
       <w:r>
@@ -17179,7 +17158,7 @@
           <w:rFonts w:ascii="Times New Roman" w:hAnsi="Times New Roman"/>
           <w:sz w:val="20"/>
         </w:rPr>
-        <w:t xml:space="preserve">11. </w:t>
+        <w:t xml:space="preserve">10. </w:t>
       </w:r>
       <w:bookmarkStart w:id="58" w:name="r-gdn"/>
       <w:r>
@@ -17235,7 +17214,7 @@
           <w:rFonts w:ascii="Times New Roman" w:hAnsi="Times New Roman"/>
           <w:sz w:val="20"/>
         </w:rPr>
-        <w:t xml:space="preserve">12. </w:t>
+        <w:t xml:space="preserve">11. </w:t>
       </w:r>
       <w:bookmarkStart w:id="60" w:name="r-if"/>
       <w:r>
@@ -17299,7 +17278,7 @@
           <w:rFonts w:ascii="Times New Roman" w:hAnsi="Times New Roman"/>
           <w:sz w:val="20"/>
         </w:rPr>
-        <w:t xml:space="preserve">13. </w:t>
+        <w:t xml:space="preserve">12. </w:t>
       </w:r>
       <w:bookmarkStart w:id="62" w:name="r-lw"/>
       <w:r>
@@ -17355,7 +17334,7 @@
           <w:rFonts w:ascii="Times New Roman" w:hAnsi="Times New Roman"/>
           <w:sz w:val="20"/>
         </w:rPr>
-        <w:t xml:space="preserve">14. </w:t>
+        <w:t xml:space="preserve">13. </w:t>
       </w:r>
       <w:bookmarkStart w:id="64" w:name="r-wadi"/>
       <w:r>
@@ -17425,7 +17404,7 @@
           <w:rFonts w:ascii="Times New Roman" w:hAnsi="Times New Roman"/>
           <w:sz w:val="20"/>
         </w:rPr>
-        <w:t xml:space="preserve">15. </w:t>
+        <w:t xml:space="preserve">14. </w:t>
       </w:r>
       <w:bookmarkStart w:id="66" w:name="r-hai"/>
       <w:r>
@@ -17481,7 +17460,7 @@
           <w:rFonts w:ascii="Times New Roman" w:hAnsi="Times New Roman"/>
           <w:sz w:val="20"/>
         </w:rPr>
-        <w:t xml:space="preserve">16. </w:t>
+        <w:t xml:space="preserve">15. </w:t>
       </w:r>
       <w:bookmarkStart w:id="68" w:name="r-skab"/>
       <w:r>
@@ -17524,7 +17503,7 @@
           <w:rFonts w:ascii="Times New Roman" w:hAnsi="Times New Roman"/>
           <w:sz w:val="20"/>
         </w:rPr>
-        <w:t xml:space="preserve">17. </w:t>
+        <w:t xml:space="preserve">16. </w:t>
       </w:r>
       <w:bookmarkStart w:id="70" w:name="r-bouman"/>
       <w:r>
@@ -17561,7 +17540,7 @@
           <w:rFonts w:ascii="Times New Roman" w:hAnsi="Times New Roman"/>
           <w:sz w:val="20"/>
         </w:rPr>
-        <w:t xml:space="preserve">18. </w:t>
+        <w:t xml:space="preserve">17. </w:t>
       </w:r>
       <w:bookmarkStart w:id="72" w:name="r-memae"/>
       <w:r>
@@ -17611,7 +17590,7 @@
           <w:rFonts w:ascii="Times New Roman" w:hAnsi="Times New Roman"/>
           <w:sz w:val="20"/>
         </w:rPr>
-        <w:t xml:space="preserve">19. </w:t>
+        <w:t xml:space="preserve">18. </w:t>
       </w:r>
       <w:bookmarkStart w:id="74" w:name="r-sarfraz"/>
       <w:r>
@@ -17661,7 +17640,7 @@
           <w:rFonts w:ascii="Times New Roman" w:hAnsi="Times New Roman"/>
           <w:sz w:val="20"/>
         </w:rPr>
-        <w:t xml:space="preserve">20. </w:t>
+        <w:t xml:space="preserve">19. </w:t>
       </w:r>
       <w:bookmarkStart w:id="76" w:name="r-timesead"/>
       <w:r>
@@ -17711,7 +17690,7 @@
           <w:rFonts w:ascii="Times New Roman" w:hAnsi="Times New Roman"/>
           <w:sz w:val="20"/>
         </w:rPr>
-        <w:t xml:space="preserve">21. </w:t>
+        <w:t xml:space="preserve">20. </w:t>
       </w:r>
       <w:bookmarkStart w:id="78" w:name="r-swat"/>
       <w:r>
@@ -17761,7 +17740,7 @@
           <w:rFonts w:ascii="Times New Roman" w:hAnsi="Times New Roman"/>
           <w:sz w:val="20"/>
         </w:rPr>
-        <w:t xml:space="preserve">22. </w:t>
+        <w:t xml:space="preserve">21. </w:t>
       </w:r>
       <w:bookmarkStart w:id="80" w:name="r-aead"/>
       <w:r>
@@ -17811,7 +17790,7 @@
           <w:rFonts w:ascii="Times New Roman" w:hAnsi="Times New Roman"/>
           <w:sz w:val="20"/>
         </w:rPr>
-        <w:t xml:space="preserve">23. </w:t>
+        <w:t xml:space="preserve">22. </w:t>
       </w:r>
       <w:bookmarkStart w:id="82" w:name="r-chandola"/>
       <w:r>
@@ -17861,7 +17840,7 @@
           <w:rFonts w:ascii="Times New Roman" w:hAnsi="Times New Roman"/>
           <w:sz w:val="20"/>
         </w:rPr>
-        <w:t xml:space="preserve">24. </w:t>
+        <w:t xml:space="preserve">23. </w:t>
       </w:r>
       <w:bookmarkStart w:id="84" w:name="r-pang"/>
       <w:r>
@@ -17911,7 +17890,7 @@
           <w:rFonts w:ascii="Times New Roman" w:hAnsi="Times New Roman"/>
           <w:sz w:val="20"/>
         </w:rPr>
-        <w:t xml:space="preserve">25. </w:t>
+        <w:t xml:space="preserve">24. </w:t>
       </w:r>
       <w:bookmarkStart w:id="86" w:name="r-ruff"/>
       <w:r>
@@ -17961,7 +17940,7 @@
           <w:rFonts w:ascii="Times New Roman" w:hAnsi="Times New Roman"/>
           <w:sz w:val="20"/>
         </w:rPr>
-        <w:t xml:space="preserve">26. </w:t>
+        <w:t xml:space="preserve">25. </w:t>
       </w:r>
       <w:bookmarkStart w:id="88" w:name="r-tsreview"/>
       <w:r>
@@ -18011,7 +17990,7 @@
           <w:rFonts w:ascii="Times New Roman" w:hAnsi="Times New Roman"/>
           <w:sz w:val="20"/>
         </w:rPr>
-        <w:t xml:space="preserve">27. </w:t>
+        <w:t xml:space="preserve">26. </w:t>
       </w:r>
       <w:bookmarkStart w:id="90" w:name="r-icssurvey"/>
       <w:r>

--- a/poc/paper/paper.docx
+++ b/poc/paper/paper.docx
@@ -314,71 +314,6 @@
       </w:r>
     </w:p>
     <w:bookmarkEnd w:id="9"/>
-    <w:p>
-      <w:pPr>
-        <w:pStyle w:val="BodyText"/>
-        <w:ind w:left="720" w:right="720" w:firstLine="0"/>
-        <w:jc w:val="both"/>
-        <w:keepNext w:val="0"/>
-        <w:keepLines w:val="0"/>
-        <w:widowControl w:val="1"/>
-      </w:pPr>
-      <w:r>
-        <w:rPr>
-          <w:b/>
-          <w:bCs/>
-        </w:rPr>
-        <w:t xml:space="preserve">Contents.</w:t>
-      </w:r>
-      <w:r>
-        <w:t xml:space="preserve"> </w:t>
-      </w:r>
-      <w:r>
-        <w:t xml:space="preserve">1 Introduction ·</w:t>
-      </w:r>
-      <w:r>
-        <w:t xml:space="preserve"> </w:t>
-      </w:r>
-      <w:r>
-        <w:t xml:space="preserve">2 Related work ·</w:t>
-      </w:r>
-      <w:r>
-        <w:t xml:space="preserve"> </w:t>
-      </w:r>
-      <w:r>
-        <w:t xml:space="preserve">3 The MIIM assumptions about CPS normal data ·</w:t>
-      </w:r>
-      <w:r>
-        <w:t xml:space="preserve"> </w:t>
-      </w:r>
-      <w:r>
-        <w:t xml:space="preserve">4 Method ·</w:t>
-      </w:r>
-      <w:r>
-        <w:t xml:space="preserve"> </w:t>
-      </w:r>
-      <w:r>
-        <w:t xml:space="preserve">5 Experimental methodology ·</w:t>
-      </w:r>
-      <w:r>
-        <w:t xml:space="preserve"> </w:t>
-      </w:r>
-      <w:r>
-        <w:t xml:space="preserve">6 Results ·</w:t>
-      </w:r>
-      <w:r>
-        <w:t xml:space="preserve"> </w:t>
-      </w:r>
-      <w:r>
-        <w:t xml:space="preserve">7 Discussion ·</w:t>
-      </w:r>
-      <w:r>
-        <w:t xml:space="preserve"> </w:t>
-      </w:r>
-      <w:r>
-        <w:t xml:space="preserve">8 Conclusion.</w:t>
-      </w:r>
-    </w:p>
     <w:bookmarkStart w:id="10" w:name="introduction"/>
     <w:p>
       <w:pPr>

--- a/poc/paper/paper.docx
+++ b/poc/paper/paper.docx
@@ -2,7 +2,7 @@
 <file path=word/document.xml><?xml version="1.0" encoding="utf-8"?>
 <w:document xmlns:w="http://schemas.openxmlformats.org/wordprocessingml/2006/main" xmlns:m="http://schemas.openxmlformats.org/officeDocument/2006/math" xmlns:r="http://schemas.openxmlformats.org/officeDocument/2006/relationships" xmlns:o="urn:schemas-microsoft-com:office:office" xmlns:v="urn:schemas-microsoft-com:vml" xmlns:w10="urn:schemas-microsoft-com:office:word" xmlns:a="http://schemas.openxmlformats.org/drawingml/2006/main" xmlns:pic="http://schemas.openxmlformats.org/drawingml/2006/picture" xmlns:wp="http://schemas.openxmlformats.org/drawingml/2006/wordprocessingDrawing">
   <w:body>
-    <w:bookmarkStart w:id="92" w:name="X82f8a503c88a86fef885ebbff7266bf4401a396"/>
+    <w:bookmarkStart w:id="91" w:name="X82f8a503c88a86fef885ebbff7266bf4401a396"/>
     <w:p>
       <w:pPr>
         <w:pStyle w:val="Title"/>
@@ -7442,7 +7442,7 @@
     </w:p>
     <w:bookmarkEnd w:id="29"/>
     <w:bookmarkEnd w:id="30"/>
-    <w:bookmarkStart w:id="35" w:name="results"/>
+    <w:bookmarkStart w:id="34" w:name="results"/>
     <w:p>
       <w:pPr>
         <w:pStyle w:val="Heading2"/>
@@ -15596,21 +15596,10 @@
         </w:tc>
       </w:tr>
     </w:tbl>
-    <w:bookmarkStart w:id="34" w:name="reading-the-table"/>
     <w:p>
       <w:pPr>
-        <w:pStyle w:val="Heading3"/>
-        <w:keepNext/>
-        <w:keepLines/>
-        <w:widowControl w:val="1"/>
-      </w:pPr>
-      <w:r>
-        <w:t xml:space="preserve">6.1  Reading the table</w:t>
-      </w:r>
-    </w:p>
-    <w:p>
-      <w:pPr>
-        <w:pStyle w:val="FirstParagraph"/>
+        <w:pStyle w:val="BodyText"/>
+        <w:spacing w:before="240"/>
         <w:jc w:val="both"/>
         <w:keepNext w:val="0"/>
         <w:keepLines w:val="0"/>
@@ -15621,7 +15610,7 @@
           <w:b/>
           <w:bCs/>
         </w:rPr>
-        <w:t xml:space="preserve">Combined (All) column.</w:t>
+        <w:t xml:space="preserve">Overall detection.</w:t>
       </w:r>
       <w:r>
         <w:t xml:space="preserve"> </w:t>
@@ -15667,13 +15656,13 @@
           <w:b/>
           <w:bCs/>
         </w:rPr>
-        <w:t xml:space="preserve">Difficult column.</w:t>
-      </w:r>
-      <w:r>
-        <w:t xml:space="preserve"> </w:t>
-      </w:r>
-      <w:r>
-        <w:t xml:space="preserve">This is where the design earns its keep, and the model leads it on all three</w:t>
+        <w:t xml:space="preserve">Difficult, joint-structure faults.</w:t>
+      </w:r>
+      <w:r>
+        <w:t xml:space="preserve"> </w:t>
+      </w:r>
+      <w:r>
+        <w:t xml:space="preserve">This is where the design earns its keep, and the model leads the difficult subset on all three</w:t>
       </w:r>
       <w:r>
         <w:t xml:space="preserve"> </w:t>
@@ -15725,13 +15714,13 @@
           <w:b/>
           <w:bCs/>
         </w:rPr>
-        <w:t xml:space="preserve">Easy column.</w:t>
-      </w:r>
-      <w:r>
-        <w:t xml:space="preserve"> </w:t>
-      </w:r>
-      <w:r>
-        <w:t xml:space="preserve">On the trivially separable anomalies every method is strong and the ranking is</w:t>
+        <w:t xml:space="preserve">Trivially separable anomalies.</w:t>
+      </w:r>
+      <w:r>
+        <w:t xml:space="preserve"> </w:t>
+      </w:r>
+      <w:r>
+        <w:t xml:space="preserve">On the easy subset every method is strong and the ranking is</w:t>
       </w:r>
       <w:r>
         <w:t xml:space="preserve"> </w:t>
@@ -15771,7 +15760,7 @@
           <w:b/>
           <w:bCs/>
         </w:rPr>
-        <w:t xml:space="preserve">The trivial baseline defines the split.</w:t>
+        <w:t xml:space="preserve">Validity of the difficulty split.</w:t>
       </w:r>
       <w:r>
         <w:t xml:space="preserve"> </w:t>
@@ -15811,7 +15800,7 @@
           <w:b/>
           <w:bCs/>
         </w:rPr>
-        <w:t xml:space="preserve">SOTA under raw metrics.</w:t>
+        <w:t xml:space="preserve">Deep SOTA under raw metrics.</w:t>
       </w:r>
       <w:r>
         <w:t xml:space="preserve"> </w:t>
@@ -15927,8 +15916,7 @@
       </w:r>
     </w:p>
     <w:bookmarkEnd w:id="34"/>
-    <w:bookmarkEnd w:id="35"/>
-    <w:bookmarkStart w:id="36" w:name="discussion"/>
+    <w:bookmarkStart w:id="35" w:name="discussion"/>
     <w:p>
       <w:pPr>
         <w:pStyle w:val="Heading2"/>
@@ -16399,8 +16387,8 @@
         <w:t xml:space="preserve">raw metrics, which makes our numbers look lower than point-adjusted leaderboard figures by design.</w:t>
       </w:r>
     </w:p>
-    <w:bookmarkEnd w:id="36"/>
-    <w:bookmarkStart w:id="37" w:name="conclusion"/>
+    <w:bookmarkEnd w:id="35"/>
+    <w:bookmarkStart w:id="36" w:name="conclusion"/>
     <w:p>
       <w:pPr>
         <w:pStyle w:val="Heading2"/>
@@ -16491,8 +16479,8 @@
         </w:pict>
       </w:r>
     </w:p>
-    <w:bookmarkEnd w:id="37"/>
-    <w:bookmarkStart w:id="91" w:name="references"/>
+    <w:bookmarkEnd w:id="36"/>
+    <w:bookmarkStart w:id="90" w:name="references"/>
     <w:p>
       <w:pPr>
         <w:pStyle w:val="ReferencesHeading"/>
@@ -16522,7 +16510,7 @@
         </w:rPr>
         <w:t xml:space="preserve">1. </w:t>
       </w:r>
-      <w:bookmarkStart w:id="40" w:name="r-kim"/>
+      <w:bookmarkStart w:id="39" w:name="r-kim"/>
       <w:r>
         <w:t xml:space="preserve">S. Kim, K. Choi, H.-S. Choi, B. Lee, and S. Yoon. “Towards a Rigorous Evaluation of</w:t>
       </w:r>
@@ -16554,7 +16542,7 @@
       <w:r>
         <w:t xml:space="preserve"> </w:t>
       </w:r>
-      <w:hyperlink r:id="rId38">
+      <w:hyperlink r:id="rId37">
         <w:r>
           <w:rPr>
             <w:rStyle w:val="Hyperlink"/>
@@ -16568,7 +16556,7 @@
       <w:r>
         <w:t xml:space="preserve"> </w:t>
       </w:r>
-      <w:hyperlink r:id="rId39">
+      <w:hyperlink r:id="rId38">
         <w:r>
           <w:rPr>
             <w:rStyle w:val="Hyperlink"/>
@@ -16579,7 +16567,7 @@
       <w:r>
         <w:t xml:space="preserve">.</w:t>
       </w:r>
-      <w:bookmarkEnd w:id="40"/>
+      <w:bookmarkEnd w:id="39"/>
     </w:p>
     <w:p>
       <w:pPr>
@@ -16598,7 +16586,7 @@
         </w:rPr>
         <w:t xml:space="preserve">2. </w:t>
       </w:r>
-      <w:bookmarkStart w:id="42" w:name="r-garg"/>
+      <w:bookmarkStart w:id="41" w:name="r-garg"/>
       <w:r>
         <w:t xml:space="preserve">A. Garg, W. Zhang, J. Samaran, R. Savitha, and C.-S. Foo. “An Evaluation of Anomaly</w:t>
       </w:r>
@@ -16638,7 +16626,7 @@
       <w:r>
         <w:t xml:space="preserve"> </w:t>
       </w:r>
-      <w:hyperlink r:id="rId41">
+      <w:hyperlink r:id="rId40">
         <w:r>
           <w:rPr>
             <w:rStyle w:val="Hyperlink"/>
@@ -16655,7 +16643,7 @@
       <w:r>
         <w:t xml:space="preserve">doi:10.1109/TNNLS.2021.3105827.</w:t>
       </w:r>
-      <w:bookmarkEnd w:id="42"/>
+      <w:bookmarkEnd w:id="41"/>
     </w:p>
     <w:p>
       <w:pPr>
@@ -16674,7 +16662,7 @@
         </w:rPr>
         <w:t xml:space="preserve">3. </w:t>
       </w:r>
-      <w:bookmarkStart w:id="44" w:name="r-wukeogh"/>
+      <w:bookmarkStart w:id="43" w:name="r-wukeogh"/>
       <w:r>
         <w:t xml:space="preserve">R. Wu and E. J. Keogh. “Current Time Series Anomaly Detection Benchmarks are Flawed and</w:t>
       </w:r>
@@ -16700,7 +16688,7 @@
       <w:r>
         <w:t xml:space="preserve"> </w:t>
       </w:r>
-      <w:hyperlink r:id="rId43">
+      <w:hyperlink r:id="rId42">
         <w:r>
           <w:rPr>
             <w:rStyle w:val="Hyperlink"/>
@@ -16711,7 +16699,7 @@
       <w:r>
         <w:t xml:space="preserve">, doi:10.1109/TKDE.2021.3112126.</w:t>
       </w:r>
-      <w:bookmarkEnd w:id="44"/>
+      <w:bookmarkEnd w:id="43"/>
     </w:p>
     <w:p>
       <w:pPr>
@@ -16730,7 +16718,7 @@
         </w:rPr>
         <w:t xml:space="preserve">4. </w:t>
       </w:r>
-      <w:bookmarkStart w:id="46" w:name="r-doshi"/>
+      <w:bookmarkStart w:id="45" w:name="r-doshi"/>
       <w:r>
         <w:t xml:space="preserve">K. Doshi, S. Abudalou, and Y. Yilmaz. “Reward Once, Penalize Once: Rectifying Time Series</w:t>
       </w:r>
@@ -16756,7 +16744,7 @@
       <w:r>
         <w:t xml:space="preserve"> </w:t>
       </w:r>
-      <w:hyperlink r:id="rId45">
+      <w:hyperlink r:id="rId44">
         <w:r>
           <w:rPr>
             <w:rStyle w:val="Hyperlink"/>
@@ -16767,7 +16755,7 @@
       <w:r>
         <w:t xml:space="preserve">.</w:t>
       </w:r>
-      <w:bookmarkEnd w:id="46"/>
+      <w:bookmarkEnd w:id="45"/>
     </w:p>
     <w:p>
       <w:pPr>
@@ -16786,7 +16774,7 @@
         </w:rPr>
         <w:t xml:space="preserve">5. </w:t>
       </w:r>
-      <w:bookmarkStart w:id="48" w:name="r-univar"/>
+      <w:bookmarkStart w:id="47" w:name="r-univar"/>
       <w:r>
         <w:t xml:space="preserve">M. Pinet, J. Cumin, S. Berlemont, and D. Vaufreydaz. “Anomalies in Multivariate Time Series</w:t>
       </w:r>
@@ -16799,7 +16787,7 @@
       <w:r>
         <w:t xml:space="preserve"> </w:t>
       </w:r>
-      <w:hyperlink r:id="rId47">
+      <w:hyperlink r:id="rId46">
         <w:r>
           <w:rPr>
             <w:rStyle w:val="Hyperlink"/>
@@ -16810,7 +16798,7 @@
       <w:r>
         <w:t xml:space="preserve">.</w:t>
       </w:r>
-      <w:bookmarkEnd w:id="48"/>
+      <w:bookmarkEnd w:id="47"/>
     </w:p>
     <w:p>
       <w:pPr>
@@ -16829,7 +16817,7 @@
         </w:rPr>
         <w:t xml:space="preserve">6. </w:t>
       </w:r>
-      <w:bookmarkStart w:id="50" w:name="r-usad"/>
+      <w:bookmarkStart w:id="49" w:name="r-usad"/>
       <w:r>
         <w:t xml:space="preserve">J. Audibert, P. Michiardi, F. Guyard, S. Marti, and M. A. Zuluaga. “USAD: UnSupervised</w:t>
       </w:r>
@@ -16869,7 +16857,7 @@
       <w:r>
         <w:t xml:space="preserve"> </w:t>
       </w:r>
-      <w:hyperlink r:id="rId49">
+      <w:hyperlink r:id="rId48">
         <w:r>
           <w:rPr>
             <w:rStyle w:val="Hyperlink"/>
@@ -16880,7 +16868,7 @@
       <w:r>
         <w:t xml:space="preserve">.</w:t>
       </w:r>
-      <w:bookmarkEnd w:id="50"/>
+      <w:bookmarkEnd w:id="49"/>
     </w:p>
     <w:p>
       <w:pPr>
@@ -16899,7 +16887,7 @@
         </w:rPr>
         <w:t xml:space="preserve">7. </w:t>
       </w:r>
-      <w:bookmarkStart w:id="52" w:name="r-tranad"/>
+      <w:bookmarkStart w:id="51" w:name="r-tranad"/>
       <w:r>
         <w:t xml:space="preserve">S. Tuli, G. Casale, and N. R. Jennings. “TranAD: Deep Transformer Networks for Anomaly</w:t>
       </w:r>
@@ -16925,7 +16913,7 @@
       <w:r>
         <w:t xml:space="preserve"> </w:t>
       </w:r>
-      <w:hyperlink r:id="rId51">
+      <w:hyperlink r:id="rId50">
         <w:r>
           <w:rPr>
             <w:rStyle w:val="Hyperlink"/>
@@ -16936,7 +16924,7 @@
       <w:r>
         <w:t xml:space="preserve">.</w:t>
       </w:r>
-      <w:bookmarkEnd w:id="52"/>
+      <w:bookmarkEnd w:id="51"/>
     </w:p>
     <w:p>
       <w:pPr>
@@ -16955,7 +16943,7 @@
         </w:rPr>
         <w:t xml:space="preserve">8. </w:t>
       </w:r>
-      <w:bookmarkStart w:id="54" w:name="r-vade"/>
+      <w:bookmarkStart w:id="53" w:name="r-vade"/>
       <w:r>
         <w:t xml:space="preserve">Z. Jiang, Y. Zheng, H. Tan, B. Tang, and H. Zhou. “Variational Deep Embedding: An</w:t>
       </w:r>
@@ -16995,7 +16983,7 @@
       <w:r>
         <w:t xml:space="preserve"> </w:t>
       </w:r>
-      <w:hyperlink r:id="rId53">
+      <w:hyperlink r:id="rId52">
         <w:r>
           <w:rPr>
             <w:rStyle w:val="Hyperlink"/>
@@ -17006,7 +16994,7 @@
       <w:r>
         <w:t xml:space="preserve">.</w:t>
       </w:r>
-      <w:bookmarkEnd w:id="54"/>
+      <w:bookmarkEnd w:id="53"/>
     </w:p>
     <w:p>
       <w:pPr>
@@ -17025,7 +17013,7 @@
         </w:rPr>
         <w:t xml:space="preserve">9. </w:t>
       </w:r>
-      <w:bookmarkStart w:id="56" w:name="r-dagmm"/>
+      <w:bookmarkStart w:id="55" w:name="r-dagmm"/>
       <w:r>
         <w:t xml:space="preserve">B. Zong, Q. Song, M. R. Min, W. Cheng, C. Lumezanu, D. Cho, and H. Chen. “Deep</w:t>
       </w:r>
@@ -17065,7 +17053,7 @@
       <w:r>
         <w:t xml:space="preserve"> </w:t>
       </w:r>
-      <w:hyperlink r:id="rId55">
+      <w:hyperlink r:id="rId54">
         <w:r>
           <w:rPr>
             <w:rStyle w:val="Hyperlink"/>
@@ -17076,7 +17064,7 @@
       <w:r>
         <w:t xml:space="preserve">.</w:t>
       </w:r>
-      <w:bookmarkEnd w:id="56"/>
+      <w:bookmarkEnd w:id="55"/>
     </w:p>
     <w:p>
       <w:pPr>
@@ -17095,7 +17083,7 @@
         </w:rPr>
         <w:t xml:space="preserve">10. </w:t>
       </w:r>
-      <w:bookmarkStart w:id="58" w:name="r-gdn"/>
+      <w:bookmarkStart w:id="57" w:name="r-gdn"/>
       <w:r>
         <w:t xml:space="preserve">A. Deng and B. Hooi. “Graph Neural Network-Based Anomaly Detection in Multivariate Time</w:t>
       </w:r>
@@ -17121,7 +17109,7 @@
       <w:r>
         <w:t xml:space="preserve"> </w:t>
       </w:r>
-      <w:hyperlink r:id="rId57">
+      <w:hyperlink r:id="rId56">
         <w:r>
           <w:rPr>
             <w:rStyle w:val="Hyperlink"/>
@@ -17132,7 +17120,7 @@
       <w:r>
         <w:t xml:space="preserve">.</w:t>
       </w:r>
-      <w:bookmarkEnd w:id="58"/>
+      <w:bookmarkEnd w:id="57"/>
     </w:p>
     <w:p>
       <w:pPr>
@@ -17151,7 +17139,7 @@
         </w:rPr>
         <w:t xml:space="preserve">11. </w:t>
       </w:r>
-      <w:bookmarkStart w:id="60" w:name="r-if"/>
+      <w:bookmarkStart w:id="59" w:name="r-if"/>
       <w:r>
         <w:t xml:space="preserve">F. T. Liu, K. M. Ting, and Z.-H. Zhou. “Isolation Forest.”</w:t>
       </w:r>
@@ -17185,7 +17173,7 @@
       <w:r>
         <w:t xml:space="preserve"> </w:t>
       </w:r>
-      <w:hyperlink r:id="rId59">
+      <w:hyperlink r:id="rId58">
         <w:r>
           <w:rPr>
             <w:rStyle w:val="Hyperlink"/>
@@ -17196,7 +17184,7 @@
       <w:r>
         <w:t xml:space="preserve">.</w:t>
       </w:r>
-      <w:bookmarkEnd w:id="60"/>
+      <w:bookmarkEnd w:id="59"/>
     </w:p>
     <w:p>
       <w:pPr>
@@ -17215,7 +17203,7 @@
         </w:rPr>
         <w:t xml:space="preserve">12. </w:t>
       </w:r>
-      <w:bookmarkStart w:id="62" w:name="r-lw"/>
+      <w:bookmarkStart w:id="61" w:name="r-lw"/>
       <w:r>
         <w:t xml:space="preserve">O. Ledoit and M. Wolf. “A Well-Conditioned Estimator for Large-Dimensional Covariance</w:t>
       </w:r>
@@ -17241,7 +17229,7 @@
       <w:r>
         <w:t xml:space="preserve"> </w:t>
       </w:r>
-      <w:hyperlink r:id="rId61">
+      <w:hyperlink r:id="rId60">
         <w:r>
           <w:rPr>
             <w:rStyle w:val="Hyperlink"/>
@@ -17252,7 +17240,7 @@
       <w:r>
         <w:t xml:space="preserve">.</w:t>
       </w:r>
-      <w:bookmarkEnd w:id="62"/>
+      <w:bookmarkEnd w:id="61"/>
     </w:p>
     <w:p>
       <w:pPr>
@@ -17271,7 +17259,7 @@
         </w:rPr>
         <w:t xml:space="preserve">13. </w:t>
       </w:r>
-      <w:bookmarkStart w:id="64" w:name="r-wadi"/>
+      <w:bookmarkStart w:id="63" w:name="r-wadi"/>
       <w:r>
         <w:t xml:space="preserve">C. M. Ahmed, V. R. Palleti, and A. P. Mathur. “WADI: A Water Distribution Testbed for</w:t>
       </w:r>
@@ -17311,7 +17299,7 @@
       <w:r>
         <w:t xml:space="preserve"> </w:t>
       </w:r>
-      <w:hyperlink r:id="rId63">
+      <w:hyperlink r:id="rId62">
         <w:r>
           <w:rPr>
             <w:rStyle w:val="Hyperlink"/>
@@ -17322,7 +17310,7 @@
       <w:r>
         <w:t xml:space="preserve">.</w:t>
       </w:r>
-      <w:bookmarkEnd w:id="64"/>
+      <w:bookmarkEnd w:id="63"/>
     </w:p>
     <w:p>
       <w:pPr>
@@ -17341,7 +17329,7 @@
         </w:rPr>
         <w:t xml:space="preserve">14. </w:t>
       </w:r>
-      <w:bookmarkStart w:id="66" w:name="r-hai"/>
+      <w:bookmarkStart w:id="65" w:name="r-hai"/>
       <w:r>
         <w:t xml:space="preserve">H.-K. Shin, W. Lee, J.-H. Yun, and H. Kim. “HAI 1.0: HIL-based Augmented ICS Security</w:t>
       </w:r>
@@ -17367,7 +17355,7 @@
       <w:r>
         <w:t xml:space="preserve"> </w:t>
       </w:r>
-      <w:hyperlink r:id="rId65">
+      <w:hyperlink r:id="rId64">
         <w:r>
           <w:rPr>
             <w:rStyle w:val="Hyperlink"/>
@@ -17378,7 +17366,7 @@
       <w:r>
         <w:t xml:space="preserve">.</w:t>
       </w:r>
-      <w:bookmarkEnd w:id="66"/>
+      <w:bookmarkEnd w:id="65"/>
     </w:p>
     <w:p>
       <w:pPr>
@@ -17397,7 +17385,7 @@
         </w:rPr>
         <w:t xml:space="preserve">15. </w:t>
       </w:r>
-      <w:bookmarkStart w:id="68" w:name="r-skab"/>
+      <w:bookmarkStart w:id="67" w:name="r-skab"/>
       <w:r>
         <w:t xml:space="preserve">I. D. Katser and V. O. Kozitsin. “Skoltech Anomaly Benchmark (SKAB).” Kaggle</w:t>
       </w:r>
@@ -17410,7 +17398,7 @@
       <w:r>
         <w:t xml:space="preserve"> </w:t>
       </w:r>
-      <w:hyperlink r:id="rId67">
+      <w:hyperlink r:id="rId66">
         <w:r>
           <w:rPr>
             <w:rStyle w:val="Hyperlink"/>
@@ -17421,7 +17409,7 @@
       <w:r>
         <w:t xml:space="preserve">.</w:t>
       </w:r>
-      <w:bookmarkEnd w:id="68"/>
+      <w:bookmarkEnd w:id="67"/>
     </w:p>
     <w:p>
       <w:pPr>
@@ -17440,14 +17428,14 @@
         </w:rPr>
         <w:t xml:space="preserve">16. </w:t>
       </w:r>
-      <w:bookmarkStart w:id="70" w:name="r-bouman"/>
+      <w:bookmarkStart w:id="69" w:name="r-bouman"/>
       <w:r>
         <w:t xml:space="preserve">R. Bouman and T. Heskes. “Autoencoders for Anomaly Detection are Unreliable.” arXiv preprint, 2025.</w:t>
       </w:r>
       <w:r>
         <w:t xml:space="preserve"> </w:t>
       </w:r>
-      <w:hyperlink r:id="rId69">
+      <w:hyperlink r:id="rId68">
         <w:r>
           <w:rPr>
             <w:rStyle w:val="Hyperlink"/>
@@ -17458,7 +17446,7 @@
       <w:r>
         <w:t xml:space="preserve">.</w:t>
       </w:r>
-      <w:bookmarkEnd w:id="70"/>
+      <w:bookmarkEnd w:id="69"/>
     </w:p>
     <w:p>
       <w:pPr>
@@ -17477,7 +17465,7 @@
         </w:rPr>
         <w:t xml:space="preserve">17. </w:t>
       </w:r>
-      <w:bookmarkStart w:id="72" w:name="r-memae"/>
+      <w:bookmarkStart w:id="71" w:name="r-memae"/>
       <w:r>
         <w:t xml:space="preserve">D. Gong, L. Liu, V. Le, B. Saha, M. R. Mansour, S. Venkatesh, and A. van den Hengel. “Memorizing Normality to Detect Anomaly: Memory-augmented Deep Autoencoder for Unsupervised Anomaly Detection.”</w:t>
       </w:r>
@@ -17497,7 +17485,7 @@
       <w:r>
         <w:t xml:space="preserve"> </w:t>
       </w:r>
-      <w:hyperlink r:id="rId71">
+      <w:hyperlink r:id="rId70">
         <w:r>
           <w:rPr>
             <w:rStyle w:val="Hyperlink"/>
@@ -17508,7 +17496,7 @@
       <w:r>
         <w:t xml:space="preserve">.</w:t>
       </w:r>
-      <w:bookmarkEnd w:id="72"/>
+      <w:bookmarkEnd w:id="71"/>
     </w:p>
     <w:p>
       <w:pPr>
@@ -17527,7 +17515,7 @@
         </w:rPr>
         <w:t xml:space="preserve">18. </w:t>
       </w:r>
-      <w:bookmarkStart w:id="74" w:name="r-sarfraz"/>
+      <w:bookmarkStart w:id="73" w:name="r-sarfraz"/>
       <w:r>
         <w:t xml:space="preserve">M. S. Sarfraz, M.-Y. Chen, L. Layer, K. Peng, and M. Koulakis. “Position: Quo Vadis, Unsupervised Time Series Anomaly Detection?”</w:t>
       </w:r>
@@ -17547,7 +17535,7 @@
       <w:r>
         <w:t xml:space="preserve"> </w:t>
       </w:r>
-      <w:hyperlink r:id="rId73">
+      <w:hyperlink r:id="rId72">
         <w:r>
           <w:rPr>
             <w:rStyle w:val="Hyperlink"/>
@@ -17558,7 +17546,7 @@
       <w:r>
         <w:t xml:space="preserve">.</w:t>
       </w:r>
-      <w:bookmarkEnd w:id="74"/>
+      <w:bookmarkEnd w:id="73"/>
     </w:p>
     <w:p>
       <w:pPr>
@@ -17577,7 +17565,7 @@
         </w:rPr>
         <w:t xml:space="preserve">19. </w:t>
       </w:r>
-      <w:bookmarkStart w:id="76" w:name="r-timesead"/>
+      <w:bookmarkStart w:id="75" w:name="r-timesead"/>
       <w:r>
         <w:t xml:space="preserve">D. Wagner, T. Michels, F. C. F. Schulz, A. Nair, M. Rudolph, and M. Kloft. “TimeSeAD: Benchmarking Deep Multivariate Time-Series Anomaly Detection.”</w:t>
       </w:r>
@@ -17597,7 +17585,7 @@
       <w:r>
         <w:t xml:space="preserve"> </w:t>
       </w:r>
-      <w:hyperlink r:id="rId75">
+      <w:hyperlink r:id="rId74">
         <w:r>
           <w:rPr>
             <w:rStyle w:val="Hyperlink"/>
@@ -17608,7 +17596,7 @@
       <w:r>
         <w:t xml:space="preserve">.</w:t>
       </w:r>
-      <w:bookmarkEnd w:id="76"/>
+      <w:bookmarkEnd w:id="75"/>
     </w:p>
     <w:p>
       <w:pPr>
@@ -17627,7 +17615,7 @@
         </w:rPr>
         <w:t xml:space="preserve">20. </w:t>
       </w:r>
-      <w:bookmarkStart w:id="78" w:name="r-swat"/>
+      <w:bookmarkStart w:id="77" w:name="r-swat"/>
       <w:r>
         <w:t xml:space="preserve">A. P. Mathur and N. O. Tippenhauer. “SWaT: A Water Treatment Testbed for Research and Training on ICS Security.”</w:t>
       </w:r>
@@ -17647,7 +17635,7 @@
       <w:r>
         <w:t xml:space="preserve"> </w:t>
       </w:r>
-      <w:hyperlink r:id="rId77">
+      <w:hyperlink r:id="rId76">
         <w:r>
           <w:rPr>
             <w:rStyle w:val="Hyperlink"/>
@@ -17658,7 +17646,7 @@
       <w:r>
         <w:t xml:space="preserve">.</w:t>
       </w:r>
-      <w:bookmarkEnd w:id="78"/>
+      <w:bookmarkEnd w:id="77"/>
     </w:p>
     <w:p>
       <w:pPr>
@@ -17677,7 +17665,7 @@
         </w:rPr>
         <w:t xml:space="preserve">21. </w:t>
       </w:r>
-      <w:bookmarkStart w:id="80" w:name="r-aead"/>
+      <w:bookmarkStart w:id="79" w:name="r-aead"/>
       <w:r>
         <w:t xml:space="preserve">M. Sakurada and T. Yairi. “Anomaly Detection Using Autoencoders with Nonlinear Dimensionality Reduction.”</w:t>
       </w:r>
@@ -17697,7 +17685,7 @@
       <w:r>
         <w:t xml:space="preserve"> </w:t>
       </w:r>
-      <w:hyperlink r:id="rId79">
+      <w:hyperlink r:id="rId78">
         <w:r>
           <w:rPr>
             <w:rStyle w:val="Hyperlink"/>
@@ -17708,7 +17696,7 @@
       <w:r>
         <w:t xml:space="preserve">.</w:t>
       </w:r>
-      <w:bookmarkEnd w:id="80"/>
+      <w:bookmarkEnd w:id="79"/>
     </w:p>
     <w:p>
       <w:pPr>
@@ -17727,7 +17715,7 @@
         </w:rPr>
         <w:t xml:space="preserve">22. </w:t>
       </w:r>
-      <w:bookmarkStart w:id="82" w:name="r-chandola"/>
+      <w:bookmarkStart w:id="81" w:name="r-chandola"/>
       <w:r>
         <w:t xml:space="preserve">V. Chandola, A. Banerjee, and V. Kumar. “Anomaly Detection: A Survey.”</w:t>
       </w:r>
@@ -17747,7 +17735,7 @@
       <w:r>
         <w:t xml:space="preserve"> </w:t>
       </w:r>
-      <w:hyperlink r:id="rId81">
+      <w:hyperlink r:id="rId80">
         <w:r>
           <w:rPr>
             <w:rStyle w:val="Hyperlink"/>
@@ -17758,7 +17746,7 @@
       <w:r>
         <w:t xml:space="preserve">.</w:t>
       </w:r>
-      <w:bookmarkEnd w:id="82"/>
+      <w:bookmarkEnd w:id="81"/>
     </w:p>
     <w:p>
       <w:pPr>
@@ -17777,7 +17765,7 @@
         </w:rPr>
         <w:t xml:space="preserve">23. </w:t>
       </w:r>
-      <w:bookmarkStart w:id="84" w:name="r-pang"/>
+      <w:bookmarkStart w:id="83" w:name="r-pang"/>
       <w:r>
         <w:t xml:space="preserve">G. Pang, C. Shen, L. Cao, and A. van den Hengel. “Deep Learning for Anomaly Detection: A Review.”</w:t>
       </w:r>
@@ -17797,7 +17785,7 @@
       <w:r>
         <w:t xml:space="preserve"> </w:t>
       </w:r>
-      <w:hyperlink r:id="rId83">
+      <w:hyperlink r:id="rId82">
         <w:r>
           <w:rPr>
             <w:rStyle w:val="Hyperlink"/>
@@ -17808,7 +17796,7 @@
       <w:r>
         <w:t xml:space="preserve">, doi:10.1145/3439950.</w:t>
       </w:r>
-      <w:bookmarkEnd w:id="84"/>
+      <w:bookmarkEnd w:id="83"/>
     </w:p>
     <w:p>
       <w:pPr>
@@ -17827,7 +17815,7 @@
         </w:rPr>
         <w:t xml:space="preserve">24. </w:t>
       </w:r>
-      <w:bookmarkStart w:id="86" w:name="r-ruff"/>
+      <w:bookmarkStart w:id="85" w:name="r-ruff"/>
       <w:r>
         <w:t xml:space="preserve">L. Ruff, J. R. Kauffmann, R. A. Vandermeulen, G. Montavon, W. Samek, M. Kloft, T. G. Dietterich, and K.-R. Müller. “A Unifying Review of Deep and Shallow Anomaly Detection.”</w:t>
       </w:r>
@@ -17847,7 +17835,7 @@
       <w:r>
         <w:t xml:space="preserve"> </w:t>
       </w:r>
-      <w:hyperlink r:id="rId85">
+      <w:hyperlink r:id="rId84">
         <w:r>
           <w:rPr>
             <w:rStyle w:val="Hyperlink"/>
@@ -17858,7 +17846,7 @@
       <w:r>
         <w:t xml:space="preserve">, doi:10.1109/JPROC.2021.3052449.</w:t>
       </w:r>
-      <w:bookmarkEnd w:id="86"/>
+      <w:bookmarkEnd w:id="85"/>
     </w:p>
     <w:p>
       <w:pPr>
@@ -17877,7 +17865,7 @@
         </w:rPr>
         <w:t xml:space="preserve">25. </w:t>
       </w:r>
-      <w:bookmarkStart w:id="88" w:name="r-tsreview"/>
+      <w:bookmarkStart w:id="87" w:name="r-tsreview"/>
       <w:r>
         <w:t xml:space="preserve">A. Blázquez-García, A. Conde, U. Mori, and J. A. Lozano. “A Review on Outlier/Anomaly Detection in Time Series Data.”</w:t>
       </w:r>
@@ -17897,7 +17885,7 @@
       <w:r>
         <w:t xml:space="preserve"> </w:t>
       </w:r>
-      <w:hyperlink r:id="rId87">
+      <w:hyperlink r:id="rId86">
         <w:r>
           <w:rPr>
             <w:rStyle w:val="Hyperlink"/>
@@ -17908,7 +17896,7 @@
       <w:r>
         <w:t xml:space="preserve">, doi:10.1145/3444690.</w:t>
       </w:r>
-      <w:bookmarkEnd w:id="88"/>
+      <w:bookmarkEnd w:id="87"/>
     </w:p>
     <w:p>
       <w:pPr>
@@ -17927,7 +17915,7 @@
         </w:rPr>
         <w:t xml:space="preserve">26. </w:t>
       </w:r>
-      <w:bookmarkStart w:id="90" w:name="r-icssurvey"/>
+      <w:bookmarkStart w:id="89" w:name="r-icssurvey"/>
       <w:r>
         <w:t xml:space="preserve">Y. Hu, A. Yang, H. Li, Y. Sun, and L. Sun. “A Survey of Intrusion Detection on Industrial Control Systems.”</w:t>
       </w:r>
@@ -17947,7 +17935,7 @@
       <w:r>
         <w:t xml:space="preserve"> </w:t>
       </w:r>
-      <w:hyperlink r:id="rId89">
+      <w:hyperlink r:id="rId88">
         <w:r>
           <w:rPr>
             <w:rStyle w:val="Hyperlink"/>
@@ -17958,10 +17946,10 @@
       <w:r>
         <w:t xml:space="preserve">.</w:t>
       </w:r>
-      <w:bookmarkEnd w:id="90"/>
+      <w:bookmarkEnd w:id="89"/>
     </w:p>
+    <w:bookmarkEnd w:id="90"/>
     <w:bookmarkEnd w:id="91"/>
-    <w:bookmarkEnd w:id="92"/>
     <w:sectPr>
       <w:footerReference w:type="default" r:id="rId9"/>
       <w:pgSz w:h="15840" w:w="12240"/>

--- a/poc/paper/paper.docx
+++ b/poc/paper/paper.docx
@@ -2,7 +2,7 @@
 <file path=word/document.xml><?xml version="1.0" encoding="utf-8"?>
 <w:document xmlns:w="http://schemas.openxmlformats.org/wordprocessingml/2006/main" xmlns:m="http://schemas.openxmlformats.org/officeDocument/2006/math" xmlns:r="http://schemas.openxmlformats.org/officeDocument/2006/relationships" xmlns:o="urn:schemas-microsoft-com:office:office" xmlns:v="urn:schemas-microsoft-com:vml" xmlns:w10="urn:schemas-microsoft-com:office:word" xmlns:a="http://schemas.openxmlformats.org/drawingml/2006/main" xmlns:pic="http://schemas.openxmlformats.org/drawingml/2006/picture" xmlns:wp="http://schemas.openxmlformats.org/drawingml/2006/wordprocessingDrawing">
   <w:body>
-    <w:bookmarkStart w:id="91" w:name="X82f8a503c88a86fef885ebbff7266bf4401a396"/>
+    <w:bookmarkStart w:id="90" w:name="X82f8a503c88a86fef885ebbff7266bf4401a396"/>
     <w:p>
       <w:pPr>
         <w:pStyle w:val="Title"/>
@@ -16,138 +16,153 @@
         <w:t xml:space="preserve">Modeling Normal Is All You Need: Joint Latent Clustering for Anomaly Detection in Multimodal Cyber-Physical Systems</w:t>
       </w:r>
     </w:p>
-    <w:tbl>
-      <w:tblPr>
-        <w:tblW w:type="pct" w:w="5000"/>
-        <w:tblLook w:firstColumn="1" w:firstRow="1" w:lastColumn="0" w:lastRow="0" w:noHBand="0" w:noVBand="1" w:val="04A0"/>
+    <w:p>
+      <w:pPr>
+        <w:pStyle w:val="Subtitle"/>
+        <w:spacing w:before="0" w:after="160"/>
         <w:jc w:val="center"/>
-        <w:tblBorders>
-          <w:top w:val="nil"/>
-          <w:left w:val="nil"/>
-          <w:bottom w:val="nil"/>
-          <w:right w:val="nil"/>
-          <w:insideH w:val="nil"/>
-          <w:insideV w:val="nil"/>
-        </w:tblBorders>
-        <w:tblLayout w:type="autofit"/>
-      </w:tblPr>
-      <w:tblGrid>
-        <w:gridCol w:w="4680"/>
-        <w:gridCol w:w="4680"/>
-      </w:tblGrid>
-      <w:tr>
-        <w:tc>
-          <w:tcPr>
-            <w:tcW w:type="dxa" w:w="4680"/>
-            <w:tcBorders>
-              <w:left w:val="nil"/>
-              <w:right w:val="nil"/>
-              <w:top w:val="nil"/>
-              <w:bottom w:val="nil"/>
-            </w:tcBorders>
-          </w:tcPr>
-          <w:p>
-            <w:pPr>
-              <w:spacing w:before="0" w:after="40" w:line="240" w:lineRule="auto"/>
-              <w:jc w:val="center"/>
-            </w:pPr>
-            <w:r/>
-            <w:r>
-              <w:rPr>
-                <w:rFonts w:ascii="Times New Roman" w:hAnsi="Times New Roman"/>
-                <w:b/>
-                <w:i w:val="0"/>
-                <w:sz w:val="24"/>
-              </w:rPr>
-              <w:t>Alexander Apartsin</w:t>
-            </w:r>
-          </w:p>
-        </w:tc>
-        <w:tc>
-          <w:tcPr>
-            <w:tcW w:type="dxa" w:w="4680"/>
-            <w:tcBorders>
-              <w:left w:val="nil"/>
-              <w:right w:val="nil"/>
-              <w:top w:val="nil"/>
-              <w:bottom w:val="nil"/>
-            </w:tcBorders>
-          </w:tcPr>
-          <w:p>
-            <w:pPr>
-              <w:spacing w:before="0" w:after="40" w:line="240" w:lineRule="auto"/>
-              <w:jc w:val="center"/>
-            </w:pPr>
-            <w:r/>
-            <w:r>
-              <w:rPr>
-                <w:rFonts w:ascii="Times New Roman" w:hAnsi="Times New Roman"/>
-                <w:b/>
-                <w:i w:val="0"/>
-                <w:sz w:val="24"/>
-              </w:rPr>
-              <w:t>Yehudit Aperstein</w:t>
-            </w:r>
-          </w:p>
-        </w:tc>
-      </w:tr>
-      <w:tr>
-        <w:tc>
-          <w:tcPr>
-            <w:tcW w:type="dxa" w:w="4680"/>
-            <w:tcBorders>
-              <w:left w:val="nil"/>
-              <w:right w:val="nil"/>
-              <w:top w:val="nil"/>
-              <w:bottom w:val="nil"/>
-            </w:tcBorders>
-          </w:tcPr>
-          <w:p>
-            <w:pPr>
-              <w:spacing w:before="0" w:after="120" w:line="240" w:lineRule="auto"/>
-              <w:jc w:val="center"/>
-            </w:pPr>
-            <w:r/>
-            <w:r>
-              <w:rPr>
-                <w:rFonts w:ascii="Times New Roman" w:hAnsi="Times New Roman"/>
-                <w:b w:val="0"/>
-                <w:i/>
-                <w:sz w:val="20"/>
-              </w:rPr>
-              <w:t>Holon Institute of Technology (HIT), Holon, Israel</w:t>
-            </w:r>
-          </w:p>
-        </w:tc>
-        <w:tc>
-          <w:tcPr>
-            <w:tcW w:type="dxa" w:w="4680"/>
-            <w:tcBorders>
-              <w:left w:val="nil"/>
-              <w:right w:val="nil"/>
-              <w:top w:val="nil"/>
-              <w:bottom w:val="nil"/>
-            </w:tcBorders>
-          </w:tcPr>
-          <w:p>
-            <w:pPr>
-              <w:spacing w:before="0" w:after="120" w:line="240" w:lineRule="auto"/>
-              <w:jc w:val="center"/>
-            </w:pPr>
-            <w:r/>
-            <w:r>
-              <w:rPr>
-                <w:rFonts w:ascii="Times New Roman" w:hAnsi="Times New Roman"/>
-                <w:b w:val="0"/>
-                <w:i/>
-                <w:sz w:val="20"/>
-              </w:rPr>
-              <w:t>Afeka Academic College of Engineering, Tel Aviv, Israel</w:t>
-            </w:r>
-          </w:p>
-        </w:tc>
-      </w:tr>
-    </w:tbl>
+        <w:keepNext w:val="0"/>
+        <w:keepLines/>
+        <w:widowControl w:val="1"/>
+      </w:pPr>
+      <w:r>
+        <w:rPr>
+          <w:rFonts w:ascii="Times New Roman" w:hAnsi="Times New Roman"/>
+          <w:b w:val="0"/>
+          <w:i/>
+          <w:sz w:val="20"/>
+        </w:rPr>
+        <w:t xml:space="preserve">Alexander Apartsin</w:t>
+      </w:r>
+      <w:r>
+        <w:rPr>
+          <w:rFonts w:ascii="Times New Roman" w:hAnsi="Times New Roman"/>
+          <w:b w:val="0"/>
+          <w:i/>
+          <w:sz w:val="20"/>
+        </w:rPr>
+        <w:t xml:space="preserve"> </w:t>
+      </w:r>
+      <w:r>
+        <w:rPr>
+          <w:rFonts w:ascii="Times New Roman" w:hAnsi="Times New Roman"/>
+          <w:b w:val="0"/>
+          <w:i/>
+          <w:sz w:val="20"/>
+          <w:vertAlign w:val="superscript"/>
+        </w:rPr>
+        <w:t xml:space="preserve">1,</w:t>
+      </w:r>
+      <w:hyperlink w:anchor="correspondence">
+        <w:r>
+          <w:rPr>
+            <w:rStyle w:val="Hyperlink"/>
+            <w:vertAlign w:val="superscript"/>
+          </w:rPr>
+          <w:t xml:space="preserve">*</w:t>
+        </w:r>
+      </w:hyperlink>
+      <w:r>
+        <w:rPr>
+          <w:rFonts w:ascii="Times New Roman" w:hAnsi="Times New Roman"/>
+          <w:b w:val="0"/>
+          <w:i/>
+          <w:sz w:val="20"/>
+        </w:rPr>
+        <w:t xml:space="preserve"> </w:t>
+      </w:r>
+      <w:r>
+        <w:rPr>
+          <w:rFonts w:ascii="Times New Roman" w:hAnsi="Times New Roman"/>
+          <w:b w:val="0"/>
+          <w:i/>
+          <w:sz w:val="20"/>
+        </w:rPr>
+        <w:t xml:space="preserve">and Yehudit Aperstein</w:t>
+      </w:r>
+      <w:r>
+        <w:rPr>
+          <w:rFonts w:ascii="Times New Roman" w:hAnsi="Times New Roman"/>
+          <w:b w:val="0"/>
+          <w:i/>
+          <w:sz w:val="20"/>
+        </w:rPr>
+        <w:t xml:space="preserve"> </w:t>
+      </w:r>
+      <w:r>
+        <w:rPr>
+          <w:rFonts w:ascii="Times New Roman" w:hAnsi="Times New Roman"/>
+          <w:b w:val="0"/>
+          <w:i/>
+          <w:sz w:val="20"/>
+          <w:vertAlign w:val="superscript"/>
+        </w:rPr>
+        <w:t xml:space="preserve">2</w:t>
+      </w:r>
+    </w:p>
+    <w:p>
+      <w:pPr>
+        <w:pStyle w:val="BodyText"/>
+        <w:jc w:val="both"/>
+        <w:keepNext w:val="0"/>
+        <w:keepLines w:val="0"/>
+        <w:widowControl w:val="1"/>
+      </w:pPr>
+      <w:r>
+        <w:rPr>
+          <w:vertAlign w:val="superscript"/>
+        </w:rPr>
+        <w:t xml:space="preserve">1</w:t>
+      </w:r>
+      <w:r>
+        <w:t xml:space="preserve"> </w:t>
+      </w:r>
+      <w:r>
+        <w:t xml:space="preserve">School of Computer Science, Faculty of Sciences, Holon Institute of Technology (HIT), 52 Golomb St., Holon 5810201, Israel; alexanderap@hit.ac.il</w:t>
+      </w:r>
+    </w:p>
+    <w:p>
+      <w:pPr>
+        <w:pStyle w:val="BodyText"/>
+        <w:jc w:val="both"/>
+        <w:keepNext w:val="0"/>
+        <w:keepLines w:val="0"/>
+        <w:widowControl w:val="1"/>
+      </w:pPr>
+      <w:r>
+        <w:rPr>
+          <w:vertAlign w:val="superscript"/>
+        </w:rPr>
+        <w:t xml:space="preserve">2</w:t>
+      </w:r>
+      <w:r>
+        <w:t xml:space="preserve"> </w:t>
+      </w:r>
+      <w:r>
+        <w:t xml:space="preserve">Intelligent Systems, Afeka Academic College of Engineering, 218 Bnei Efraim St., Tel Aviv 6910717, Israel; apersteiny@afeka.ac.il</w:t>
+      </w:r>
+    </w:p>
+    <w:p>
+      <w:pPr>
+        <w:pStyle w:val="BodyText"/>
+        <w:jc w:val="both"/>
+        <w:keepNext w:val="0"/>
+        <w:keepLines w:val="0"/>
+        <w:widowControl w:val="1"/>
+      </w:pPr>
+      <w:r>
+        <w:rPr>
+          <w:vertAlign w:val="superscript"/>
+        </w:rPr>
+        <w:t xml:space="preserve">*</w:t>
+      </w:r>
+      <w:r>
+        <w:t xml:space="preserve"> </w:t>
+      </w:r>
+      <w:r>
+        <w:t xml:space="preserve">Correspondence: alexanderap@hit.ac.il</w:t>
+      </w:r>
+    </w:p>
     <w:bookmarkStart w:id="9" w:name="abstract"/>
     <w:p>
       <w:pPr>
@@ -171,7 +186,7 @@
         <w:widowControl w:val="1"/>
       </w:pPr>
       <w:r>
-        <w:t xml:space="preserve">Faults on a cyber-physical system (CPS) are too rare and unrepresentative to characterise, or even to select a model on, so detection must instead</w:t>
+        <w:t xml:space="preserve">Faults on a networked cyber-physical system (CPS), the sensing-and-actuation core of an industrial Internet-of-Things (IoT) deployment, are too rare and unrepresentative to characterise or to select a model on, so detection must instead</w:t>
       </w:r>
       <w:r>
         <w:t xml:space="preserve"> </w:t>
@@ -187,19 +202,7 @@
         <w:t xml:space="preserve"> </w:t>
       </w:r>
       <w:r>
-        <w:t xml:space="preserve">behaviour; the standard point-adjusted evaluation, however, rewards detectors that never do. CPS</w:t>
-      </w:r>
-      <w:r>
-        <w:t xml:space="preserve"> </w:t>
-      </w:r>
-      <w:r>
-        <w:t xml:space="preserve">normal behaviour is the union of many imbalanced, curved, thin-fringed operating regimes rather than a single</w:t>
-      </w:r>
-      <w:r>
-        <w:t xml:space="preserve"> </w:t>
-      </w:r>
-      <w:r>
-        <w:t xml:space="preserve">blob; we state this structure as ten assumptions (A1–A10) abbreviated</w:t>
+        <w:t xml:space="preserve">behaviour; the standard point-adjusted evaluation, however, rewards detectors that never do. CPS normal behaviour is the union of many imbalanced, curved, thin-fringed operating regimes rather than a single blob, a structure we state as ten assumptions (A1–A10) abbreviated</w:t>
       </w:r>
       <w:r>
         <w:t xml:space="preserve"> </w:t>
@@ -209,51 +212,13 @@
           <w:i/>
           <w:iCs/>
         </w:rPr>
-        <w:t xml:space="preserve">Massive, Implicit, Imbalanced</w:t>
-      </w:r>
-      <w:r>
-        <w:rPr>
-          <w:i/>
-          <w:iCs/>
-        </w:rPr>
-        <w:t xml:space="preserve"> </w:t>
-      </w:r>
-      <w:r>
-        <w:rPr>
-          <w:i/>
-          <w:iCs/>
-        </w:rPr>
-        <w:t xml:space="preserve">Multimodality</w:t>
-      </w:r>
-      <w:r>
-        <w:t xml:space="preserve"> </w:t>
-      </w:r>
-      <w:r>
-        <w:t xml:space="preserve">(MIIM). We model the normal law with a jointly learned latent representation plus explicit</w:t>
-      </w:r>
-      <w:r>
-        <w:t xml:space="preserve"> </w:t>
-      </w:r>
-      <w:r>
-        <w:t xml:space="preserve">Gaussian-mixture mode clustering, scored in the latent rather than by a global density or a reconstruction</w:t>
-      </w:r>
-      <w:r>
-        <w:t xml:space="preserve"> </w:t>
-      </w:r>
-      <w:r>
-        <w:t xml:space="preserve">residual, and evaluate under a deliberately fair protocol: raw point-wise metrics with no point adjustment, a</w:t>
-      </w:r>
-      <w:r>
-        <w:t xml:space="preserve"> </w:t>
-      </w:r>
-      <w:r>
-        <w:t xml:space="preserve">trivial-detector difficulty split, prevalence-matched F1, and train-normal-only calibration. On three real CPS</w:t>
-      </w:r>
-      <w:r>
-        <w:t xml:space="preserve"> </w:t>
-      </w:r>
-      <w:r>
-        <w:t xml:space="preserve">datasets (WADI, HAI, SKAB) the detector</w:t>
+        <w:t xml:space="preserve">Massive, Implicit, Imbalanced Multimodality</w:t>
+      </w:r>
+      <w:r>
+        <w:t xml:space="preserve"> </w:t>
+      </w:r>
+      <w:r>
+        <w:t xml:space="preserve">(MIIM). We model the normal law with a jointly learned latent plus explicit Gaussian-mixture mode clustering, scored in the latent rather than by a global density or a reconstruction residual, and evaluate under a fair protocol: raw point-wise metrics, a trivial-detector difficulty split, prevalence-matched F1, and train-normal-only calibration. On three real CPS datasets (WADI, HAI, SKAB) the detector</w:t>
       </w:r>
       <w:r>
         <w:t xml:space="preserve"> </w:t>
@@ -263,57 +228,35 @@
           <w:b/>
           <w:bCs/>
         </w:rPr>
-        <w:t xml:space="preserve">wins both the combined column and the difficult</w:t>
-      </w:r>
+        <w:t xml:space="preserve">wins both the combined and the difficult column on all three</w:t>
+      </w:r>
+      <w:r>
+        <w:t xml:space="preserve">, reaching difficult-subset AUROC 0.831 on HAI, 0.726 on WADI and 0.610 on SKAB. The margin is largest on the two multimodal datasets the assumptions target and slimmest on the near-unimodal one, and it holds against three deep detectors (USAD, TranAD, GDN) re-scored with the same raw metrics. The contributions are the MIIM assumption set, the difficulty-stratified protocol, and a latent-only score that drops reconstruction because a flexible decoder rebuilds the hard faults faithfully.</w:t>
+      </w:r>
+    </w:p>
+    <w:bookmarkEnd w:id="9"/>
+    <w:p>
+      <w:pPr>
+        <w:pStyle w:val="Keywords"/>
+        <w:jc w:val="both"/>
+        <w:keepNext w:val="0"/>
+        <w:keepLines w:val="0"/>
+        <w:widowControl w:val="1"/>
+      </w:pPr>
       <w:r>
         <w:rPr>
           <w:b/>
           <w:bCs/>
         </w:rPr>
-        <w:t xml:space="preserve"> </w:t>
-      </w:r>
-      <w:r>
-        <w:rPr>
-          <w:b/>
-          <w:bCs/>
-        </w:rPr>
-        <w:t xml:space="preserve">correlation/dynamics-fault column on all three</w:t>
-      </w:r>
-      <w:r>
-        <w:t xml:space="preserve">, reaching difficult-subset AUROC 0.831 on HAI, 0.726 on</w:t>
-      </w:r>
-      <w:r>
-        <w:t xml:space="preserve"> </w:t>
-      </w:r>
-      <w:r>
-        <w:t xml:space="preserve">WADI, and 0.610 on SKAB. The margin is largest on the two multimodal datasets the MIIM assumptions target and</w:t>
-      </w:r>
-      <w:r>
-        <w:t xml:space="preserve"> </w:t>
-      </w:r>
-      <w:r>
-        <w:t xml:space="preserve">slimmest on the near-unimodal one, tracking multimodality as the thesis predicts, and it holds against three</w:t>
-      </w:r>
-      <w:r>
-        <w:t xml:space="preserve"> </w:t>
-      </w:r>
-      <w:r>
-        <w:t xml:space="preserve">deep detectors (USAD, TranAD, GDN) re-computed with the same raw metrics, all of which collapse on the difficult</w:t>
-      </w:r>
-      <w:r>
-        <w:t xml:space="preserve"> </w:t>
-      </w:r>
-      <w:r>
-        <w:t xml:space="preserve">subset. The methodological contributions are the MIIM assumption set, the difficulty-stratified fair protocol,</w:t>
-      </w:r>
-      <w:r>
-        <w:t xml:space="preserve"> </w:t>
-      </w:r>
-      <w:r>
-        <w:t xml:space="preserve">and a latent-only score that drops reconstruction because a flexible decoder rebuilds the hard faults faithfully.</w:t>
+        <w:t xml:space="preserve">Keywords:</w:t>
+      </w:r>
+      <w:r>
+        <w:t xml:space="preserve"> </w:t>
+      </w:r>
+      <w:r>
+        <w:t xml:space="preserve">anomaly detection; cyber-physical systems; Internet of Things; industrial IoT; unsupervised learning; variational deep embedding; Gaussian mixture model; sensor time series; fault detection</w:t>
       </w:r>
     </w:p>
-    <w:bookmarkEnd w:id="9"/>
     <w:bookmarkStart w:id="10" w:name="introduction"/>
     <w:p>
       <w:pPr>
@@ -335,7 +278,7 @@
         <w:widowControl w:val="1"/>
       </w:pPr>
       <w:r>
-        <w:t xml:space="preserve">A modern cyber-physical system (CPS), whether a water-treatment plant, an industrial control loop, or a rotating machine, integrates hundreds of sensors, embedded controllers, and physical actuators into a single tightly coupled unit that continuously senses its own state and acts upon it. This complexity puts its faults beyond enumeration: the combinations of component, control mode, and operating condition in which a fault can arise cannot be predefined, tested, or exhaustively sampled before deployment, and many faults develop slowly, as wear, drift, or degradation that shows no obvious symptom until it is well advanced and can escalate into unplanned downtime or a safety-critical failure. Because the faults cannot be specified in advance, they must be discovered from the system’s own behaviour as it operates, which is the task of anomaly detection [</w:t>
+        <w:t xml:space="preserve">A modern cyber-physical system (CPS), whether a water-treatment plant, an industrial control loop, or a rotating machine, integrates hundreds of networked sensors, embedded controllers, and physical actuators, the sensing-and-actuation fabric of the industrial Internet of Things (IoT), into a single tightly coupled unit that continuously senses its own state and acts upon it. This complexity puts its faults beyond enumeration: the combinations of component, control mode, and operating condition in which a fault can arise cannot be predefined, tested, or exhaustively sampled before deployment, and many faults develop slowly, as wear, drift, or degradation that shows no obvious symptom until it is well advanced and can escalate into unplanned downtime or a safety-critical failure. Because the faults cannot be specified in advance, they must be discovered from the system’s own behaviour as it operates, which is the task of anomaly detection [</w:t>
       </w:r>
       <w:hyperlink w:anchor="r-chandola">
         <w:r>
@@ -346,7 +289,7 @@
         </w:r>
       </w:hyperlink>
       <w:r>
-        <w:t xml:space="preserve">]. That behaviour is richly observable: high-frequency measurements of vibration, current, temperature, pressure, and position, together with internal control signals, are recorded continuously and, in principle, carry an early signature of almost any developing fault.</w:t>
+        <w:t xml:space="preserve">]. That behaviour is richly observable: high-frequency measurements of vibration, current, temperature, pressure, and position, together with internal control signals, are streamed continuously from the device’s sensors as IoT telemetry and, in principle, carry an early signature of almost any developing fault.</w:t>
       </w:r>
     </w:p>
     <w:p>
@@ -984,7 +927,7 @@
         </w:r>
       </w:hyperlink>
       <w:r>
-        <w:t xml:space="preserve">] earlier showed that a deep autoencoder generalises well enough to rebuild anomalies and miss them. This is the theoretical counterpart of our Table 2 result that the reconstruction residual is at or below chance on correlation-break faults, and it motivates scoring in a clustered latent rather than through a reconstruction residual. A position paper by Sarfraz et al. [</w:t>
+        <w:t xml:space="preserve">] earlier showed that a deep autoencoder generalises well enough to rebuild anomalies and miss them. This motivates scoring in a clustered latent rather than through a reconstruction residual. A position paper by Sarfraz et al. [</w:t>
       </w:r>
       <w:hyperlink w:anchor="r-sarfraz">
         <w:r>
@@ -1018,41 +961,25 @@
         <w:widowControl w:val="1"/>
       </w:pPr>
       <w:r>
-        <w:t xml:space="preserve">LatAD responds to these critiques directly. We report</w:t>
-      </w:r>
-      <w:r>
-        <w:t xml:space="preserve"> </w:t>
-      </w:r>
-      <w:r>
-        <w:rPr>
-          <w:i/>
-          <w:iCs/>
-        </w:rPr>
-        <w:t xml:space="preserve">raw</w:t>
-      </w:r>
-      <w:r>
-        <w:t xml:space="preserve"> </w:t>
-      </w:r>
-      <w:r>
-        <w:t xml:space="preserve">point-wise AUROC, F1 and FPR with no point</w:t>
-      </w:r>
-      <w:r>
-        <w:t xml:space="preserve"> </w:t>
-      </w:r>
-      <w:r>
-        <w:t xml:space="preserve">adjustment for any method; we stratify by a trivial-detector difficulty split so that the discriminative</w:t>
-      </w:r>
-      <w:r>
-        <w:t xml:space="preserve"> </w:t>
-      </w:r>
-      <w:r>
-        <w:t xml:space="preserve">difficult subset is reported separately from the easy majority that carries headline numbers; we match</w:t>
-      </w:r>
-      <w:r>
-        <w:t xml:space="preserve"> </w:t>
-      </w:r>
-      <w:r>
-        <w:t xml:space="preserve">prevalence before comparing F1 across subsets; and we re-compute the deep SOTA baselines (USAD, TranAD, GDN) with the</w:t>
+        <w:t xml:space="preserve">LatAD adopts this critique as its evaluation protocol: raw point-wise AUROC, F1 and FPR with no point</w:t>
+      </w:r>
+      <w:r>
+        <w:t xml:space="preserve"> </w:t>
+      </w:r>
+      <w:r>
+        <w:t xml:space="preserve">adjustment for any method; a trivial-detector difficulty split that separates the discriminative difficult</w:t>
+      </w:r>
+      <w:r>
+        <w:t xml:space="preserve"> </w:t>
+      </w:r>
+      <w:r>
+        <w:t xml:space="preserve">subset from the easy majority that carries headline numbers; prevalence-matched F1; and re-computation of the</w:t>
+      </w:r>
+      <w:r>
+        <w:t xml:space="preserve"> </w:t>
+      </w:r>
+      <w:r>
+        <w:t xml:space="preserve">deep SOTA baselines (USAD, TranAD, GDN) under the</w:t>
       </w:r>
       <w:r>
         <w:t xml:space="preserve"> </w:t>
@@ -1068,19 +995,13 @@
         <w:t xml:space="preserve"> </w:t>
       </w:r>
       <w:r>
-        <w:t xml:space="preserve">raw metrics rather than quoting their point-adjusted published figures. Under this protocol the</w:t>
-      </w:r>
-      <w:r>
-        <w:t xml:space="preserve"> </w:t>
-      </w:r>
-      <w:r>
-        <w:t xml:space="preserve">SOTA methods lose most of their apparent advantage on the difficult subset, which is exactly the phenomenon the</w:t>
-      </w:r>
-      <w:r>
-        <w:t xml:space="preserve"> </w:t>
-      </w:r>
-      <w:r>
-        <w:t xml:space="preserve">critique predicts.</w:t>
+        <w:t xml:space="preserve">raw metrics rather than their point-adjusted</w:t>
+      </w:r>
+      <w:r>
+        <w:t xml:space="preserve"> </w:t>
+      </w:r>
+      <w:r>
+        <w:t xml:space="preserve">published figures (§5).</w:t>
       </w:r>
     </w:p>
     <w:bookmarkEnd w:id="11"/>
@@ -1145,13 +1066,13 @@
         <w:t xml:space="preserve"> </w:t>
       </w:r>
       <w:r>
-        <w:t xml:space="preserve">regularisation but find, on these datasets, that scoring against explicit per-mode Gaussians in a jointly learned</w:t>
-      </w:r>
-      <w:r>
-        <w:t xml:space="preserve"> </w:t>
-      </w:r>
-      <w:r>
-        <w:t xml:space="preserve">latent outperforms a learned-Gaussian energy. Our whitened residual uses the Ledoit–Wolf shrinkage</w:t>
+        <w:t xml:space="preserve">regularisation but score against explicit per-mode Gaussians in a jointly learned latent rather than a</w:t>
+      </w:r>
+      <w:r>
+        <w:t xml:space="preserve"> </w:t>
+      </w:r>
+      <w:r>
+        <w:t xml:space="preserve">learned-Gaussian energy (§4). Our whitened residual uses the Ledoit–Wolf shrinkage</w:t>
       </w:r>
       <w:r>
         <w:t xml:space="preserve"> </w:t>
@@ -1254,25 +1175,19 @@
         <w:t xml:space="preserve"> </w:t>
       </w:r>
       <w:r>
-        <w:t xml:space="preserve">These define the modern SOTA on SWaT/WADI-style benchmarks. We compare against all three under raw metrics (GDN on</w:t>
-      </w:r>
-      <w:r>
-        <w:t xml:space="preserve"> </w:t>
-      </w:r>
-      <w:r>
-        <w:t xml:space="preserve">WADI, where the graph-attention model fits our compute budget). Re-scored this way, all three</w:t>
-      </w:r>
-      <w:r>
-        <w:t xml:space="preserve"> </w:t>
-      </w:r>
-      <w:r>
-        <w:t xml:space="preserve">collapse on the difficult subset (on WADI, USAD 0.554, TranAD 0.547 and GDN 0.582, against our 0.726),</w:t>
-      </w:r>
-      <w:r>
-        <w:t xml:space="preserve"> </w:t>
-      </w:r>
-      <w:r>
-        <w:t xml:space="preserve">confirming that their apparent strength does not survive a raw, difficulty-stratified metric.</w:t>
+        <w:t xml:space="preserve">These define the modern SOTA on SWaT/WADI-style benchmarks. We compare against all three under the same raw,</w:t>
+      </w:r>
+      <w:r>
+        <w:t xml:space="preserve"> </w:t>
+      </w:r>
+      <w:r>
+        <w:t xml:space="preserve">difficulty-stratified metrics (GDN on WADI, where the graph-attention model fits our compute budget); the</w:t>
+      </w:r>
+      <w:r>
+        <w:t xml:space="preserve"> </w:t>
+      </w:r>
+      <w:r>
+        <w:t xml:space="preserve">re-scored comparison is reported in §6.</w:t>
       </w:r>
     </w:p>
     <w:bookmarkEnd w:id="13"/>
@@ -2526,7 +2441,7 @@
                 <w:rFonts w:ascii="Times New Roman" w:hAnsi="Times New Roman"/>
                 <w:sz w:val="19"/>
               </w:rPr>
-              <w:t xml:space="preserve">A low-dimensional learned latent (dim 10) suffices; faults appear as departures within that latent.</w:t>
+              <w:t xml:space="preserve">A low-dimensional learned latent (dim 6–16 across datasets) suffices; faults appear as departures within that latent.</w:t>
             </w:r>
           </w:p>
         </w:tc>
@@ -3378,6 +3293,83 @@
       </w:r>
       <w:r>
         <w:t xml:space="preserve">latent, all calibrated on train-normal). We describe each in turn.</w:t>
+      </w:r>
+    </w:p>
+    <w:p>
+      <w:pPr>
+        <w:pStyle w:val="BodyText"/>
+        <w:jc w:val="both"/>
+        <w:keepNext w:val="0"/>
+        <w:keepLines w:val="0"/>
+        <w:widowControl w:val="1"/>
+      </w:pPr>
+      <w:r>
+        <w:t xml:space="preserve">The reported detector operationalizes assumptions A1–A8. The mixture representation (A1, A7), the high-</w:t>
+      </w:r>
+      <w:r>
+        <w:rPr>
+          <w:i/>
+          <w:iCs/>
+        </w:rPr>
+        <w:t xml:space="preserve">K</w:t>
+      </w:r>
+      <w:r>
+        <w:t xml:space="preserve"> </w:t>
+      </w:r>
+      <w:r>
+        <w:t xml:space="preserve">density head (A2, A4), the low-dimensional latent (A5), the nearest-component score (A6) and per-feature</w:t>
+      </w:r>
+      <w:r>
+        <w:t xml:space="preserve"> </w:t>
+      </w:r>
+      <w:r>
+        <w:t xml:space="preserve">standardisation (A8) are always active; the whitened-residual head (A8) and the basin-agreement head (A3) are</w:t>
+      </w:r>
+      <w:r>
+        <w:t xml:space="preserve"> </w:t>
+      </w:r>
+      <w:r>
+        <w:rPr>
+          <w:i/>
+          <w:iCs/>
+        </w:rPr>
+        <w:t xml:space="preserve">auto-gated</w:t>
+      </w:r>
+      <w:r>
+        <w:t xml:space="preserve"> </w:t>
+      </w:r>
+      <w:r>
+        <w:t xml:space="preserve">on train-normal signals and switch on only where a dataset calls for them (the residual on HAI,</w:t>
+      </w:r>
+      <w:r>
+        <w:t xml:space="preserve"> </w:t>
+      </w:r>
+      <w:r>
+        <w:t xml:space="preserve">the basin where modes overlap), so an inapplicable head cannot backfire. This work therefore demonstrates a</w:t>
+      </w:r>
+      <w:r>
+        <w:t xml:space="preserve"> </w:t>
+      </w:r>
+      <w:r>
+        <w:t xml:space="preserve">detector that leverages the instantaneous-structure assumptions A1–A8, and shows they already deliver the</w:t>
+      </w:r>
+      <w:r>
+        <w:t xml:space="preserve"> </w:t>
+      </w:r>
+      <w:r>
+        <w:t xml:space="preserve">reported gains. Assumptions A9–A10 shape the trajectory rather than the window and are not exercised by these</w:t>
+      </w:r>
+      <w:r>
+        <w:t xml:space="preserve"> </w:t>
+      </w:r>
+      <w:r>
+        <w:t xml:space="preserve">snapshot-detectable public benchmarks; extending the detector to explicit multiscale-temporal features (A9) and</w:t>
+      </w:r>
+      <w:r>
+        <w:t xml:space="preserve"> </w:t>
+      </w:r>
+      <w:r>
+        <w:t xml:space="preserve">history-conditioned, path-dependent scoring (A10) is left to future work (§7).</w:t>
       </w:r>
     </w:p>
     <w:bookmarkStart w:id="17" w:name="Xdfe4fc768c349fce82ac84ed863f0c04923ca8d"/>
@@ -15846,7 +15838,7 @@
           <wp:inline>
             <wp:extent cx="5943600" cy="2476500"/>
             <wp:effectExtent b="0" l="0" r="0" t="0"/>
-            <wp:docPr descr="Difficult-subset AUROC by method" title="" id="32" name="Picture"/>
+            <wp:docPr descr="fig" title="" id="32" name="Picture"/>
             <a:graphic>
               <a:graphicData uri="http://schemas.openxmlformats.org/drawingml/2006/picture">
                 <pic:pic>
@@ -16409,25 +16401,31 @@
         <w:widowControl w:val="1"/>
       </w:pPr>
       <w:r>
-        <w:t xml:space="preserve">We restated the structural assumptions of CPS normal data as an explicit MIIM list (A1–A10) and used</w:t>
-      </w:r>
-      <w:r>
-        <w:t xml:space="preserve"> </w:t>
-      </w:r>
-      <w:r>
-        <w:t xml:space="preserve">them to motivate a detector that models normal as a jointly learned latent plus explicit mode clustering, scored</w:t>
-      </w:r>
-      <w:r>
-        <w:t xml:space="preserve"> </w:t>
-      </w:r>
-      <w:r>
-        <w:t xml:space="preserve">in the latent by a mixture density and a rare-mode-safe nearest-component likelihood, with reconstruction dropped</w:t>
-      </w:r>
-      <w:r>
-        <w:t xml:space="preserve"> </w:t>
-      </w:r>
-      <w:r>
-        <w:t xml:space="preserve">and two optional heads auto-gated on training-normal signals. Under a deliberately fair, raw-metric,</w:t>
+        <w:t xml:space="preserve">We restated the structural assumptions of CPS normal data as an explicit MIIM list (A1–A10) and built a</w:t>
+      </w:r>
+      <w:r>
+        <w:t xml:space="preserve"> </w:t>
+      </w:r>
+      <w:r>
+        <w:t xml:space="preserve">detector that leverages the instantaneous-structure assumptions A1–A8, modelling normal as a jointly learned</w:t>
+      </w:r>
+      <w:r>
+        <w:t xml:space="preserve"> </w:t>
+      </w:r>
+      <w:r>
+        <w:t xml:space="preserve">latent plus explicit mode clustering, scored in the latent by a mixture density and a rare-mode-safe</w:t>
+      </w:r>
+      <w:r>
+        <w:t xml:space="preserve"> </w:t>
+      </w:r>
+      <w:r>
+        <w:t xml:space="preserve">nearest-component likelihood, with reconstruction dropped and two optional heads auto-gated on training-normal</w:t>
+      </w:r>
+      <w:r>
+        <w:t xml:space="preserve"> </w:t>
+      </w:r>
+      <w:r>
+        <w:t xml:space="preserve">signals. Under a deliberately fair, raw-metric,</w:t>
       </w:r>
       <w:r>
         <w:t xml:space="preserve"> </w:t>
@@ -16457,19 +16455,163 @@
         <w:t xml:space="preserve"> </w:t>
       </w:r>
       <w:r>
-        <w:t xml:space="preserve">that jointly learning the latent and its modes, then scoring in that latent, is the fix. Next steps are multi-seed</w:t>
-      </w:r>
-      <w:r>
-        <w:t xml:space="preserve"> </w:t>
-      </w:r>
-      <w:r>
-        <w:t xml:space="preserve">confidence intervals, a raw-waveform representation for SKAB, and a dataset that actually contains a</w:t>
-      </w:r>
-      <w:r>
-        <w:t xml:space="preserve"> </w:t>
-      </w:r>
-      <w:r>
-        <w:t xml:space="preserve">history-dependent fault to exercise the trajectory assumptions.</w:t>
+        <w:t xml:space="preserve">that jointly learning the latent and its modes, then scoring in that latent, is the fix. This paper deliberately</w:t>
+      </w:r>
+      <w:r>
+        <w:t xml:space="preserve"> </w:t>
+      </w:r>
+      <w:r>
+        <w:t xml:space="preserve">covers only the instantaneous-structure assumptions; extending the detector to the trajectory assumptions is the</w:t>
+      </w:r>
+      <w:r>
+        <w:t xml:space="preserve"> </w:t>
+      </w:r>
+      <w:r>
+        <w:t xml:space="preserve">natural next step: explicit multiscale-temporal features (A9) and history-conditioned, path-dependent scoring</w:t>
+      </w:r>
+      <w:r>
+        <w:t xml:space="preserve"> </w:t>
+      </w:r>
+      <w:r>
+        <w:t xml:space="preserve">(A10), together with multi-seed confidence intervals, a raw-waveform representation for SKAB, and a dataset that</w:t>
+      </w:r>
+      <w:r>
+        <w:t xml:space="preserve"> </w:t>
+      </w:r>
+      <w:r>
+        <w:t xml:space="preserve">actually contains a history-dependent fault to exercise those trajectory assumptions.</w:t>
+      </w:r>
+    </w:p>
+    <w:p>
+      <w:pPr>
+        <w:pStyle w:val="BodyText"/>
+        <w:jc w:val="both"/>
+        <w:keepNext w:val="0"/>
+        <w:keepLines w:val="0"/>
+        <w:widowControl w:val="1"/>
+      </w:pPr>
+      <w:r>
+        <w:rPr>
+          <w:b/>
+          <w:bCs/>
+        </w:rPr>
+        <w:t xml:space="preserve">Author Contributions:</w:t>
+      </w:r>
+      <w:r>
+        <w:t xml:space="preserve"> </w:t>
+      </w:r>
+      <w:r>
+        <w:t xml:space="preserve">Conceptualization, methodology, software, validation, formal analysis, investigation, writing (original draft preparation), and writing (review and editing), A.A. and Y.A. The authors contributed equally to all aspects of the work. All authors have read and agreed to the published version of the manuscript.</w:t>
+      </w:r>
+    </w:p>
+    <w:p>
+      <w:pPr>
+        <w:pStyle w:val="BodyText"/>
+        <w:jc w:val="both"/>
+        <w:keepNext w:val="0"/>
+        <w:keepLines w:val="0"/>
+        <w:widowControl w:val="1"/>
+      </w:pPr>
+      <w:r>
+        <w:rPr>
+          <w:b/>
+          <w:bCs/>
+        </w:rPr>
+        <w:t xml:space="preserve">Funding:</w:t>
+      </w:r>
+      <w:r>
+        <w:t xml:space="preserve"> </w:t>
+      </w:r>
+      <w:r>
+        <w:t xml:space="preserve">This research received no external funding.</w:t>
+      </w:r>
+    </w:p>
+    <w:p>
+      <w:pPr>
+        <w:pStyle w:val="BodyText"/>
+        <w:jc w:val="both"/>
+        <w:keepNext w:val="0"/>
+        <w:keepLines w:val="0"/>
+        <w:widowControl w:val="1"/>
+      </w:pPr>
+      <w:r>
+        <w:rPr>
+          <w:b/>
+          <w:bCs/>
+        </w:rPr>
+        <w:t xml:space="preserve">Institutional Review Board Statement:</w:t>
+      </w:r>
+      <w:r>
+        <w:t xml:space="preserve"> </w:t>
+      </w:r>
+      <w:r>
+        <w:t xml:space="preserve">Not applicable.</w:t>
+      </w:r>
+    </w:p>
+    <w:p>
+      <w:pPr>
+        <w:pStyle w:val="BodyText"/>
+        <w:jc w:val="both"/>
+        <w:keepNext w:val="0"/>
+        <w:keepLines w:val="0"/>
+        <w:widowControl w:val="1"/>
+      </w:pPr>
+      <w:r>
+        <w:rPr>
+          <w:b/>
+          <w:bCs/>
+        </w:rPr>
+        <w:t xml:space="preserve">Informed Consent Statement:</w:t>
+      </w:r>
+      <w:r>
+        <w:t xml:space="preserve"> </w:t>
+      </w:r>
+      <w:r>
+        <w:t xml:space="preserve">Not applicable.</w:t>
+      </w:r>
+    </w:p>
+    <w:p>
+      <w:pPr>
+        <w:pStyle w:val="BodyText"/>
+        <w:jc w:val="both"/>
+        <w:keepNext w:val="0"/>
+        <w:keepLines w:val="0"/>
+        <w:widowControl w:val="1"/>
+      </w:pPr>
+      <w:r>
+        <w:rPr>
+          <w:b/>
+          <w:bCs/>
+        </w:rPr>
+        <w:t xml:space="preserve">Data Availability Statement:</w:t>
+      </w:r>
+      <w:r>
+        <w:t xml:space="preserve"> </w:t>
+      </w:r>
+      <w:r>
+        <w:t xml:space="preserve">This study uses only publicly available community benchmark datasets and created no new data. WADI and SWaT are available from iTrust, Singapore University of Technology and Design (https://itrust.sutd.edu.sg/, access granted on request); HAI is available from its public release by ETRI; and SKAB is available from its public repository. The source code supporting the reported results is available from the corresponding author on reasonable request.</w:t>
+      </w:r>
+    </w:p>
+    <w:p>
+      <w:pPr>
+        <w:pStyle w:val="BodyText"/>
+        <w:jc w:val="both"/>
+        <w:keepNext w:val="0"/>
+        <w:keepLines w:val="0"/>
+        <w:widowControl w:val="1"/>
+      </w:pPr>
+      <w:r>
+        <w:rPr>
+          <w:b/>
+          <w:bCs/>
+        </w:rPr>
+        <w:t xml:space="preserve">Conflicts of Interest:</w:t>
+      </w:r>
+      <w:r>
+        <w:t xml:space="preserve"> </w:t>
+      </w:r>
+      <w:r>
+        <w:t xml:space="preserve">The authors declare no conflicts of interest.</w:t>
       </w:r>
     </w:p>
     <w:p>
@@ -16480,7 +16622,7 @@
       </w:r>
     </w:p>
     <w:bookmarkEnd w:id="36"/>
-    <w:bookmarkStart w:id="90" w:name="references"/>
+    <w:bookmarkStart w:id="89" w:name="references"/>
     <w:p>
       <w:pPr>
         <w:pStyle w:val="ReferencesHeading"/>
@@ -16510,34 +16652,9 @@
         </w:rPr>
         <w:t xml:space="preserve">1. </w:t>
       </w:r>
-      <w:bookmarkStart w:id="39" w:name="r-kim"/>
-      <w:r>
-        <w:t xml:space="preserve">S. Kim, K. Choi, H.-S. Choi, B. Lee, and S. Yoon. “Towards a Rigorous Evaluation of</w:t>
-      </w:r>
-      <w:r>
-        <w:t xml:space="preserve"> </w:t>
-      </w:r>
-      <w:r>
-        <w:t xml:space="preserve">Time-Series Anomaly Detection.”</w:t>
-      </w:r>
-      <w:r>
-        <w:t xml:space="preserve"> </w:t>
-      </w:r>
-      <w:r>
-        <w:rPr>
-          <w:i/>
-          <w:iCs/>
-        </w:rPr>
-        <w:t xml:space="preserve">Proceedings of the AAAI Conference on Artificial Intelligence</w:t>
-      </w:r>
-      <w:r>
-        <w:t xml:space="preserve">,</w:t>
-      </w:r>
-      <w:r>
-        <w:t xml:space="preserve"> </w:t>
-      </w:r>
-      <w:r>
-        <w:t xml:space="preserve">2022, pp. 7194–7201.</w:t>
+      <w:bookmarkStart w:id="38" w:name="r-kim"/>
+      <w:r>
+        <w:t xml:space="preserve">Kim, S.; Choi, K.; Choi, H.-S.; Lee, B.; Yoon, S. Towards a rigorous evaluation of time-series anomaly detection. In Proceedings of the AAAI Conference on Artificial Intelligence, Virtual, 22 February–1 March 2022; Volume 36, pp. 7194–7201.</w:t>
       </w:r>
       <w:r>
         <w:t xml:space="preserve"> </w:t>
@@ -16547,27 +16664,13 @@
           <w:rPr>
             <w:rStyle w:val="Hyperlink"/>
           </w:rPr>
-          <w:t xml:space="preserve">arXiv:2109.05257</w:t>
+          <w:t xml:space="preserve">https://doi.org/10.1609/aaai.v36i7.20680</w:t>
         </w:r>
       </w:hyperlink>
       <w:r>
-        <w:t xml:space="preserve">,</w:t>
-      </w:r>
-      <w:r>
-        <w:t xml:space="preserve"> </w:t>
-      </w:r>
-      <w:hyperlink r:id="rId38">
-        <w:r>
-          <w:rPr>
-            <w:rStyle w:val="Hyperlink"/>
-          </w:rPr>
-          <w:t xml:space="preserve">AAAI</w:t>
-        </w:r>
-      </w:hyperlink>
-      <w:r>
         <w:t xml:space="preserve">.</w:t>
       </w:r>
-      <w:bookmarkEnd w:id="39"/>
+      <w:bookmarkEnd w:id="38"/>
     </w:p>
     <w:p>
       <w:pPr>
@@ -16586,15 +16689,9 @@
         </w:rPr>
         <w:t xml:space="preserve">2. </w:t>
       </w:r>
-      <w:bookmarkStart w:id="41" w:name="r-garg"/>
-      <w:r>
-        <w:t xml:space="preserve">A. Garg, W. Zhang, J. Samaran, R. Savitha, and C.-S. Foo. “An Evaluation of Anomaly</w:t>
-      </w:r>
-      <w:r>
-        <w:t xml:space="preserve"> </w:t>
-      </w:r>
-      <w:r>
-        <w:t xml:space="preserve">Detection and Diagnosis in Multivariate Time Series.”</w:t>
+      <w:bookmarkStart w:id="40" w:name="r-garg"/>
+      <w:r>
+        <w:t xml:space="preserve">Garg, A.; Zhang, W.; Samaran, J.; Savitha, R.; Foo, C.-S. An evaluation of anomaly detection and diagnosis in multivariate time series.</w:t>
       </w:r>
       <w:r>
         <w:t xml:space="preserve"> </w:t>
@@ -16604,46 +16701,49 @@
           <w:i/>
           <w:iCs/>
         </w:rPr>
-        <w:t xml:space="preserve">IEEE Transactions on Neural Networks and Learning</w:t>
+        <w:t xml:space="preserve">IEEE Trans. Neural Netw. Learn. Syst.</w:t>
+      </w:r>
+      <w:r>
+        <w:t xml:space="preserve"> </w:t>
+      </w:r>
+      <w:r>
+        <w:rPr>
+          <w:b/>
+          <w:bCs/>
+        </w:rPr>
+        <w:t xml:space="preserve">2022</w:t>
+      </w:r>
+      <w:r>
+        <w:t xml:space="preserve">,</w:t>
+      </w:r>
+      <w:r>
+        <w:t xml:space="preserve"> </w:t>
       </w:r>
       <w:r>
         <w:rPr>
           <w:i/>
           <w:iCs/>
         </w:rPr>
-        <w:t xml:space="preserve"> </w:t>
-      </w:r>
-      <w:r>
-        <w:rPr>
-          <w:i/>
-          <w:iCs/>
-        </w:rPr>
-        <w:t xml:space="preserve">Systems</w:t>
-      </w:r>
-      <w:r>
-        <w:t xml:space="preserve">, 33(6):2508–2517, 2022.</w:t>
-      </w:r>
-      <w:r>
-        <w:t xml:space="preserve"> </w:t>
-      </w:r>
-      <w:hyperlink r:id="rId40">
+        <w:t xml:space="preserve">33</w:t>
+      </w:r>
+      <w:r>
+        <w:t xml:space="preserve">, 2508–2517.</w:t>
+      </w:r>
+      <w:r>
+        <w:t xml:space="preserve"> </w:t>
+      </w:r>
+      <w:hyperlink r:id="rId39">
         <w:r>
           <w:rPr>
             <w:rStyle w:val="Hyperlink"/>
           </w:rPr>
-          <w:t xml:space="preserve">arXiv:2109.11428</w:t>
+          <w:t xml:space="preserve">https://doi.org/10.1109/TNNLS.2021.3105827</w:t>
         </w:r>
       </w:hyperlink>
       <w:r>
-        <w:t xml:space="preserve">,</w:t>
-      </w:r>
-      <w:r>
-        <w:t xml:space="preserve"> </w:t>
-      </w:r>
-      <w:r>
-        <w:t xml:space="preserve">doi:10.1109/TNNLS.2021.3105827.</w:t>
-      </w:r>
-      <w:bookmarkEnd w:id="41"/>
+        <w:t xml:space="preserve">.</w:t>
+      </w:r>
+      <w:bookmarkEnd w:id="40"/>
     </w:p>
     <w:p>
       <w:pPr>
@@ -16662,15 +16762,9 @@
         </w:rPr>
         <w:t xml:space="preserve">3. </w:t>
       </w:r>
-      <w:bookmarkStart w:id="43" w:name="r-wukeogh"/>
-      <w:r>
-        <w:t xml:space="preserve">R. Wu and E. J. Keogh. “Current Time Series Anomaly Detection Benchmarks are Flawed and</w:t>
-      </w:r>
-      <w:r>
-        <w:t xml:space="preserve"> </w:t>
-      </w:r>
-      <w:r>
-        <w:t xml:space="preserve">are Creating the Illusion of Progress.”</w:t>
+      <w:bookmarkStart w:id="42" w:name="r-wukeogh"/>
+      <w:r>
+        <w:t xml:space="preserve">Wu, R.; Keogh, E.J. Current time series anomaly detection benchmarks are flawed and are creating the illusion of progress.</w:t>
       </w:r>
       <w:r>
         <w:t xml:space="preserve"> </w:t>
@@ -16680,26 +16774,49 @@
           <w:i/>
           <w:iCs/>
         </w:rPr>
-        <w:t xml:space="preserve">IEEE Transactions on Knowledge and Data Engineering</w:t>
-      </w:r>
-      <w:r>
-        <w:t xml:space="preserve">, 2023.</w:t>
-      </w:r>
-      <w:r>
-        <w:t xml:space="preserve"> </w:t>
-      </w:r>
-      <w:hyperlink r:id="rId42">
+        <w:t xml:space="preserve">IEEE Trans. Knowl. Data Eng.</w:t>
+      </w:r>
+      <w:r>
+        <w:t xml:space="preserve"> </w:t>
+      </w:r>
+      <w:r>
+        <w:rPr>
+          <w:b/>
+          <w:bCs/>
+        </w:rPr>
+        <w:t xml:space="preserve">2023</w:t>
+      </w:r>
+      <w:r>
+        <w:t xml:space="preserve">,</w:t>
+      </w:r>
+      <w:r>
+        <w:t xml:space="preserve"> </w:t>
+      </w:r>
+      <w:r>
+        <w:rPr>
+          <w:i/>
+          <w:iCs/>
+        </w:rPr>
+        <w:t xml:space="preserve">35</w:t>
+      </w:r>
+      <w:r>
+        <w:t xml:space="preserve">, 2421–2429.</w:t>
+      </w:r>
+      <w:r>
+        <w:t xml:space="preserve"> </w:t>
+      </w:r>
+      <w:hyperlink r:id="rId41">
         <w:r>
           <w:rPr>
             <w:rStyle w:val="Hyperlink"/>
           </w:rPr>
-          <w:t xml:space="preserve">arXiv:2009.13807</w:t>
+          <w:t xml:space="preserve">https://doi.org/10.1109/TKDE.2021.3112126</w:t>
         </w:r>
       </w:hyperlink>
       <w:r>
-        <w:t xml:space="preserve">, doi:10.1109/TKDE.2021.3112126.</w:t>
-      </w:r>
-      <w:bookmarkEnd w:id="43"/>
+        <w:t xml:space="preserve">.</w:t>
+      </w:r>
+      <w:bookmarkEnd w:id="42"/>
     </w:p>
     <w:p>
       <w:pPr>
@@ -16718,33 +16835,14 @@
         </w:rPr>
         <w:t xml:space="preserve">4. </w:t>
       </w:r>
-      <w:bookmarkStart w:id="45" w:name="r-doshi"/>
-      <w:r>
-        <w:t xml:space="preserve">K. Doshi, S. Abudalou, and Y. Yilmaz. “Reward Once, Penalize Once: Rectifying Time Series</w:t>
-      </w:r>
-      <w:r>
-        <w:t xml:space="preserve"> </w:t>
-      </w:r>
-      <w:r>
-        <w:t xml:space="preserve">Anomaly Detection.”</w:t>
-      </w:r>
-      <w:r>
-        <w:t xml:space="preserve"> </w:t>
-      </w:r>
-      <w:r>
-        <w:rPr>
-          <w:i/>
-          <w:iCs/>
-        </w:rPr>
-        <w:t xml:space="preserve">International Joint Conference on Neural Networks (IJCNN)</w:t>
-      </w:r>
-      <w:r>
-        <w:t xml:space="preserve">, 2022.</w:t>
-      </w:r>
-      <w:r>
-        <w:t xml:space="preserve"> </w:t>
-      </w:r>
-      <w:hyperlink r:id="rId44">
+      <w:bookmarkStart w:id="44" w:name="r-doshi"/>
+      <w:r>
+        <w:t xml:space="preserve">Doshi, K.; Abudalou, S.; Yilmaz, Y. Reward once, penalize once: Rectifying time series anomaly detection. In Proceedings of the International Joint Conference on Neural Networks (IJCNN), Padua, Italy, 18–23 July 2022.</w:t>
+      </w:r>
+      <w:r>
+        <w:t xml:space="preserve"> </w:t>
+      </w:r>
+      <w:hyperlink r:id="rId43">
         <w:r>
           <w:rPr>
             <w:rStyle w:val="Hyperlink"/>
@@ -16755,7 +16853,7 @@
       <w:r>
         <w:t xml:space="preserve">.</w:t>
       </w:r>
-      <w:bookmarkEnd w:id="45"/>
+      <w:bookmarkEnd w:id="44"/>
     </w:p>
     <w:p>
       <w:pPr>
@@ -16774,31 +16872,48 @@
         </w:rPr>
         <w:t xml:space="preserve">5. </w:t>
       </w:r>
-      <w:bookmarkStart w:id="47" w:name="r-univar"/>
-      <w:r>
-        <w:t xml:space="preserve">M. Pinet, J. Cumin, S. Berlemont, and D. Vaufreydaz. “Anomalies in Multivariate Time Series</w:t>
-      </w:r>
-      <w:r>
-        <w:t xml:space="preserve"> </w:t>
-      </w:r>
-      <w:r>
-        <w:t xml:space="preserve">Benchmarks Are Mostly Univariate.” arXiv preprint, 2026.</w:t>
-      </w:r>
-      <w:r>
-        <w:t xml:space="preserve"> </w:t>
-      </w:r>
-      <w:hyperlink r:id="rId46">
+      <w:bookmarkStart w:id="46" w:name="r-univar"/>
+      <w:r>
+        <w:t xml:space="preserve">Pinet, M.; Cumin, J.; Berlemont, S.; Vaufreydaz, D. Anomalies in multivariate time series benchmarks are mostly univariate.</w:t>
+      </w:r>
+      <w:r>
+        <w:t xml:space="preserve"> </w:t>
+      </w:r>
+      <w:r>
+        <w:rPr>
+          <w:i/>
+          <w:iCs/>
+        </w:rPr>
+        <w:t xml:space="preserve">arXiv</w:t>
+      </w:r>
+      <w:r>
+        <w:t xml:space="preserve"> </w:t>
+      </w:r>
+      <w:r>
+        <w:rPr>
+          <w:b/>
+          <w:bCs/>
+        </w:rPr>
+        <w:t xml:space="preserve">2026</w:t>
+      </w:r>
+      <w:r>
+        <w:t xml:space="preserve">, arXiv:2606.02670.</w:t>
+      </w:r>
+      <w:r>
+        <w:t xml:space="preserve"> </w:t>
+      </w:r>
+      <w:hyperlink r:id="rId45">
         <w:r>
           <w:rPr>
             <w:rStyle w:val="Hyperlink"/>
           </w:rPr>
-          <w:t xml:space="preserve">arXiv:2606.02670</w:t>
+          <w:t xml:space="preserve">https://arxiv.org/abs/2606.02670</w:t>
         </w:r>
       </w:hyperlink>
       <w:r>
         <w:t xml:space="preserve">.</w:t>
       </w:r>
-      <w:bookmarkEnd w:id="47"/>
+      <w:bookmarkEnd w:id="46"/>
     </w:p>
     <w:p>
       <w:pPr>
@@ -16817,58 +16932,25 @@
         </w:rPr>
         <w:t xml:space="preserve">6. </w:t>
       </w:r>
-      <w:bookmarkStart w:id="49" w:name="r-usad"/>
-      <w:r>
-        <w:t xml:space="preserve">J. Audibert, P. Michiardi, F. Guyard, S. Marti, and M. A. Zuluaga. “USAD: UnSupervised</w:t>
-      </w:r>
-      <w:r>
-        <w:t xml:space="preserve"> </w:t>
-      </w:r>
-      <w:r>
-        <w:t xml:space="preserve">Anomaly Detection on Multivariate Time Series.”</w:t>
-      </w:r>
-      <w:r>
-        <w:t xml:space="preserve"> </w:t>
-      </w:r>
-      <w:r>
-        <w:rPr>
-          <w:i/>
-          <w:iCs/>
-        </w:rPr>
-        <w:t xml:space="preserve">Proceedings of the 26th ACM SIGKDD International</w:t>
-      </w:r>
-      <w:r>
-        <w:rPr>
-          <w:i/>
-          <w:iCs/>
-        </w:rPr>
-        <w:t xml:space="preserve"> </w:t>
-      </w:r>
-      <w:r>
-        <w:rPr>
-          <w:i/>
-          <w:iCs/>
-        </w:rPr>
-        <w:t xml:space="preserve">Conference on Knowledge Discovery &amp; Data Mining (KDD)</w:t>
-      </w:r>
-      <w:r>
-        <w:t xml:space="preserve">, 2020.</w:t>
-      </w:r>
-      <w:r>
-        <w:t xml:space="preserve"> </w:t>
-      </w:r>
-      <w:hyperlink r:id="rId48">
+      <w:bookmarkStart w:id="48" w:name="r-usad"/>
+      <w:r>
+        <w:t xml:space="preserve">Audibert, J.; Michiardi, P.; Guyard, F.; Marti, S.; Zuluaga, M.A. USAD: Unsupervised anomaly detection on multivariate time series. In Proceedings of the 26th ACM SIGKDD International Conference on Knowledge Discovery &amp; Data Mining (KDD), Virtual Event, CA, USA, 23–27 August 2020; pp. 3395–3404.</w:t>
+      </w:r>
+      <w:r>
+        <w:t xml:space="preserve"> </w:t>
+      </w:r>
+      <w:hyperlink r:id="rId47">
         <w:r>
           <w:rPr>
             <w:rStyle w:val="Hyperlink"/>
           </w:rPr>
-          <w:t xml:space="preserve">doi:10.1145/3394486.3403392</w:t>
+          <w:t xml:space="preserve">https://doi.org/10.1145/3394486.3403392</w:t>
         </w:r>
       </w:hyperlink>
       <w:r>
         <w:t xml:space="preserve">.</w:t>
       </w:r>
-      <w:bookmarkEnd w:id="49"/>
+      <w:bookmarkEnd w:id="48"/>
     </w:p>
     <w:p>
       <w:pPr>
@@ -16887,15 +16969,9 @@
         </w:rPr>
         <w:t xml:space="preserve">7. </w:t>
       </w:r>
-      <w:bookmarkStart w:id="51" w:name="r-tranad"/>
-      <w:r>
-        <w:t xml:space="preserve">S. Tuli, G. Casale, and N. R. Jennings. “TranAD: Deep Transformer Networks for Anomaly</w:t>
-      </w:r>
-      <w:r>
-        <w:t xml:space="preserve"> </w:t>
-      </w:r>
-      <w:r>
-        <w:t xml:space="preserve">Detection in Multivariate Time Series Data.”</w:t>
+      <w:bookmarkStart w:id="50" w:name="r-tranad"/>
+      <w:r>
+        <w:t xml:space="preserve">Tuli, S.; Casale, G.; Jennings, N.R. TranAD: Deep transformer networks for anomaly detection in multivariate time series data.</w:t>
       </w:r>
       <w:r>
         <w:t xml:space="preserve"> </w:t>
@@ -16905,26 +16981,49 @@
           <w:i/>
           <w:iCs/>
         </w:rPr>
-        <w:t xml:space="preserve">Proceedings of the VLDB Endowment</w:t>
-      </w:r>
-      <w:r>
-        <w:t xml:space="preserve">, 15(6), 2022.</w:t>
-      </w:r>
-      <w:r>
-        <w:t xml:space="preserve"> </w:t>
-      </w:r>
-      <w:hyperlink r:id="rId50">
+        <w:t xml:space="preserve">Proc. VLDB Endow.</w:t>
+      </w:r>
+      <w:r>
+        <w:t xml:space="preserve"> </w:t>
+      </w:r>
+      <w:r>
+        <w:rPr>
+          <w:b/>
+          <w:bCs/>
+        </w:rPr>
+        <w:t xml:space="preserve">2022</w:t>
+      </w:r>
+      <w:r>
+        <w:t xml:space="preserve">,</w:t>
+      </w:r>
+      <w:r>
+        <w:t xml:space="preserve"> </w:t>
+      </w:r>
+      <w:r>
+        <w:rPr>
+          <w:i/>
+          <w:iCs/>
+        </w:rPr>
+        <w:t xml:space="preserve">15</w:t>
+      </w:r>
+      <w:r>
+        <w:t xml:space="preserve">, 1201–1214.</w:t>
+      </w:r>
+      <w:r>
+        <w:t xml:space="preserve"> </w:t>
+      </w:r>
+      <w:hyperlink r:id="rId49">
         <w:r>
           <w:rPr>
             <w:rStyle w:val="Hyperlink"/>
           </w:rPr>
-          <w:t xml:space="preserve">arXiv:2201.07284</w:t>
+          <w:t xml:space="preserve">https://doi.org/10.14778/3514061.3514067</w:t>
         </w:r>
       </w:hyperlink>
       <w:r>
         <w:t xml:space="preserve">.</w:t>
       </w:r>
-      <w:bookmarkEnd w:id="51"/>
+      <w:bookmarkEnd w:id="50"/>
     </w:p>
     <w:p>
       <w:pPr>
@@ -16943,58 +17042,25 @@
         </w:rPr>
         <w:t xml:space="preserve">8. </w:t>
       </w:r>
-      <w:bookmarkStart w:id="53" w:name="r-vade"/>
-      <w:r>
-        <w:t xml:space="preserve">Z. Jiang, Y. Zheng, H. Tan, B. Tang, and H. Zhou. “Variational Deep Embedding: An</w:t>
-      </w:r>
-      <w:r>
-        <w:t xml:space="preserve"> </w:t>
-      </w:r>
-      <w:r>
-        <w:t xml:space="preserve">Unsupervised and Generative Approach to Clustering.”</w:t>
-      </w:r>
-      <w:r>
-        <w:t xml:space="preserve"> </w:t>
-      </w:r>
-      <w:r>
-        <w:rPr>
-          <w:i/>
-          <w:iCs/>
-        </w:rPr>
-        <w:t xml:space="preserve">Proceedings of the 26th International Joint</w:t>
-      </w:r>
-      <w:r>
-        <w:rPr>
-          <w:i/>
-          <w:iCs/>
-        </w:rPr>
-        <w:t xml:space="preserve"> </w:t>
-      </w:r>
-      <w:r>
-        <w:rPr>
-          <w:i/>
-          <w:iCs/>
-        </w:rPr>
-        <w:t xml:space="preserve">Conference on Artificial Intelligence (IJCAI)</w:t>
-      </w:r>
-      <w:r>
-        <w:t xml:space="preserve">, 2017.</w:t>
-      </w:r>
-      <w:r>
-        <w:t xml:space="preserve"> </w:t>
-      </w:r>
-      <w:hyperlink r:id="rId52">
+      <w:bookmarkStart w:id="52" w:name="r-vade"/>
+      <w:r>
+        <w:t xml:space="preserve">Jiang, Z.; Zheng, Y.; Tan, H.; Tang, B.; Zhou, H. Variational deep embedding: An unsupervised and generative approach to clustering. In Proceedings of the 26th International Joint Conference on Artificial Intelligence (IJCAI), Melbourne, Australia, 19–25 August 2017; pp. 1965–1972.</w:t>
+      </w:r>
+      <w:r>
+        <w:t xml:space="preserve"> </w:t>
+      </w:r>
+      <w:hyperlink r:id="rId51">
         <w:r>
           <w:rPr>
             <w:rStyle w:val="Hyperlink"/>
           </w:rPr>
-          <w:t xml:space="preserve">arXiv:1611.05148</w:t>
+          <w:t xml:space="preserve">https://doi.org/10.24963/ijcai.2017/273</w:t>
         </w:r>
       </w:hyperlink>
       <w:r>
         <w:t xml:space="preserve">.</w:t>
       </w:r>
-      <w:bookmarkEnd w:id="53"/>
+      <w:bookmarkEnd w:id="52"/>
     </w:p>
     <w:p>
       <w:pPr>
@@ -17013,58 +17079,25 @@
         </w:rPr>
         <w:t xml:space="preserve">9. </w:t>
       </w:r>
-      <w:bookmarkStart w:id="55" w:name="r-dagmm"/>
-      <w:r>
-        <w:t xml:space="preserve">B. Zong, Q. Song, M. R. Min, W. Cheng, C. Lumezanu, D. Cho, and H. Chen. “Deep</w:t>
-      </w:r>
-      <w:r>
-        <w:t xml:space="preserve"> </w:t>
-      </w:r>
-      <w:r>
-        <w:t xml:space="preserve">Autoencoding Gaussian Mixture Model for Unsupervised Anomaly Detection.”</w:t>
-      </w:r>
-      <w:r>
-        <w:t xml:space="preserve"> </w:t>
-      </w:r>
-      <w:r>
-        <w:rPr>
-          <w:i/>
-          <w:iCs/>
-        </w:rPr>
-        <w:t xml:space="preserve">International Conference on</w:t>
-      </w:r>
-      <w:r>
-        <w:rPr>
-          <w:i/>
-          <w:iCs/>
-        </w:rPr>
-        <w:t xml:space="preserve"> </w:t>
-      </w:r>
-      <w:r>
-        <w:rPr>
-          <w:i/>
-          <w:iCs/>
-        </w:rPr>
-        <w:t xml:space="preserve">Learning Representations (ICLR)</w:t>
-      </w:r>
-      <w:r>
-        <w:t xml:space="preserve">, 2018.</w:t>
-      </w:r>
-      <w:r>
-        <w:t xml:space="preserve"> </w:t>
-      </w:r>
-      <w:hyperlink r:id="rId54">
+      <w:bookmarkStart w:id="54" w:name="r-dagmm"/>
+      <w:r>
+        <w:t xml:space="preserve">Zong, B.; Song, Q.; Min, M.R.; Cheng, W.; Lumezanu, C.; Cho, D.; Chen, H. Deep autoencoding Gaussian mixture model for unsupervised anomaly detection. In Proceedings of the International Conference on Learning Representations (ICLR), Vancouver, BC, Canada, 30 April–3 May 2018.</w:t>
+      </w:r>
+      <w:r>
+        <w:t xml:space="preserve"> </w:t>
+      </w:r>
+      <w:hyperlink r:id="rId53">
         <w:r>
           <w:rPr>
             <w:rStyle w:val="Hyperlink"/>
           </w:rPr>
-          <w:t xml:space="preserve">OpenReview</w:t>
+          <w:t xml:space="preserve">https://openreview.net/forum?id=BJJLHbb0-</w:t>
         </w:r>
       </w:hyperlink>
       <w:r>
         <w:t xml:space="preserve">.</w:t>
       </w:r>
-      <w:bookmarkEnd w:id="55"/>
+      <w:bookmarkEnd w:id="54"/>
     </w:p>
     <w:p>
       <w:pPr>
@@ -17083,44 +17116,25 @@
         </w:rPr>
         <w:t xml:space="preserve">10. </w:t>
       </w:r>
-      <w:bookmarkStart w:id="57" w:name="r-gdn"/>
-      <w:r>
-        <w:t xml:space="preserve">A. Deng and B. Hooi. “Graph Neural Network-Based Anomaly Detection in Multivariate Time</w:t>
-      </w:r>
-      <w:r>
-        <w:t xml:space="preserve"> </w:t>
-      </w:r>
-      <w:r>
-        <w:t xml:space="preserve">Series.”</w:t>
-      </w:r>
-      <w:r>
-        <w:t xml:space="preserve"> </w:t>
-      </w:r>
-      <w:r>
-        <w:rPr>
-          <w:i/>
-          <w:iCs/>
-        </w:rPr>
-        <w:t xml:space="preserve">Proceedings of the AAAI Conference on Artificial Intelligence</w:t>
-      </w:r>
-      <w:r>
-        <w:t xml:space="preserve">, 2021.</w:t>
-      </w:r>
-      <w:r>
-        <w:t xml:space="preserve"> </w:t>
-      </w:r>
-      <w:hyperlink r:id="rId56">
+      <w:bookmarkStart w:id="56" w:name="r-gdn"/>
+      <w:r>
+        <w:t xml:space="preserve">Deng, A.; Hooi, B. Graph neural network-based anomaly detection in multivariate time series. In Proceedings of the AAAI Conference on Artificial Intelligence, Virtual, 2–9 February 2021; Volume 35, pp. 4027–4035.</w:t>
+      </w:r>
+      <w:r>
+        <w:t xml:space="preserve"> </w:t>
+      </w:r>
+      <w:hyperlink r:id="rId55">
         <w:r>
           <w:rPr>
             <w:rStyle w:val="Hyperlink"/>
           </w:rPr>
-          <w:t xml:space="preserve">arXiv:2106.06947</w:t>
+          <w:t xml:space="preserve">https://doi.org/10.1609/aaai.v35i5.16523</w:t>
         </w:r>
       </w:hyperlink>
       <w:r>
         <w:t xml:space="preserve">.</w:t>
       </w:r>
-      <w:bookmarkEnd w:id="57"/>
+      <w:bookmarkEnd w:id="56"/>
     </w:p>
     <w:p>
       <w:pPr>
@@ -17139,52 +17153,25 @@
         </w:rPr>
         <w:t xml:space="preserve">11. </w:t>
       </w:r>
-      <w:bookmarkStart w:id="59" w:name="r-if"/>
-      <w:r>
-        <w:t xml:space="preserve">F. T. Liu, K. M. Ting, and Z.-H. Zhou. “Isolation Forest.”</w:t>
-      </w:r>
-      <w:r>
-        <w:t xml:space="preserve"> </w:t>
-      </w:r>
-      <w:r>
-        <w:rPr>
-          <w:i/>
-          <w:iCs/>
-        </w:rPr>
-        <w:t xml:space="preserve">IEEE International</w:t>
-      </w:r>
-      <w:r>
-        <w:rPr>
-          <w:i/>
-          <w:iCs/>
-        </w:rPr>
-        <w:t xml:space="preserve"> </w:t>
-      </w:r>
-      <w:r>
-        <w:rPr>
-          <w:i/>
-          <w:iCs/>
-        </w:rPr>
-        <w:t xml:space="preserve">Conference on Data Mining (ICDM)</w:t>
-      </w:r>
-      <w:r>
-        <w:t xml:space="preserve">, 2008, pp. 413–422.</w:t>
-      </w:r>
-      <w:r>
-        <w:t xml:space="preserve"> </w:t>
-      </w:r>
-      <w:hyperlink r:id="rId58">
+      <w:bookmarkStart w:id="58" w:name="r-if"/>
+      <w:r>
+        <w:t xml:space="preserve">Liu, F.T.; Ting, K.M.; Zhou, Z.-H. Isolation forest. In Proceedings of the 2008 Eighth IEEE International Conference on Data Mining (ICDM), Pisa, Italy, 15–19 December 2008; pp. 413–422.</w:t>
+      </w:r>
+      <w:r>
+        <w:t xml:space="preserve"> </w:t>
+      </w:r>
+      <w:hyperlink r:id="rId57">
         <w:r>
           <w:rPr>
             <w:rStyle w:val="Hyperlink"/>
           </w:rPr>
-          <w:t xml:space="preserve">doi:10.1109/ICDM.2008.17</w:t>
+          <w:t xml:space="preserve">https://doi.org/10.1109/ICDM.2008.17</w:t>
         </w:r>
       </w:hyperlink>
       <w:r>
         <w:t xml:space="preserve">.</w:t>
       </w:r>
-      <w:bookmarkEnd w:id="59"/>
+      <w:bookmarkEnd w:id="58"/>
     </w:p>
     <w:p>
       <w:pPr>
@@ -17203,15 +17190,9 @@
         </w:rPr>
         <w:t xml:space="preserve">12. </w:t>
       </w:r>
-      <w:bookmarkStart w:id="61" w:name="r-lw"/>
-      <w:r>
-        <w:t xml:space="preserve">O. Ledoit and M. Wolf. “A Well-Conditioned Estimator for Large-Dimensional Covariance</w:t>
-      </w:r>
-      <w:r>
-        <w:t xml:space="preserve"> </w:t>
-      </w:r>
-      <w:r>
-        <w:t xml:space="preserve">Matrices.”</w:t>
+      <w:bookmarkStart w:id="60" w:name="r-lw"/>
+      <w:r>
+        <w:t xml:space="preserve">Ledoit, O.; Wolf, M. A well-conditioned estimator for large-dimensional covariance matrices.</w:t>
       </w:r>
       <w:r>
         <w:t xml:space="preserve"> </w:t>
@@ -17221,26 +17202,49 @@
           <w:i/>
           <w:iCs/>
         </w:rPr>
-        <w:t xml:space="preserve">Journal of Multivariate Analysis</w:t>
-      </w:r>
-      <w:r>
-        <w:t xml:space="preserve">, 88(2):365–411, 2004.</w:t>
-      </w:r>
-      <w:r>
-        <w:t xml:space="preserve"> </w:t>
-      </w:r>
-      <w:hyperlink r:id="rId60">
+        <w:t xml:space="preserve">J. Multivar. Anal.</w:t>
+      </w:r>
+      <w:r>
+        <w:t xml:space="preserve"> </w:t>
+      </w:r>
+      <w:r>
+        <w:rPr>
+          <w:b/>
+          <w:bCs/>
+        </w:rPr>
+        <w:t xml:space="preserve">2004</w:t>
+      </w:r>
+      <w:r>
+        <w:t xml:space="preserve">,</w:t>
+      </w:r>
+      <w:r>
+        <w:t xml:space="preserve"> </w:t>
+      </w:r>
+      <w:r>
+        <w:rPr>
+          <w:i/>
+          <w:iCs/>
+        </w:rPr>
+        <w:t xml:space="preserve">88</w:t>
+      </w:r>
+      <w:r>
+        <w:t xml:space="preserve">, 365–411.</w:t>
+      </w:r>
+      <w:r>
+        <w:t xml:space="preserve"> </w:t>
+      </w:r>
+      <w:hyperlink r:id="rId59">
         <w:r>
           <w:rPr>
             <w:rStyle w:val="Hyperlink"/>
           </w:rPr>
-          <w:t xml:space="preserve">doi:10.1016/S0047-259X(03)00096-4</w:t>
+          <w:t xml:space="preserve">https://doi.org/10.1016/S0047-259X(03)00096-4</w:t>
         </w:r>
       </w:hyperlink>
       <w:r>
         <w:t xml:space="preserve">.</w:t>
       </w:r>
-      <w:bookmarkEnd w:id="61"/>
+      <w:bookmarkEnd w:id="60"/>
     </w:p>
     <w:p>
       <w:pPr>
@@ -17259,58 +17263,25 @@
         </w:rPr>
         <w:t xml:space="preserve">13. </w:t>
       </w:r>
-      <w:bookmarkStart w:id="63" w:name="r-wadi"/>
-      <w:r>
-        <w:t xml:space="preserve">C. M. Ahmed, V. R. Palleti, and A. P. Mathur. “WADI: A Water Distribution Testbed for</w:t>
-      </w:r>
-      <w:r>
-        <w:t xml:space="preserve"> </w:t>
-      </w:r>
-      <w:r>
-        <w:t xml:space="preserve">Research in the Design of Secure Cyber Physical Systems.”</w:t>
-      </w:r>
-      <w:r>
-        <w:t xml:space="preserve"> </w:t>
-      </w:r>
-      <w:r>
-        <w:rPr>
-          <w:i/>
-          <w:iCs/>
-        </w:rPr>
-        <w:t xml:space="preserve">Proceedings of the 3rd International Workshop</w:t>
-      </w:r>
-      <w:r>
-        <w:rPr>
-          <w:i/>
-          <w:iCs/>
-        </w:rPr>
-        <w:t xml:space="preserve"> </w:t>
-      </w:r>
-      <w:r>
-        <w:rPr>
-          <w:i/>
-          <w:iCs/>
-        </w:rPr>
-        <w:t xml:space="preserve">on Cyber-Physical Systems for Smart Water Networks (CySWATER)</w:t>
-      </w:r>
-      <w:r>
-        <w:t xml:space="preserve">, 2017.</w:t>
-      </w:r>
-      <w:r>
-        <w:t xml:space="preserve"> </w:t>
-      </w:r>
-      <w:hyperlink r:id="rId62">
+      <w:bookmarkStart w:id="62" w:name="r-wadi"/>
+      <w:r>
+        <w:t xml:space="preserve">Ahmed, C.M.; Palleti, V.R.; Mathur, A.P. WADI: A water distribution testbed for research in the design of secure cyber physical systems. In Proceedings of the 3rd International Workshop on Cyber-Physical Systems for Smart Water Networks (CySWATER), Pittsburgh, PA, USA, 21 April 2017; pp. 25–28.</w:t>
+      </w:r>
+      <w:r>
+        <w:t xml:space="preserve"> </w:t>
+      </w:r>
+      <w:hyperlink r:id="rId61">
         <w:r>
           <w:rPr>
             <w:rStyle w:val="Hyperlink"/>
           </w:rPr>
-          <w:t xml:space="preserve">doi:10.1145/3055366.3055375</w:t>
+          <w:t xml:space="preserve">https://doi.org/10.1145/3055366.3055375</w:t>
         </w:r>
       </w:hyperlink>
       <w:r>
         <w:t xml:space="preserve">.</w:t>
       </w:r>
-      <w:bookmarkEnd w:id="63"/>
+      <w:bookmarkEnd w:id="62"/>
     </w:p>
     <w:p>
       <w:pPr>
@@ -17329,44 +17300,25 @@
         </w:rPr>
         <w:t xml:space="preserve">14. </w:t>
       </w:r>
-      <w:bookmarkStart w:id="65" w:name="r-hai"/>
-      <w:r>
-        <w:t xml:space="preserve">H.-K. Shin, W. Lee, J.-H. Yun, and H. Kim. “HAI 1.0: HIL-based Augmented ICS Security</w:t>
-      </w:r>
-      <w:r>
-        <w:t xml:space="preserve"> </w:t>
-      </w:r>
-      <w:r>
-        <w:t xml:space="preserve">Dataset.”</w:t>
-      </w:r>
-      <w:r>
-        <w:t xml:space="preserve"> </w:t>
-      </w:r>
-      <w:r>
-        <w:rPr>
-          <w:i/>
-          <w:iCs/>
-        </w:rPr>
-        <w:t xml:space="preserve">13th USENIX Workshop on Cyber Security Experimentation and Test (CSET)</w:t>
-      </w:r>
-      <w:r>
-        <w:t xml:space="preserve">, 2020.</w:t>
-      </w:r>
-      <w:r>
-        <w:t xml:space="preserve"> </w:t>
-      </w:r>
-      <w:hyperlink r:id="rId64">
+      <w:bookmarkStart w:id="64" w:name="r-hai"/>
+      <w:r>
+        <w:t xml:space="preserve">Shin, H.-K.; Lee, W.; Yun, J.-H.; Kim, H. HAI 1.0: HIL-based augmented ICS security dataset. In Proceedings of the 13th USENIX Workshop on Cyber Security Experimentation and Test (CSET), Virtual, 10 August 2020.</w:t>
+      </w:r>
+      <w:r>
+        <w:t xml:space="preserve"> </w:t>
+      </w:r>
+      <w:hyperlink r:id="rId63">
         <w:r>
           <w:rPr>
             <w:rStyle w:val="Hyperlink"/>
           </w:rPr>
-          <w:t xml:space="preserve">USENIX</w:t>
+          <w:t xml:space="preserve">https://www.usenix.org/conference/cset20/presentation/shin</w:t>
         </w:r>
       </w:hyperlink>
       <w:r>
         <w:t xml:space="preserve">.</w:t>
       </w:r>
-      <w:bookmarkEnd w:id="65"/>
+      <w:bookmarkEnd w:id="64"/>
     </w:p>
     <w:p>
       <w:pPr>
@@ -17385,31 +17337,38 @@
         </w:rPr>
         <w:t xml:space="preserve">15. </w:t>
       </w:r>
-      <w:bookmarkStart w:id="67" w:name="r-skab"/>
-      <w:r>
-        <w:t xml:space="preserve">I. D. Katser and V. O. Kozitsin. “Skoltech Anomaly Benchmark (SKAB).” Kaggle</w:t>
-      </w:r>
-      <w:r>
-        <w:t xml:space="preserve"> </w:t>
-      </w:r>
-      <w:r>
-        <w:t xml:space="preserve">dataset, 2020.</w:t>
-      </w:r>
-      <w:r>
-        <w:t xml:space="preserve"> </w:t>
-      </w:r>
-      <w:hyperlink r:id="rId66">
+      <w:bookmarkStart w:id="66" w:name="r-skab"/>
+      <w:r>
+        <w:t xml:space="preserve">Katser, I.D.; Kozitsin, V.O.</w:t>
+      </w:r>
+      <w:r>
+        <w:t xml:space="preserve"> </w:t>
+      </w:r>
+      <w:r>
+        <w:rPr>
+          <w:i/>
+          <w:iCs/>
+        </w:rPr>
+        <w:t xml:space="preserve">Skoltech Anomaly Benchmark (SKAB)</w:t>
+      </w:r>
+      <w:r>
+        <w:t xml:space="preserve">; Kaggle: 2020.</w:t>
+      </w:r>
+      <w:r>
+        <w:t xml:space="preserve"> </w:t>
+      </w:r>
+      <w:hyperlink r:id="rId65">
         <w:r>
           <w:rPr>
             <w:rStyle w:val="Hyperlink"/>
           </w:rPr>
-          <w:t xml:space="preserve">doi:10.34740/kaggle/dsv/1693952</w:t>
+          <w:t xml:space="preserve">https://doi.org/10.34740/kaggle/dsv/1693952</w:t>
         </w:r>
       </w:hyperlink>
       <w:r>
         <w:t xml:space="preserve">.</w:t>
       </w:r>
-      <w:bookmarkEnd w:id="67"/>
+      <w:bookmarkEnd w:id="66"/>
     </w:p>
     <w:p>
       <w:pPr>
@@ -17428,25 +17387,48 @@
         </w:rPr>
         <w:t xml:space="preserve">16. </w:t>
       </w:r>
-      <w:bookmarkStart w:id="69" w:name="r-bouman"/>
-      <w:r>
-        <w:t xml:space="preserve">R. Bouman and T. Heskes. “Autoencoders for Anomaly Detection are Unreliable.” arXiv preprint, 2025.</w:t>
-      </w:r>
-      <w:r>
-        <w:t xml:space="preserve"> </w:t>
-      </w:r>
-      <w:hyperlink r:id="rId68">
+      <w:bookmarkStart w:id="68" w:name="r-bouman"/>
+      <w:r>
+        <w:t xml:space="preserve">Bouman, R.; Heskes, T. Autoencoders for anomaly detection are unreliable.</w:t>
+      </w:r>
+      <w:r>
+        <w:t xml:space="preserve"> </w:t>
+      </w:r>
+      <w:r>
+        <w:rPr>
+          <w:i/>
+          <w:iCs/>
+        </w:rPr>
+        <w:t xml:space="preserve">arXiv</w:t>
+      </w:r>
+      <w:r>
+        <w:t xml:space="preserve"> </w:t>
+      </w:r>
+      <w:r>
+        <w:rPr>
+          <w:b/>
+          <w:bCs/>
+        </w:rPr>
+        <w:t xml:space="preserve">2025</w:t>
+      </w:r>
+      <w:r>
+        <w:t xml:space="preserve">, arXiv:2501.13864.</w:t>
+      </w:r>
+      <w:r>
+        <w:t xml:space="preserve"> </w:t>
+      </w:r>
+      <w:hyperlink r:id="rId67">
         <w:r>
           <w:rPr>
             <w:rStyle w:val="Hyperlink"/>
           </w:rPr>
-          <w:t xml:space="preserve">arXiv:2501.13864</w:t>
+          <w:t xml:space="preserve">https://arxiv.org/abs/2501.13864</w:t>
         </w:r>
       </w:hyperlink>
       <w:r>
         <w:t xml:space="preserve">.</w:t>
       </w:r>
-      <w:bookmarkEnd w:id="69"/>
+      <w:bookmarkEnd w:id="68"/>
     </w:p>
     <w:p>
       <w:pPr>
@@ -17465,27 +17447,14 @@
         </w:rPr>
         <w:t xml:space="preserve">17. </w:t>
       </w:r>
-      <w:bookmarkStart w:id="71" w:name="r-memae"/>
-      <w:r>
-        <w:t xml:space="preserve">D. Gong, L. Liu, V. Le, B. Saha, M. R. Mansour, S. Venkatesh, and A. van den Hengel. “Memorizing Normality to Detect Anomaly: Memory-augmented Deep Autoencoder for Unsupervised Anomaly Detection.”</w:t>
-      </w:r>
-      <w:r>
-        <w:t xml:space="preserve"> </w:t>
-      </w:r>
-      <w:r>
-        <w:rPr>
-          <w:i/>
-          <w:iCs/>
-        </w:rPr>
-        <w:t xml:space="preserve">Proceedings of the IEEE/CVF International Conference on Computer Vision (ICCV)</w:t>
-      </w:r>
-      <w:r>
-        <w:t xml:space="preserve">, 2019.</w:t>
-      </w:r>
-      <w:r>
-        <w:t xml:space="preserve"> </w:t>
-      </w:r>
-      <w:hyperlink r:id="rId70">
+      <w:bookmarkStart w:id="70" w:name="r-memae"/>
+      <w:r>
+        <w:t xml:space="preserve">Gong, D.; Liu, L.; Le, V.; Saha, B.; Mansour, M.R.; Venkatesh, S.; van den Hengel, A. Memorizing normality to detect anomaly: Memory-augmented deep autoencoder for unsupervised anomaly detection. In Proceedings of the IEEE/CVF International Conference on Computer Vision (ICCV), Seoul, Republic of Korea, 27 October–2 November 2019; pp. 1705–1714.</w:t>
+      </w:r>
+      <w:r>
+        <w:t xml:space="preserve"> </w:t>
+      </w:r>
+      <w:hyperlink r:id="rId69">
         <w:r>
           <w:rPr>
             <w:rStyle w:val="Hyperlink"/>
@@ -17496,7 +17465,7 @@
       <w:r>
         <w:t xml:space="preserve">.</w:t>
       </w:r>
-      <w:bookmarkEnd w:id="71"/>
+      <w:bookmarkEnd w:id="70"/>
     </w:p>
     <w:p>
       <w:pPr>
@@ -17515,27 +17484,14 @@
         </w:rPr>
         <w:t xml:space="preserve">18. </w:t>
       </w:r>
-      <w:bookmarkStart w:id="73" w:name="r-sarfraz"/>
-      <w:r>
-        <w:t xml:space="preserve">M. S. Sarfraz, M.-Y. Chen, L. Layer, K. Peng, and M. Koulakis. “Position: Quo Vadis, Unsupervised Time Series Anomaly Detection?”</w:t>
-      </w:r>
-      <w:r>
-        <w:t xml:space="preserve"> </w:t>
-      </w:r>
-      <w:r>
-        <w:rPr>
-          <w:i/>
-          <w:iCs/>
-        </w:rPr>
-        <w:t xml:space="preserve">Proceedings of the 41st International Conference on Machine Learning (ICML)</w:t>
-      </w:r>
-      <w:r>
-        <w:t xml:space="preserve">, 2024.</w:t>
-      </w:r>
-      <w:r>
-        <w:t xml:space="preserve"> </w:t>
-      </w:r>
-      <w:hyperlink r:id="rId72">
+      <w:bookmarkStart w:id="72" w:name="r-sarfraz"/>
+      <w:r>
+        <w:t xml:space="preserve">Sarfraz, M.S.; Chen, M.-Y.; Layer, L.; Peng, K.; Koulakis, M. Position: Quo vadis, unsupervised time series anomaly detection? In Proceedings of the 41st International Conference on Machine Learning (ICML), Vienna, Austria, 21–27 July 2024.</w:t>
+      </w:r>
+      <w:r>
+        <w:t xml:space="preserve"> </w:t>
+      </w:r>
+      <w:hyperlink r:id="rId71">
         <w:r>
           <w:rPr>
             <w:rStyle w:val="Hyperlink"/>
@@ -17546,7 +17502,7 @@
       <w:r>
         <w:t xml:space="preserve">.</w:t>
       </w:r>
-      <w:bookmarkEnd w:id="73"/>
+      <w:bookmarkEnd w:id="72"/>
     </w:p>
     <w:p>
       <w:pPr>
@@ -17565,9 +17521,9 @@
         </w:rPr>
         <w:t xml:space="preserve">19. </w:t>
       </w:r>
-      <w:bookmarkStart w:id="75" w:name="r-timesead"/>
-      <w:r>
-        <w:t xml:space="preserve">D. Wagner, T. Michels, F. C. F. Schulz, A. Nair, M. Rudolph, and M. Kloft. “TimeSeAD: Benchmarking Deep Multivariate Time-Series Anomaly Detection.”</w:t>
+      <w:bookmarkStart w:id="74" w:name="r-timesead"/>
+      <w:r>
+        <w:t xml:space="preserve">Wagner, D.; Michels, T.; Schulz, F.C.F.; Nair, A.; Rudolph, M.; Kloft, M. TimeSeAD: Benchmarking deep multivariate time-series anomaly detection.</w:t>
       </w:r>
       <w:r>
         <w:t xml:space="preserve"> </w:t>
@@ -17577,26 +17533,36 @@
           <w:i/>
           <w:iCs/>
         </w:rPr>
-        <w:t xml:space="preserve">Transactions on Machine Learning Research (TMLR)</w:t>
-      </w:r>
-      <w:r>
-        <w:t xml:space="preserve">, 2023.</w:t>
-      </w:r>
-      <w:r>
-        <w:t xml:space="preserve"> </w:t>
-      </w:r>
-      <w:hyperlink r:id="rId74">
+        <w:t xml:space="preserve">Trans. Mach. Learn. Res.</w:t>
+      </w:r>
+      <w:r>
+        <w:t xml:space="preserve"> </w:t>
+      </w:r>
+      <w:r>
+        <w:rPr>
+          <w:b/>
+          <w:bCs/>
+        </w:rPr>
+        <w:t xml:space="preserve">2023</w:t>
+      </w:r>
+      <w:r>
+        <w:t xml:space="preserve">.</w:t>
+      </w:r>
+      <w:r>
+        <w:t xml:space="preserve"> </w:t>
+      </w:r>
+      <w:hyperlink r:id="rId73">
         <w:r>
           <w:rPr>
             <w:rStyle w:val="Hyperlink"/>
           </w:rPr>
-          <w:t xml:space="preserve">OpenReview</w:t>
+          <w:t xml:space="preserve">https://openreview.net/forum?id=iMmsCI0JsS</w:t>
         </w:r>
       </w:hyperlink>
       <w:r>
         <w:t xml:space="preserve">.</w:t>
       </w:r>
-      <w:bookmarkEnd w:id="75"/>
+      <w:bookmarkEnd w:id="74"/>
     </w:p>
     <w:p>
       <w:pPr>
@@ -17615,38 +17581,25 @@
         </w:rPr>
         <w:t xml:space="preserve">20. </w:t>
       </w:r>
-      <w:bookmarkStart w:id="77" w:name="r-swat"/>
-      <w:r>
-        <w:t xml:space="preserve">A. P. Mathur and N. O. Tippenhauer. “SWaT: A Water Treatment Testbed for Research and Training on ICS Security.”</w:t>
-      </w:r>
-      <w:r>
-        <w:t xml:space="preserve"> </w:t>
-      </w:r>
-      <w:r>
-        <w:rPr>
-          <w:i/>
-          <w:iCs/>
-        </w:rPr>
-        <w:t xml:space="preserve">2016 International Workshop on Cyber-physical Systems for Smart Water Networks (CySWater)</w:t>
-      </w:r>
-      <w:r>
-        <w:t xml:space="preserve">, 2016.</w:t>
-      </w:r>
-      <w:r>
-        <w:t xml:space="preserve"> </w:t>
-      </w:r>
-      <w:hyperlink r:id="rId76">
+      <w:bookmarkStart w:id="76" w:name="r-swat"/>
+      <w:r>
+        <w:t xml:space="preserve">Mathur, A.P.; Tippenhauer, N.O. SWaT: A water treatment testbed for research and training on ICS security. In Proceedings of the 2016 International Workshop on Cyber-Physical Systems for Smart Water Networks (CySWater), Vienna, Austria, 11 April 2016; pp. 31–36.</w:t>
+      </w:r>
+      <w:r>
+        <w:t xml:space="preserve"> </w:t>
+      </w:r>
+      <w:hyperlink r:id="rId75">
         <w:r>
           <w:rPr>
             <w:rStyle w:val="Hyperlink"/>
           </w:rPr>
-          <w:t xml:space="preserve">doi:10.1109/CySWater.2016.7469060</w:t>
+          <w:t xml:space="preserve">https://doi.org/10.1109/CySWater.2016.7469060</w:t>
         </w:r>
       </w:hyperlink>
       <w:r>
         <w:t xml:space="preserve">.</w:t>
       </w:r>
-      <w:bookmarkEnd w:id="77"/>
+      <w:bookmarkEnd w:id="76"/>
     </w:p>
     <w:p>
       <w:pPr>
@@ -17665,38 +17618,25 @@
         </w:rPr>
         <w:t xml:space="preserve">21. </w:t>
       </w:r>
-      <w:bookmarkStart w:id="79" w:name="r-aead"/>
-      <w:r>
-        <w:t xml:space="preserve">M. Sakurada and T. Yairi. “Anomaly Detection Using Autoencoders with Nonlinear Dimensionality Reduction.”</w:t>
-      </w:r>
-      <w:r>
-        <w:t xml:space="preserve"> </w:t>
-      </w:r>
-      <w:r>
-        <w:rPr>
-          <w:i/>
-          <w:iCs/>
-        </w:rPr>
-        <w:t xml:space="preserve">Proceedings of the MLSDA 2014 2nd Workshop on Machine Learning for Sensory Data Analysis</w:t>
-      </w:r>
-      <w:r>
-        <w:t xml:space="preserve">, 2014, pp. 4–11.</w:t>
-      </w:r>
-      <w:r>
-        <w:t xml:space="preserve"> </w:t>
-      </w:r>
-      <w:hyperlink r:id="rId78">
+      <w:bookmarkStart w:id="78" w:name="r-aead"/>
+      <w:r>
+        <w:t xml:space="preserve">Sakurada, M.; Yairi, T. Anomaly detection using autoencoders with nonlinear dimensionality reduction. In Proceedings of the MLSDA 2014 2nd Workshop on Machine Learning for Sensory Data Analysis, Gold Coast, Australia, 2 December 2014; pp. 4–11.</w:t>
+      </w:r>
+      <w:r>
+        <w:t xml:space="preserve"> </w:t>
+      </w:r>
+      <w:hyperlink r:id="rId77">
         <w:r>
           <w:rPr>
             <w:rStyle w:val="Hyperlink"/>
           </w:rPr>
-          <w:t xml:space="preserve">doi:10.1145/2689746.2689747</w:t>
+          <w:t xml:space="preserve">https://doi.org/10.1145/2689746.2689747</w:t>
         </w:r>
       </w:hyperlink>
       <w:r>
         <w:t xml:space="preserve">.</w:t>
       </w:r>
-      <w:bookmarkEnd w:id="79"/>
+      <w:bookmarkEnd w:id="78"/>
     </w:p>
     <w:p>
       <w:pPr>
@@ -17715,9 +17655,9 @@
         </w:rPr>
         <w:t xml:space="preserve">22. </w:t>
       </w:r>
-      <w:bookmarkStart w:id="81" w:name="r-chandola"/>
-      <w:r>
-        <w:t xml:space="preserve">V. Chandola, A. Banerjee, and V. Kumar. “Anomaly Detection: A Survey.”</w:t>
+      <w:bookmarkStart w:id="80" w:name="r-chandola"/>
+      <w:r>
+        <w:t xml:space="preserve">Chandola, V.; Banerjee, A.; Kumar, V. Anomaly detection: A survey.</w:t>
       </w:r>
       <w:r>
         <w:t xml:space="preserve"> </w:t>
@@ -17727,26 +17667,49 @@
           <w:i/>
           <w:iCs/>
         </w:rPr>
-        <w:t xml:space="preserve">ACM Computing Surveys</w:t>
-      </w:r>
-      <w:r>
-        <w:t xml:space="preserve">, 41(3):Article 15, 2009.</w:t>
-      </w:r>
-      <w:r>
-        <w:t xml:space="preserve"> </w:t>
-      </w:r>
-      <w:hyperlink r:id="rId80">
+        <w:t xml:space="preserve">ACM Comput. Surv.</w:t>
+      </w:r>
+      <w:r>
+        <w:t xml:space="preserve"> </w:t>
+      </w:r>
+      <w:r>
+        <w:rPr>
+          <w:b/>
+          <w:bCs/>
+        </w:rPr>
+        <w:t xml:space="preserve">2009</w:t>
+      </w:r>
+      <w:r>
+        <w:t xml:space="preserve">,</w:t>
+      </w:r>
+      <w:r>
+        <w:t xml:space="preserve"> </w:t>
+      </w:r>
+      <w:r>
+        <w:rPr>
+          <w:i/>
+          <w:iCs/>
+        </w:rPr>
+        <w:t xml:space="preserve">41</w:t>
+      </w:r>
+      <w:r>
+        <w:t xml:space="preserve">, 15.</w:t>
+      </w:r>
+      <w:r>
+        <w:t xml:space="preserve"> </w:t>
+      </w:r>
+      <w:hyperlink r:id="rId79">
         <w:r>
           <w:rPr>
             <w:rStyle w:val="Hyperlink"/>
           </w:rPr>
-          <w:t xml:space="preserve">doi:10.1145/1541880.1541882</w:t>
+          <w:t xml:space="preserve">https://doi.org/10.1145/1541880.1541882</w:t>
         </w:r>
       </w:hyperlink>
       <w:r>
         <w:t xml:space="preserve">.</w:t>
       </w:r>
-      <w:bookmarkEnd w:id="81"/>
+      <w:bookmarkEnd w:id="80"/>
     </w:p>
     <w:p>
       <w:pPr>
@@ -17765,9 +17728,9 @@
         </w:rPr>
         <w:t xml:space="preserve">23. </w:t>
       </w:r>
-      <w:bookmarkStart w:id="83" w:name="r-pang"/>
-      <w:r>
-        <w:t xml:space="preserve">G. Pang, C. Shen, L. Cao, and A. van den Hengel. “Deep Learning for Anomaly Detection: A Review.”</w:t>
+      <w:bookmarkStart w:id="82" w:name="r-pang"/>
+      <w:r>
+        <w:t xml:space="preserve">Pang, G.; Shen, C.; Cao, L.; van den Hengel, A. Deep learning for anomaly detection: A review.</w:t>
       </w:r>
       <w:r>
         <w:t xml:space="preserve"> </w:t>
@@ -17777,26 +17740,49 @@
           <w:i/>
           <w:iCs/>
         </w:rPr>
-        <w:t xml:space="preserve">ACM Computing Surveys</w:t>
-      </w:r>
-      <w:r>
-        <w:t xml:space="preserve">, 54(2):Article 38, 2021.</w:t>
-      </w:r>
-      <w:r>
-        <w:t xml:space="preserve"> </w:t>
-      </w:r>
-      <w:hyperlink r:id="rId82">
+        <w:t xml:space="preserve">ACM Comput. Surv.</w:t>
+      </w:r>
+      <w:r>
+        <w:t xml:space="preserve"> </w:t>
+      </w:r>
+      <w:r>
+        <w:rPr>
+          <w:b/>
+          <w:bCs/>
+        </w:rPr>
+        <w:t xml:space="preserve">2021</w:t>
+      </w:r>
+      <w:r>
+        <w:t xml:space="preserve">,</w:t>
+      </w:r>
+      <w:r>
+        <w:t xml:space="preserve"> </w:t>
+      </w:r>
+      <w:r>
+        <w:rPr>
+          <w:i/>
+          <w:iCs/>
+        </w:rPr>
+        <w:t xml:space="preserve">54</w:t>
+      </w:r>
+      <w:r>
+        <w:t xml:space="preserve">, 38.</w:t>
+      </w:r>
+      <w:r>
+        <w:t xml:space="preserve"> </w:t>
+      </w:r>
+      <w:hyperlink r:id="rId81">
         <w:r>
           <w:rPr>
             <w:rStyle w:val="Hyperlink"/>
           </w:rPr>
-          <w:t xml:space="preserve">arXiv:2007.02500</w:t>
+          <w:t xml:space="preserve">https://doi.org/10.1145/3439950</w:t>
         </w:r>
       </w:hyperlink>
       <w:r>
-        <w:t xml:space="preserve">, doi:10.1145/3439950.</w:t>
-      </w:r>
-      <w:bookmarkEnd w:id="83"/>
+        <w:t xml:space="preserve">.</w:t>
+      </w:r>
+      <w:bookmarkEnd w:id="82"/>
     </w:p>
     <w:p>
       <w:pPr>
@@ -17815,9 +17801,9 @@
         </w:rPr>
         <w:t xml:space="preserve">24. </w:t>
       </w:r>
-      <w:bookmarkStart w:id="85" w:name="r-ruff"/>
-      <w:r>
-        <w:t xml:space="preserve">L. Ruff, J. R. Kauffmann, R. A. Vandermeulen, G. Montavon, W. Samek, M. Kloft, T. G. Dietterich, and K.-R. Müller. “A Unifying Review of Deep and Shallow Anomaly Detection.”</w:t>
+      <w:bookmarkStart w:id="84" w:name="r-ruff"/>
+      <w:r>
+        <w:t xml:space="preserve">Ruff, L.; Kauffmann, J.R.; Vandermeulen, R.A.; Montavon, G.; Samek, W.; Kloft, M.; Dietterich, T.G.; Müller, K.-R. A unifying review of deep and shallow anomaly detection.</w:t>
       </w:r>
       <w:r>
         <w:t xml:space="preserve"> </w:t>
@@ -17827,26 +17813,49 @@
           <w:i/>
           <w:iCs/>
         </w:rPr>
-        <w:t xml:space="preserve">Proceedings of the IEEE</w:t>
-      </w:r>
-      <w:r>
-        <w:t xml:space="preserve">, 109(5):756–795, 2021.</w:t>
-      </w:r>
-      <w:r>
-        <w:t xml:space="preserve"> </w:t>
-      </w:r>
-      <w:hyperlink r:id="rId84">
+        <w:t xml:space="preserve">Proc. IEEE</w:t>
+      </w:r>
+      <w:r>
+        <w:t xml:space="preserve"> </w:t>
+      </w:r>
+      <w:r>
+        <w:rPr>
+          <w:b/>
+          <w:bCs/>
+        </w:rPr>
+        <w:t xml:space="preserve">2021</w:t>
+      </w:r>
+      <w:r>
+        <w:t xml:space="preserve">,</w:t>
+      </w:r>
+      <w:r>
+        <w:t xml:space="preserve"> </w:t>
+      </w:r>
+      <w:r>
+        <w:rPr>
+          <w:i/>
+          <w:iCs/>
+        </w:rPr>
+        <w:t xml:space="preserve">109</w:t>
+      </w:r>
+      <w:r>
+        <w:t xml:space="preserve">, 756–795.</w:t>
+      </w:r>
+      <w:r>
+        <w:t xml:space="preserve"> </w:t>
+      </w:r>
+      <w:hyperlink r:id="rId83">
         <w:r>
           <w:rPr>
             <w:rStyle w:val="Hyperlink"/>
           </w:rPr>
-          <w:t xml:space="preserve">arXiv:2009.11732</w:t>
+          <w:t xml:space="preserve">https://doi.org/10.1109/JPROC.2021.3052449</w:t>
         </w:r>
       </w:hyperlink>
       <w:r>
-        <w:t xml:space="preserve">, doi:10.1109/JPROC.2021.3052449.</w:t>
-      </w:r>
-      <w:bookmarkEnd w:id="85"/>
+        <w:t xml:space="preserve">.</w:t>
+      </w:r>
+      <w:bookmarkEnd w:id="84"/>
     </w:p>
     <w:p>
       <w:pPr>
@@ -17865,9 +17874,9 @@
         </w:rPr>
         <w:t xml:space="preserve">25. </w:t>
       </w:r>
-      <w:bookmarkStart w:id="87" w:name="r-tsreview"/>
-      <w:r>
-        <w:t xml:space="preserve">A. Blázquez-García, A. Conde, U. Mori, and J. A. Lozano. “A Review on Outlier/Anomaly Detection in Time Series Data.”</w:t>
+      <w:bookmarkStart w:id="86" w:name="r-tsreview"/>
+      <w:r>
+        <w:t xml:space="preserve">Blázquez-García, A.; Conde, A.; Mori, U.; Lozano, J.A. A review on outlier/anomaly detection in time series data.</w:t>
       </w:r>
       <w:r>
         <w:t xml:space="preserve"> </w:t>
@@ -17877,26 +17886,49 @@
           <w:i/>
           <w:iCs/>
         </w:rPr>
-        <w:t xml:space="preserve">ACM Computing Surveys</w:t>
-      </w:r>
-      <w:r>
-        <w:t xml:space="preserve">, 54(3):Article 56, 2021.</w:t>
-      </w:r>
-      <w:r>
-        <w:t xml:space="preserve"> </w:t>
-      </w:r>
-      <w:hyperlink r:id="rId86">
+        <w:t xml:space="preserve">ACM Comput. Surv.</w:t>
+      </w:r>
+      <w:r>
+        <w:t xml:space="preserve"> </w:t>
+      </w:r>
+      <w:r>
+        <w:rPr>
+          <w:b/>
+          <w:bCs/>
+        </w:rPr>
+        <w:t xml:space="preserve">2021</w:t>
+      </w:r>
+      <w:r>
+        <w:t xml:space="preserve">,</w:t>
+      </w:r>
+      <w:r>
+        <w:t xml:space="preserve"> </w:t>
+      </w:r>
+      <w:r>
+        <w:rPr>
+          <w:i/>
+          <w:iCs/>
+        </w:rPr>
+        <w:t xml:space="preserve">54</w:t>
+      </w:r>
+      <w:r>
+        <w:t xml:space="preserve">, 56.</w:t>
+      </w:r>
+      <w:r>
+        <w:t xml:space="preserve"> </w:t>
+      </w:r>
+      <w:hyperlink r:id="rId85">
         <w:r>
           <w:rPr>
             <w:rStyle w:val="Hyperlink"/>
           </w:rPr>
-          <w:t xml:space="preserve">arXiv:2002.04236</w:t>
+          <w:t xml:space="preserve">https://doi.org/10.1145/3444690</w:t>
         </w:r>
       </w:hyperlink>
       <w:r>
-        <w:t xml:space="preserve">, doi:10.1145/3444690.</w:t>
-      </w:r>
-      <w:bookmarkEnd w:id="87"/>
+        <w:t xml:space="preserve">.</w:t>
+      </w:r>
+      <w:bookmarkEnd w:id="86"/>
     </w:p>
     <w:p>
       <w:pPr>
@@ -17915,9 +17947,9 @@
         </w:rPr>
         <w:t xml:space="preserve">26. </w:t>
       </w:r>
-      <w:bookmarkStart w:id="89" w:name="r-icssurvey"/>
-      <w:r>
-        <w:t xml:space="preserve">Y. Hu, A. Yang, H. Li, Y. Sun, and L. Sun. “A Survey of Intrusion Detection on Industrial Control Systems.”</w:t>
+      <w:bookmarkStart w:id="88" w:name="r-icssurvey"/>
+      <w:r>
+        <w:t xml:space="preserve">Hu, Y.; Yang, A.; Li, H.; Sun, Y.; Sun, L. A survey of intrusion detection on industrial control systems.</w:t>
       </w:r>
       <w:r>
         <w:t xml:space="preserve"> </w:t>
@@ -17927,29 +17959,52 @@
           <w:i/>
           <w:iCs/>
         </w:rPr>
-        <w:t xml:space="preserve">International Journal of Distributed Sensor Networks</w:t>
-      </w:r>
-      <w:r>
-        <w:t xml:space="preserve">, 14(8), 2018.</w:t>
-      </w:r>
-      <w:r>
-        <w:t xml:space="preserve"> </w:t>
-      </w:r>
-      <w:hyperlink r:id="rId88">
+        <w:t xml:space="preserve">Int. J. Distrib. Sens. Netw.</w:t>
+      </w:r>
+      <w:r>
+        <w:t xml:space="preserve"> </w:t>
+      </w:r>
+      <w:r>
+        <w:rPr>
+          <w:b/>
+          <w:bCs/>
+        </w:rPr>
+        <w:t xml:space="preserve">2018</w:t>
+      </w:r>
+      <w:r>
+        <w:t xml:space="preserve">,</w:t>
+      </w:r>
+      <w:r>
+        <w:t xml:space="preserve"> </w:t>
+      </w:r>
+      <w:r>
+        <w:rPr>
+          <w:i/>
+          <w:iCs/>
+        </w:rPr>
+        <w:t xml:space="preserve">14</w:t>
+      </w:r>
+      <w:r>
+        <w:t xml:space="preserve">, 1550147718794615.</w:t>
+      </w:r>
+      <w:r>
+        <w:t xml:space="preserve"> </w:t>
+      </w:r>
+      <w:hyperlink r:id="rId87">
         <w:r>
           <w:rPr>
             <w:rStyle w:val="Hyperlink"/>
           </w:rPr>
-          <w:t xml:space="preserve">doi:10.1177/1550147718794615</w:t>
+          <w:t xml:space="preserve">https://doi.org/10.1177/1550147718794615</w:t>
         </w:r>
       </w:hyperlink>
       <w:r>
         <w:t xml:space="preserve">.</w:t>
       </w:r>
-      <w:bookmarkEnd w:id="89"/>
+      <w:bookmarkEnd w:id="88"/>
     </w:p>
+    <w:bookmarkEnd w:id="89"/>
     <w:bookmarkEnd w:id="90"/>
-    <w:bookmarkEnd w:id="91"/>
     <w:sectPr>
       <w:footerReference w:type="default" r:id="rId9"/>
       <w:pgSz w:h="15840" w:w="12240"/>

--- a/poc/paper/paper.docx
+++ b/poc/paper/paper.docx
@@ -15838,7 +15838,7 @@
           <wp:inline>
             <wp:extent cx="5943600" cy="2476500"/>
             <wp:effectExtent b="0" l="0" r="0" t="0"/>
-            <wp:docPr descr="fig" title="" id="32" name="Picture"/>
+            <wp:docPr descr="Difficult-subset AUROC by method" title="" id="32" name="Picture"/>
             <a:graphic>
               <a:graphicData uri="http://schemas.openxmlformats.org/drawingml/2006/picture">
                 <pic:pic>
@@ -16589,7 +16589,7 @@
         <w:t xml:space="preserve"> </w:t>
       </w:r>
       <w:r>
-        <w:t xml:space="preserve">This study uses only publicly available community benchmark datasets and created no new data. WADI and SWaT are available from iTrust, Singapore University of Technology and Design (https://itrust.sutd.edu.sg/, access granted on request); HAI is available from its public release by ETRI; and SKAB is available from its public repository. The source code supporting the reported results is available from the corresponding author on reasonable request.</w:t>
+        <w:t xml:space="preserve">This study uses only publicly available community benchmark datasets and created no new data. WADI and SWaT are available from iTrust, Singapore University of Technology and Design (https://itrust.sutd.edu.sg/, access granted on request); HAI is available from its public release by ETRI; and SKAB is available from its public repository. The trained model checkpoints (one per dataset) and the source code supporting the reported results are openly archived on Zenodo at https://doi.org/10.5281/zenodo.21821524. Each checkpoint contains learned parameters only, not the underlying data, and is trained with a fixed seed so that it reproduces the reported numbers.</w:t>
       </w:r>
     </w:p>
     <w:p>

--- a/poc/paper/paper.docx
+++ b/poc/paper/paper.docx
@@ -2,7 +2,7 @@
 <file path=word/document.xml><?xml version="1.0" encoding="utf-8"?>
 <w:document xmlns:w="http://schemas.openxmlformats.org/wordprocessingml/2006/main" xmlns:m="http://schemas.openxmlformats.org/officeDocument/2006/math" xmlns:r="http://schemas.openxmlformats.org/officeDocument/2006/relationships" xmlns:o="urn:schemas-microsoft-com:office:office" xmlns:v="urn:schemas-microsoft-com:vml" xmlns:w10="urn:schemas-microsoft-com:office:word" xmlns:a="http://schemas.openxmlformats.org/drawingml/2006/main" xmlns:pic="http://schemas.openxmlformats.org/drawingml/2006/picture" xmlns:wp="http://schemas.openxmlformats.org/drawingml/2006/wordprocessingDrawing">
   <w:body>
-    <w:bookmarkStart w:id="90" w:name="X82f8a503c88a86fef885ebbff7266bf4401a396"/>
+    <w:bookmarkStart w:id="90" w:name="X34ffeccd8fa8680466ef726aa48b22427e6bffb"/>
     <w:p>
       <w:pPr>
         <w:pStyle w:val="Title"/>
@@ -13,7 +13,7 @@
         <w:widowControl w:val="1"/>
       </w:pPr>
       <w:r>
-        <w:t xml:space="preserve">Modeling Normal Is All You Need: Joint Latent Clustering for Anomaly Detection in Multimodal Cyber-Physical Systems</w:t>
+        <w:t xml:space="preserve">Modeling Normal Is All You Need: Joint Latent Clustering for Anomaly Detection in Multimodal Cyber-Physical Systems and the Industrial IoT</w:t>
       </w:r>
     </w:p>
     <w:p>
@@ -186,23 +186,7 @@
         <w:widowControl w:val="1"/>
       </w:pPr>
       <w:r>
-        <w:t xml:space="preserve">Faults on a networked cyber-physical system (CPS), the sensing-and-actuation core of an industrial Internet-of-Things (IoT) deployment, are too rare and unrepresentative to characterise or to select a model on, so detection must instead</w:t>
-      </w:r>
-      <w:r>
-        <w:t xml:space="preserve"> </w:t>
-      </w:r>
-      <w:r>
-        <w:rPr>
-          <w:i/>
-          <w:iCs/>
-        </w:rPr>
-        <w:t xml:space="preserve">model normal</w:t>
-      </w:r>
-      <w:r>
-        <w:t xml:space="preserve"> </w:t>
-      </w:r>
-      <w:r>
-        <w:t xml:space="preserve">behaviour; the standard point-adjusted evaluation, however, rewards detectors that never do. CPS normal behaviour is the union of many imbalanced, curved, thin-fringed operating regimes rather than a single blob, a structure we state as ten assumptions (A1–A10) abbreviated</w:t>
+        <w:t xml:space="preserve">Networked cyber-physical systems (CPS), the sensing-and-actuation core of the industrial Internet of Things (IoT), must be monitored for faults. Because real faults are rare and never cover every way a system can fail, a detector cannot learn them directly; it must instead learn normal behaviour and flag departures from it. Two things make this hard. First, normal CPS behaviour is not a single cluster but a union of many operating regimes, some frequent and some rare, each with legitimate low-density edges; we state this as ten assumptions (A1–A10), abbreviated</w:t>
       </w:r>
       <w:r>
         <w:t xml:space="preserve"> </w:t>
@@ -218,7 +202,7 @@
         <w:t xml:space="preserve"> </w:t>
       </w:r>
       <w:r>
-        <w:t xml:space="preserve">(MIIM). We model the normal law with a jointly learned latent plus explicit Gaussian-mixture mode clustering, scored in the latent rather than by a global density or a reconstruction residual, and evaluate under a fair protocol: raw point-wise metrics, a trivial-detector difficulty split, prevalence-matched F1, and train-normal-only calibration. On three real CPS datasets (WADI, HAI, SKAB) the detector</w:t>
+        <w:t xml:space="preserve">(MIIM). Second, the point-adjusted scoring used in most papers is so lenient that even a random detector can top the rankings. Our method learns a latent space and an explicit Gaussian mixture of operating modes together, then scores each window by how well it fits those modes, dropping the reconstruction error that a flexible decoder makes uninformative. We evaluate it fairly, with raw point-wise metrics, a split into easy and difficult anomalies, prevalence-matched F1, and calibration on normal data only. On three real CPS datasets (WADI, HAI, SKAB) it gives</w:t>
       </w:r>
       <w:r>
         <w:t xml:space="preserve"> </w:t>
@@ -228,10 +212,13 @@
           <w:b/>
           <w:bCs/>
         </w:rPr>
-        <w:t xml:space="preserve">wins both the combined and the difficult column on all three</w:t>
-      </w:r>
-      <w:r>
-        <w:t xml:space="preserve">, reaching difficult-subset AUROC 0.831 on HAI, 0.726 on WADI and 0.610 on SKAB. The margin is largest on the two multimodal datasets the assumptions target and slimmest on the near-unimodal one, and it holds against three deep detectors (USAD, TranAD, GDN) re-scored with the same raw metrics. The contributions are the MIIM assumption set, the difficulty-stratified protocol, and a latent-only score that drops reconstruction because a flexible decoder rebuilds the hard faults faithfully.</w:t>
+        <w:t xml:space="preserve">the best overall and the best difficult-case detection on all three</w:t>
+      </w:r>
+      <w:r>
+        <w:t xml:space="preserve"> </w:t>
+      </w:r>
+      <w:r>
+        <w:t xml:space="preserve">(difficult-subset AUROC 0.831, 0.726 and 0.610), beating three deep detectors (USAD, TranAD, GDN) re-scored under the same metrics. The margin is largest on the most multimodal systems, exactly as MIIM predicts.</w:t>
       </w:r>
     </w:p>
     <w:bookmarkEnd w:id="9"/>

--- a/poc/paper/paper.docx
+++ b/poc/paper/paper.docx
@@ -186,7 +186,7 @@
         <w:widowControl w:val="1"/>
       </w:pPr>
       <w:r>
-        <w:t xml:space="preserve">Networked cyber-physical systems (CPS), the sensing-and-actuation core of the industrial Internet of Things (IoT), must be monitored for faults. Because real faults are rare and never cover every way a system can fail, a detector cannot learn them directly; it must instead learn normal behaviour and flag departures from it. Two things make this hard. First, normal CPS behaviour is not a single cluster but a union of many operating regimes, some frequent and some rare, each with legitimate low-density edges; we state this as ten assumptions (A1–A10), abbreviated</w:t>
+        <w:t xml:space="preserve">Fault detection in networked cyber-physical systems (CPS), which form the sensing and actuation layer of industrial Internet-of-Things deployments, is difficult because faults are rare and poorly represented in available data. Detection must therefore rely on models of normal behaviour rather than representative fault examples. However, existing AI methods often fail because they ignore the unique structure of CPS, where stochastic behaviour is constrained by physical laws, engineered control logic, and numerous operating regimes. More generally, normal CPS behaviour is not a single distribution, but a union of many imbalanced, curved, and sparsely populated regimes. We formalize this structure through ten assumptions, A1–A10, summarized as</w:t>
       </w:r>
       <w:r>
         <w:t xml:space="preserve"> </w:t>
@@ -202,23 +202,7 @@
         <w:t xml:space="preserve"> </w:t>
       </w:r>
       <w:r>
-        <w:t xml:space="preserve">(MIIM). Second, the point-adjusted scoring used in most papers is so lenient that even a random detector can top the rankings. Our method learns a latent space and an explicit Gaussian mixture of operating modes together, then scores each window by how well it fits those modes, dropping the reconstruction error that a flexible decoder makes uninformative. We evaluate it fairly, with raw point-wise metrics, a split into easy and difficult anomalies, prevalence-matched F1, and calibration on normal data only. On three real CPS datasets (WADI, HAI, SKAB) it gives</w:t>
-      </w:r>
-      <w:r>
-        <w:t xml:space="preserve"> </w:t>
-      </w:r>
-      <w:r>
-        <w:rPr>
-          <w:b/>
-          <w:bCs/>
-        </w:rPr>
-        <w:t xml:space="preserve">the best overall and the best difficult-case detection on all three</w:t>
-      </w:r>
-      <w:r>
-        <w:t xml:space="preserve"> </w:t>
-      </w:r>
-      <w:r>
-        <w:t xml:space="preserve">(difficult-subset AUROC 0.831, 0.726 and 0.610), beating three deep detectors (USAD, TranAD, GDN) re-scored under the same metrics. The margin is largest on the most multimodal systems, exactly as MIIM predicts.</w:t>
+        <w:t xml:space="preserve">(MIIM). Based on these assumptions, we jointly learn a latent representation and a Gaussian-mixture clustering of operating modes. Anomaly scores are computed directly in latent space rather than from a density estimate or reconstruction error. We evaluate the method using raw point-wise metrics, a split between easy and difficult cases defined by a trivial detector, prevalence-matched F1, and calibration using normal training data. Across WADI, HAI, and SKAB, the method performs best overall and on difficult subsets, achieving AUROC values of 0.831, 0.726, and 0.610, respectively. Gains are strongest on multimodal datasets and remain consistent against USAD, TranAD, and GDN. The contributions are the MIIM assumptions, the difficulty-stratified protocol, and a latent-only anomaly score.</w:t>
       </w:r>
     </w:p>
     <w:bookmarkEnd w:id="9"/>

--- a/poc/paper/paper.docx
+++ b/poc/paper/paper.docx
@@ -2,7 +2,7 @@
 <file path=word/document.xml><?xml version="1.0" encoding="utf-8"?>
 <w:document xmlns:w="http://schemas.openxmlformats.org/wordprocessingml/2006/main" xmlns:m="http://schemas.openxmlformats.org/officeDocument/2006/math" xmlns:r="http://schemas.openxmlformats.org/officeDocument/2006/relationships" xmlns:o="urn:schemas-microsoft-com:office:office" xmlns:v="urn:schemas-microsoft-com:vml" xmlns:w10="urn:schemas-microsoft-com:office:word" xmlns:a="http://schemas.openxmlformats.org/drawingml/2006/main" xmlns:pic="http://schemas.openxmlformats.org/drawingml/2006/picture" xmlns:wp="http://schemas.openxmlformats.org/drawingml/2006/wordprocessingDrawing">
   <w:body>
-    <w:bookmarkStart w:id="90" w:name="X34ffeccd8fa8680466ef726aa48b22427e6bffb"/>
+    <w:bookmarkStart w:id="90" w:name="X82f8a503c88a86fef885ebbff7266bf4401a396"/>
     <w:p>
       <w:pPr>
         <w:pStyle w:val="Title"/>
@@ -13,7 +13,7 @@
         <w:widowControl w:val="1"/>
       </w:pPr>
       <w:r>
-        <w:t xml:space="preserve">Modeling Normal Is All You Need: Joint Latent Clustering for Anomaly Detection in Multimodal Cyber-Physical Systems and the Industrial IoT</w:t>
+        <w:t xml:space="preserve">Modeling Normal Is All You Need: Joint Latent Clustering for Anomaly Detection in Multimodal Cyber-Physical Systems</w:t>
       </w:r>
     </w:p>
     <w:p>

--- a/poc/paper/paper.docx
+++ b/poc/paper/paper.docx
@@ -51,7 +51,44 @@
           <w:sz w:val="20"/>
           <w:vertAlign w:val="superscript"/>
         </w:rPr>
-        <w:t xml:space="preserve">1,</w:t>
+        <w:t xml:space="preserve">1</w:t>
+      </w:r>
+      <w:r>
+        <w:rPr>
+          <w:rFonts w:ascii="Times New Roman" w:hAnsi="Times New Roman"/>
+          <w:b w:val="0"/>
+          <w:i/>
+          <w:sz w:val="20"/>
+        </w:rPr>
+        <w:t xml:space="preserve"> </w:t>
+      </w:r>
+      <w:r>
+        <w:rPr>
+          <w:rFonts w:ascii="Times New Roman" w:hAnsi="Times New Roman"/>
+          <w:b w:val="0"/>
+          <w:i/>
+          <w:sz w:val="20"/>
+        </w:rPr>
+        <w:t xml:space="preserve">and Yehudit Aperstein</w:t>
+      </w:r>
+      <w:r>
+        <w:rPr>
+          <w:rFonts w:ascii="Times New Roman" w:hAnsi="Times New Roman"/>
+          <w:b w:val="0"/>
+          <w:i/>
+          <w:sz w:val="20"/>
+        </w:rPr>
+        <w:t xml:space="preserve"> </w:t>
+      </w:r>
+      <w:r>
+        <w:rPr>
+          <w:rFonts w:ascii="Times New Roman" w:hAnsi="Times New Roman"/>
+          <w:b w:val="0"/>
+          <w:i/>
+          <w:sz w:val="20"/>
+          <w:vertAlign w:val="superscript"/>
+        </w:rPr>
+        <w:t xml:space="preserve">2,</w:t>
       </w:r>
       <w:hyperlink w:anchor="correspondence">
         <w:r>
@@ -62,43 +99,6 @@
           <w:t xml:space="preserve">*</w:t>
         </w:r>
       </w:hyperlink>
-      <w:r>
-        <w:rPr>
-          <w:rFonts w:ascii="Times New Roman" w:hAnsi="Times New Roman"/>
-          <w:b w:val="0"/>
-          <w:i/>
-          <w:sz w:val="20"/>
-        </w:rPr>
-        <w:t xml:space="preserve"> </w:t>
-      </w:r>
-      <w:r>
-        <w:rPr>
-          <w:rFonts w:ascii="Times New Roman" w:hAnsi="Times New Roman"/>
-          <w:b w:val="0"/>
-          <w:i/>
-          <w:sz w:val="20"/>
-        </w:rPr>
-        <w:t xml:space="preserve">and Yehudit Aperstein</w:t>
-      </w:r>
-      <w:r>
-        <w:rPr>
-          <w:rFonts w:ascii="Times New Roman" w:hAnsi="Times New Roman"/>
-          <w:b w:val="0"/>
-          <w:i/>
-          <w:sz w:val="20"/>
-        </w:rPr>
-        <w:t xml:space="preserve"> </w:t>
-      </w:r>
-      <w:r>
-        <w:rPr>
-          <w:rFonts w:ascii="Times New Roman" w:hAnsi="Times New Roman"/>
-          <w:b w:val="0"/>
-          <w:i/>
-          <w:sz w:val="20"/>
-          <w:vertAlign w:val="superscript"/>
-        </w:rPr>
-        <w:t xml:space="preserve">2</w:t>
-      </w:r>
     </w:p>
     <w:p>
       <w:pPr>
@@ -160,7 +160,7 @@
         <w:t xml:space="preserve"> </w:t>
       </w:r>
       <w:r>
-        <w:t xml:space="preserve">Correspondence: alexanderap@hit.ac.il</w:t>
+        <w:t xml:space="preserve">Correspondence: apersteiny@afeka.ac.il</w:t>
       </w:r>
     </w:p>
     <w:bookmarkStart w:id="9" w:name="abstract"/>
